--- a/Short Proposal Umair MS.docx
+++ b/Short Proposal Umair MS.docx
@@ -1,6 +1,6 @@
 
 <file path=word/document.xml><?xml version="1.0" encoding="utf-8"?>
-<w:document xmlns:wpc="http://schemas.microsoft.com/office/word/2010/wordprocessingCanvas" xmlns:cx="http://schemas.microsoft.com/office/drawing/2014/chartex" xmlns:cx1="http://schemas.microsoft.com/office/drawing/2015/9/8/chartex" xmlns:cx2="http://schemas.microsoft.com/office/drawing/2015/10/21/chartex" xmlns:cx3="http://schemas.microsoft.com/office/drawing/2016/5/9/chartex" xmlns:cx4="http://schemas.microsoft.com/office/drawing/2016/5/10/chartex" xmlns:cx5="http://schemas.microsoft.com/office/drawing/2016/5/11/chartex" xmlns:cx6="http://schemas.microsoft.com/office/drawing/2016/5/12/chartex" xmlns:cx7="http://schemas.microsoft.com/office/drawing/2016/5/13/chartex" xmlns:cx8="http://schemas.microsoft.com/office/drawing/2016/5/14/chartex" xmlns:mc="http://schemas.openxmlformats.org/markup-compatibility/2006" xmlns:aink="http://schemas.microsoft.com/office/drawing/2016/ink" xmlns:am3d="http://schemas.microsoft.com/office/drawing/2017/model3d" xmlns:o="urn:schemas-microsoft-com:office:office" xmlns:oel="http://schemas.microsoft.com/office/2019/extlst" xmlns:r="http://schemas.openxmlformats.org/officeDocument/2006/relationships" xmlns:m="http://schemas.openxmlformats.org/officeDocument/2006/math" xmlns:v="urn:schemas-microsoft-com:vml" xmlns:wp14="http://schemas.microsoft.com/office/word/2010/wordprocessingDrawing" xmlns:wp="http://schemas.openxmlformats.org/drawingml/2006/wordprocessingDrawing" xmlns:w10="urn:schemas-microsoft-com:office:word" xmlns:w="http://schemas.openxmlformats.org/wordprocessingml/2006/main" xmlns:w14="http://schemas.microsoft.com/office/word/2010/wordml" xmlns:w15="http://schemas.microsoft.com/office/word/2012/wordml" xmlns:w16cei="http://schemas.microsoft.com/office/word/2026/wordml/cei" xmlns:w16cex="http://schemas.microsoft.com/office/word/2018/wordml/cex" xmlns:w16cid="http://schemas.microsoft.com/office/word/2016/wordml/cid" xmlns:w16="http://schemas.microsoft.com/office/word/2018/wordml" xmlns:w16du="http://schemas.microsoft.com/office/word/2023/wordml/word16du" xmlns:w16sdtdh="http://schemas.microsoft.com/office/word/2020/wordml/sdtdatahash" xmlns:w16sdtfl="http://schemas.microsoft.com/office/word/2024/wordml/sdtformatlock" xmlns:w16se="http://schemas.microsoft.com/office/word/2015/wordml/symex" xmlns:wpg="http://schemas.microsoft.com/office/word/2010/wordprocessingGroup" xmlns:wpi="http://schemas.microsoft.com/office/word/2010/wordprocessingInk" xmlns:wne="http://schemas.microsoft.com/office/word/2006/wordml" xmlns:wps="http://schemas.microsoft.com/office/word/2010/wordprocessingShape" mc:Ignorable="w14 w15 w16se w16cid w16 w16cex w16sdtdh w16sdtfl w16du wp14">
+<w:document xmlns:wpc="http://schemas.microsoft.com/office/word/2010/wordprocessingCanvas" xmlns:cx="http://schemas.microsoft.com/office/drawing/2014/chartex" xmlns:cx1="http://schemas.microsoft.com/office/drawing/2015/9/8/chartex" xmlns:cx2="http://schemas.microsoft.com/office/drawing/2015/10/21/chartex" xmlns:cx3="http://schemas.microsoft.com/office/drawing/2016/5/9/chartex" xmlns:cx4="http://schemas.microsoft.com/office/drawing/2016/5/10/chartex" xmlns:cx5="http://schemas.microsoft.com/office/drawing/2016/5/11/chartex" xmlns:cx6="http://schemas.microsoft.com/office/drawing/2016/5/12/chartex" xmlns:cx7="http://schemas.microsoft.com/office/drawing/2016/5/13/chartex" xmlns:cx8="http://schemas.microsoft.com/office/drawing/2016/5/14/chartex" xmlns:mc="http://schemas.openxmlformats.org/markup-compatibility/2006" xmlns:aink="http://schemas.microsoft.com/office/drawing/2016/ink" xmlns:am3d="http://schemas.microsoft.com/office/drawing/2017/model3d" xmlns:o="urn:schemas-microsoft-com:office:office" xmlns:oel="http://schemas.microsoft.com/office/2019/extlst" xmlns:r="http://schemas.openxmlformats.org/officeDocument/2006/relationships" xmlns:m="http://schemas.openxmlformats.org/officeDocument/2006/math" xmlns:v="urn:schemas-microsoft-com:vml" xmlns:wp14="http://schemas.microsoft.com/office/word/2010/wordprocessingDrawing" xmlns:wp="http://schemas.openxmlformats.org/drawingml/2006/wordprocessingDrawing" xmlns:w10="urn:schemas-microsoft-com:office:word" xmlns:w="http://schemas.openxmlformats.org/wordprocessingml/2006/main" xmlns:w14="http://schemas.microsoft.com/office/word/2010/wordml" xmlns:w15="http://schemas.microsoft.com/office/word/2012/wordml" xmlns:w16cex="http://schemas.microsoft.com/office/word/2018/wordml/cex" xmlns:w16cid="http://schemas.microsoft.com/office/word/2016/wordml/cid" xmlns:w16="http://schemas.microsoft.com/office/word/2018/wordml" xmlns:w16du="http://schemas.microsoft.com/office/word/2023/wordml/word16du" xmlns:w16sdtdh="http://schemas.microsoft.com/office/word/2020/wordml/sdtdatahash" xmlns:w16sdtfl="http://schemas.microsoft.com/office/word/2024/wordml/sdtformatlock" xmlns:w16se="http://schemas.microsoft.com/office/word/2015/wordml/symex" xmlns:wpg="http://schemas.microsoft.com/office/word/2010/wordprocessingGroup" xmlns:wpi="http://schemas.microsoft.com/office/word/2010/wordprocessingInk" xmlns:wne="http://schemas.microsoft.com/office/word/2006/wordml" xmlns:wps="http://schemas.microsoft.com/office/word/2010/wordprocessingShape" mc:Ignorable="w14 w15 w16se w16cid w16 w16cex w16sdtdh w16sdtfl w16du wp14">
   <w:body>
     <w:p>
       <w:pPr>
@@ -46,8 +46,8 @@
     </w:p>
     <w:tbl>
       <w:tblPr>
-        <w:tblW w:w="0" w:type="auto"/>
-        <w:tblInd w:w="203" w:type="dxa"/>
+        <w:tblW w:w="10234" w:type="dxa"/>
+        <w:tblInd w:w="-157" w:type="dxa"/>
         <w:tblLayout w:type="fixed"/>
         <w:tblCellMar>
           <w:left w:w="0" w:type="dxa"/>
@@ -56,7 +56,7 @@
         <w:tblLook w:val="01E0" w:firstRow="1" w:lastRow="1" w:firstColumn="1" w:lastColumn="1" w:noHBand="0" w:noVBand="0"/>
       </w:tblPr>
       <w:tblGrid>
-        <w:gridCol w:w="2250"/>
+        <w:gridCol w:w="2610"/>
         <w:gridCol w:w="2362"/>
         <w:gridCol w:w="2812"/>
         <w:gridCol w:w="2450"/>
@@ -67,7 +67,7 @@
         </w:trPr>
         <w:tc>
           <w:tcPr>
-            <w:tcW w:w="2250" w:type="dxa"/>
+            <w:tcW w:w="2610" w:type="dxa"/>
             <w:tcBorders>
               <w:top w:val="single" w:sz="18" w:space="0" w:color="000000"/>
               <w:left w:val="single" w:sz="18" w:space="0" w:color="000000"/>
@@ -78,10 +78,16 @@
               <w:pStyle w:val="TableParagraph"/>
               <w:spacing w:before="242"/>
               <w:ind w:left="164"/>
+              <w:rPr>
+                <w:sz w:val="24"/>
+                <w:szCs w:val="24"/>
+              </w:rPr>
             </w:pPr>
             <w:r>
               <w:rPr>
                 <w:spacing w:val="-2"/>
+                <w:sz w:val="24"/>
+                <w:szCs w:val="24"/>
               </w:rPr>
               <w:t>Presentation Date:</w:t>
             </w:r>
@@ -100,12 +106,18 @@
               <w:spacing w:before="242"/>
               <w:ind w:left="47" w:right="34"/>
               <w:jc w:val="center"/>
+              <w:rPr>
+                <w:sz w:val="24"/>
+                <w:szCs w:val="24"/>
+              </w:rPr>
             </w:pPr>
             <w:r>
               <w:rPr>
                 <w:spacing w:val="-2"/>
-              </w:rPr>
-              <w:t>………………………….</w:t>
+                <w:sz w:val="24"/>
+                <w:szCs w:val="24"/>
+              </w:rPr>
+              <w:t>…………….</w:t>
             </w:r>
           </w:p>
         </w:tc>
@@ -122,23 +134,24 @@
             <w:pPr>
               <w:pStyle w:val="TableParagraph"/>
               <w:spacing w:before="242"/>
-              <w:ind w:left="131"/>
+              <w:rPr>
+                <w:sz w:val="24"/>
+                <w:szCs w:val="24"/>
+              </w:rPr>
             </w:pPr>
             <w:r>
               <w:rPr>
                 <w:spacing w:val="-2"/>
-              </w:rPr>
-              <w:t>Program (Dept)</w:t>
+                <w:sz w:val="24"/>
+                <w:szCs w:val="24"/>
+              </w:rPr>
+              <w:t>Program (Dept): MS (Mathematics &amp; Scientific Comput</w:t>
             </w:r>
             <w:r>
               <w:rPr>
                 <w:spacing w:val="-2"/>
-              </w:rPr>
-              <w:t>: MS (Mathematics &amp; Scientific Comput</w:t>
-            </w:r>
-            <w:r>
-              <w:rPr>
-                <w:spacing w:val="-2"/>
+                <w:sz w:val="24"/>
+                <w:szCs w:val="24"/>
               </w:rPr>
               <w:t>ing</w:t>
             </w:r>
@@ -151,7 +164,7 @@
         </w:trPr>
         <w:tc>
           <w:tcPr>
-            <w:tcW w:w="4612" w:type="dxa"/>
+            <w:tcW w:w="4972" w:type="dxa"/>
             <w:gridSpan w:val="2"/>
             <w:tcBorders>
               <w:left w:val="single" w:sz="18" w:space="0" w:color="000000"/>
@@ -162,32 +175,54 @@
               <w:pStyle w:val="TableParagraph"/>
               <w:spacing w:before="80"/>
               <w:ind w:left="164"/>
+              <w:rPr>
+                <w:sz w:val="24"/>
+                <w:szCs w:val="24"/>
+              </w:rPr>
             </w:pPr>
             <w:r>
+              <w:rPr>
+                <w:sz w:val="24"/>
+                <w:szCs w:val="24"/>
+              </w:rPr>
               <w:t>Name</w:t>
             </w:r>
             <w:r>
               <w:rPr>
                 <w:spacing w:val="-10"/>
+                <w:sz w:val="24"/>
+                <w:szCs w:val="24"/>
               </w:rPr>
               <w:t xml:space="preserve"> </w:t>
             </w:r>
             <w:r>
+              <w:rPr>
+                <w:sz w:val="24"/>
+                <w:szCs w:val="24"/>
+              </w:rPr>
               <w:t>of</w:t>
             </w:r>
             <w:r>
               <w:rPr>
                 <w:spacing w:val="-5"/>
+                <w:sz w:val="24"/>
+                <w:szCs w:val="24"/>
               </w:rPr>
               <w:t xml:space="preserve"> </w:t>
             </w:r>
             <w:r>
               <w:rPr>
                 <w:spacing w:val="-2"/>
+                <w:sz w:val="24"/>
+                <w:szCs w:val="24"/>
               </w:rPr>
               <w:t>Student:</w:t>
             </w:r>
             <w:r>
+              <w:rPr>
+                <w:sz w:val="24"/>
+                <w:szCs w:val="24"/>
+              </w:rPr>
               <w:t xml:space="preserve"> Muhammad Umair Arif</w:t>
             </w:r>
           </w:p>
@@ -205,26 +240,40 @@
               <w:pStyle w:val="TableParagraph"/>
               <w:spacing w:before="80"/>
               <w:ind w:left="131"/>
+              <w:rPr>
+                <w:sz w:val="24"/>
+                <w:szCs w:val="24"/>
+              </w:rPr>
             </w:pPr>
             <w:r>
               <w:rPr>
                 <w:spacing w:val="-2"/>
+                <w:sz w:val="24"/>
+                <w:szCs w:val="24"/>
               </w:rPr>
               <w:t>Registration</w:t>
             </w:r>
             <w:r>
               <w:rPr>
                 <w:spacing w:val="4"/>
+                <w:sz w:val="24"/>
+                <w:szCs w:val="24"/>
               </w:rPr>
               <w:t xml:space="preserve"> </w:t>
             </w:r>
             <w:r>
               <w:rPr>
                 <w:spacing w:val="-4"/>
+                <w:sz w:val="24"/>
+                <w:szCs w:val="24"/>
               </w:rPr>
               <w:t>No. (Complete):</w:t>
             </w:r>
             <w:r>
+              <w:rPr>
+                <w:sz w:val="24"/>
+                <w:szCs w:val="24"/>
+              </w:rPr>
               <w:t xml:space="preserve"> 20242-35517</w:t>
             </w:r>
           </w:p>
@@ -236,7 +285,7 @@
         </w:trPr>
         <w:tc>
           <w:tcPr>
-            <w:tcW w:w="2250" w:type="dxa"/>
+            <w:tcW w:w="2610" w:type="dxa"/>
             <w:tcBorders>
               <w:left w:val="single" w:sz="18" w:space="0" w:color="000000"/>
             </w:tcBorders>
@@ -246,22 +295,38 @@
               <w:pStyle w:val="TableParagraph"/>
               <w:spacing w:before="80"/>
               <w:ind w:left="164"/>
+              <w:rPr>
+                <w:sz w:val="24"/>
+                <w:szCs w:val="24"/>
+              </w:rPr>
             </w:pPr>
             <w:r>
+              <w:rPr>
+                <w:sz w:val="24"/>
+                <w:szCs w:val="24"/>
+              </w:rPr>
               <w:t>Date</w:t>
             </w:r>
             <w:r>
               <w:rPr>
                 <w:spacing w:val="-10"/>
+                <w:sz w:val="24"/>
+                <w:szCs w:val="24"/>
               </w:rPr>
               <w:t xml:space="preserve"> </w:t>
             </w:r>
             <w:r>
+              <w:rPr>
+                <w:sz w:val="24"/>
+                <w:szCs w:val="24"/>
+              </w:rPr>
               <w:t>of</w:t>
             </w:r>
             <w:r>
               <w:rPr>
                 <w:spacing w:val="-2"/>
+                <w:sz w:val="24"/>
+                <w:szCs w:val="24"/>
               </w:rPr>
               <w:t xml:space="preserve"> Admission:</w:t>
             </w:r>
@@ -276,10 +341,16 @@
               <w:pStyle w:val="TableParagraph"/>
               <w:spacing w:before="80"/>
               <w:ind w:right="34"/>
+              <w:rPr>
+                <w:sz w:val="24"/>
+                <w:szCs w:val="24"/>
+              </w:rPr>
             </w:pPr>
             <w:r>
               <w:rPr>
                 <w:spacing w:val="-2"/>
+                <w:sz w:val="24"/>
+                <w:szCs w:val="24"/>
               </w:rPr>
               <w:t>01-01-2024</w:t>
             </w:r>
@@ -294,28 +365,46 @@
               <w:pStyle w:val="TableParagraph"/>
               <w:spacing w:before="80"/>
               <w:ind w:left="131"/>
+              <w:rPr>
+                <w:sz w:val="24"/>
+                <w:szCs w:val="24"/>
+              </w:rPr>
             </w:pPr>
             <w:r>
+              <w:rPr>
+                <w:sz w:val="24"/>
+                <w:szCs w:val="24"/>
+              </w:rPr>
               <w:t>Course</w:t>
             </w:r>
             <w:r>
               <w:rPr>
                 <w:spacing w:val="-13"/>
+                <w:sz w:val="24"/>
+                <w:szCs w:val="24"/>
               </w:rPr>
               <w:t xml:space="preserve"> </w:t>
             </w:r>
             <w:r>
+              <w:rPr>
+                <w:sz w:val="24"/>
+                <w:szCs w:val="24"/>
+              </w:rPr>
               <w:t>Completed</w:t>
             </w:r>
             <w:r>
               <w:rPr>
                 <w:spacing w:val="-10"/>
+                <w:sz w:val="24"/>
+                <w:szCs w:val="24"/>
               </w:rPr>
               <w:t xml:space="preserve"> </w:t>
             </w:r>
             <w:r>
               <w:rPr>
                 <w:spacing w:val="-2"/>
+                <w:sz w:val="24"/>
+                <w:szCs w:val="24"/>
               </w:rPr>
               <w:t>(semester):</w:t>
             </w:r>
@@ -332,13 +421,18 @@
             <w:pPr>
               <w:pStyle w:val="TableParagraph"/>
               <w:spacing w:before="80"/>
-              <w:ind w:left="79"/>
+              <w:rPr>
+                <w:sz w:val="24"/>
+                <w:szCs w:val="24"/>
+              </w:rPr>
             </w:pPr>
             <w:r>
               <w:rPr>
                 <w:spacing w:val="-2"/>
-              </w:rPr>
-              <w:t>…………………………</w:t>
+                <w:sz w:val="24"/>
+                <w:szCs w:val="24"/>
+              </w:rPr>
+              <w:t>……………………</w:t>
             </w:r>
           </w:p>
         </w:tc>
@@ -349,7 +443,7 @@
         </w:trPr>
         <w:tc>
           <w:tcPr>
-            <w:tcW w:w="2250" w:type="dxa"/>
+            <w:tcW w:w="2610" w:type="dxa"/>
             <w:tcBorders>
               <w:left w:val="single" w:sz="18" w:space="0" w:color="000000"/>
             </w:tcBorders>
@@ -359,28 +453,46 @@
               <w:pStyle w:val="TableParagraph"/>
               <w:spacing w:before="78"/>
               <w:ind w:left="164"/>
+              <w:rPr>
+                <w:sz w:val="24"/>
+                <w:szCs w:val="24"/>
+              </w:rPr>
             </w:pPr>
             <w:r>
+              <w:rPr>
+                <w:sz w:val="24"/>
+                <w:szCs w:val="24"/>
+              </w:rPr>
               <w:t>Name</w:t>
             </w:r>
             <w:r>
               <w:rPr>
                 <w:spacing w:val="-10"/>
+                <w:sz w:val="24"/>
+                <w:szCs w:val="24"/>
               </w:rPr>
               <w:t xml:space="preserve"> </w:t>
             </w:r>
             <w:r>
+              <w:rPr>
+                <w:sz w:val="24"/>
+                <w:szCs w:val="24"/>
+              </w:rPr>
               <w:t>of</w:t>
             </w:r>
             <w:r>
               <w:rPr>
                 <w:spacing w:val="-5"/>
+                <w:sz w:val="24"/>
+                <w:szCs w:val="24"/>
               </w:rPr>
               <w:t xml:space="preserve"> </w:t>
             </w:r>
             <w:r>
               <w:rPr>
                 <w:spacing w:val="-2"/>
+                <w:sz w:val="24"/>
+                <w:szCs w:val="24"/>
               </w:rPr>
               <w:t>Supervisor:</w:t>
             </w:r>
@@ -402,45 +514,65 @@
               </w:tabs>
               <w:spacing w:before="78"/>
               <w:ind w:left="91"/>
+              <w:rPr>
+                <w:sz w:val="24"/>
+                <w:szCs w:val="24"/>
+              </w:rPr>
             </w:pPr>
             <w:r>
               <w:rPr>
                 <w:spacing w:val="-2"/>
+                <w:sz w:val="24"/>
+                <w:szCs w:val="24"/>
               </w:rPr>
               <w:t>Dr. Faiza Rubab</w:t>
             </w:r>
             <w:r>
+              <w:rPr>
+                <w:sz w:val="24"/>
+                <w:szCs w:val="24"/>
+              </w:rPr>
               <w:tab/>
             </w:r>
             <w:r>
               <w:rPr>
                 <w:spacing w:val="-4"/>
+                <w:sz w:val="24"/>
+                <w:szCs w:val="24"/>
               </w:rPr>
               <w:t>Co-Supervisor</w:t>
             </w:r>
             <w:r>
               <w:rPr>
                 <w:spacing w:val="-4"/>
+                <w:sz w:val="24"/>
+                <w:szCs w:val="24"/>
               </w:rPr>
               <w:t xml:space="preserve"> (If any)</w:t>
             </w:r>
             <w:r>
               <w:rPr>
                 <w:spacing w:val="-4"/>
+                <w:sz w:val="24"/>
+                <w:szCs w:val="24"/>
               </w:rPr>
               <w:t>:</w:t>
             </w:r>
             <w:r>
               <w:rPr>
                 <w:spacing w:val="16"/>
+                <w:sz w:val="24"/>
+                <w:szCs w:val="24"/>
               </w:rPr>
               <w:t xml:space="preserve"> </w:t>
             </w:r>
             <w:r>
               <w:rPr>
                 <w:spacing w:val="-4"/>
-              </w:rPr>
-              <w:t>……………………….</w:t>
+                <w:sz w:val="24"/>
+                <w:szCs w:val="24"/>
+              </w:rPr>
+              <w:t>Dr. Urooj Yousuf</w:t>
             </w:r>
           </w:p>
         </w:tc>
@@ -451,7 +583,7 @@
         </w:trPr>
         <w:tc>
           <w:tcPr>
-            <w:tcW w:w="2250" w:type="dxa"/>
+            <w:tcW w:w="2610" w:type="dxa"/>
             <w:tcBorders>
               <w:left w:val="single" w:sz="18" w:space="0" w:color="000000"/>
               <w:bottom w:val="single" w:sz="18" w:space="0" w:color="000000"/>
@@ -462,34 +594,54 @@
               <w:pStyle w:val="TableParagraph"/>
               <w:spacing w:before="80" w:line="360" w:lineRule="auto"/>
               <w:ind w:left="164" w:right="30"/>
+              <w:rPr>
+                <w:sz w:val="24"/>
+                <w:szCs w:val="24"/>
+              </w:rPr>
             </w:pPr>
             <w:r>
+              <w:rPr>
+                <w:sz w:val="24"/>
+                <w:szCs w:val="24"/>
+              </w:rPr>
               <w:t xml:space="preserve">Title of Thesis </w:t>
             </w:r>
             <w:r>
               <w:rPr>
                 <w:spacing w:val="-2"/>
+                <w:sz w:val="24"/>
+                <w:szCs w:val="24"/>
               </w:rPr>
               <w:t>(Capitalize</w:t>
             </w:r>
             <w:r>
               <w:rPr>
                 <w:spacing w:val="-12"/>
+                <w:sz w:val="24"/>
+                <w:szCs w:val="24"/>
               </w:rPr>
               <w:t xml:space="preserve"> </w:t>
             </w:r>
             <w:r>
               <w:rPr>
                 <w:spacing w:val="-2"/>
+                <w:sz w:val="24"/>
+                <w:szCs w:val="24"/>
               </w:rPr>
               <w:t>Each</w:t>
             </w:r>
             <w:r>
+              <w:rPr>
+                <w:sz w:val="24"/>
+                <w:szCs w:val="24"/>
+              </w:rPr>
               <w:t xml:space="preserve"> </w:t>
             </w:r>
             <w:r>
               <w:rPr>
                 <w:spacing w:val="-2"/>
+                <w:sz w:val="24"/>
+                <w:szCs w:val="24"/>
               </w:rPr>
               <w:t>Word):</w:t>
             </w:r>
@@ -509,44 +661,98 @@
               <w:pStyle w:val="TableParagraph"/>
               <w:spacing w:before="80"/>
               <w:ind w:left="91"/>
+              <w:rPr>
+                <w:sz w:val="24"/>
+                <w:szCs w:val="24"/>
+              </w:rPr>
             </w:pPr>
             <w:r>
               <w:rPr>
                 <w:spacing w:val="-2"/>
-              </w:rPr>
-              <w:t xml:space="preserve">Mathematical design and analysis of a parametrized </w:t>
+                <w:sz w:val="24"/>
+                <w:szCs w:val="24"/>
+              </w:rPr>
+              <w:t xml:space="preserve">Mathematical design and analysis of a </w:t>
             </w:r>
             <w:r>
               <w:rPr>
                 <w:spacing w:val="-2"/>
-              </w:rPr>
-              <w:t>activation</w:t>
+                <w:sz w:val="24"/>
+                <w:szCs w:val="24"/>
+              </w:rPr>
+              <w:t>P</w:t>
             </w:r>
             <w:r>
               <w:rPr>
                 <w:spacing w:val="-2"/>
-              </w:rPr>
-              <w:t xml:space="preserve"> function</w:t>
+                <w:sz w:val="24"/>
+                <w:szCs w:val="24"/>
+              </w:rPr>
+              <w:t xml:space="preserve">arametrized </w:t>
             </w:r>
             <w:r>
               <w:rPr>
                 <w:spacing w:val="-2"/>
-              </w:rPr>
-              <w:t xml:space="preserve"> for </w:t>
-            </w:r>
-            <w:proofErr w:type="spellStart"/>
+                <w:sz w:val="24"/>
+                <w:szCs w:val="24"/>
+              </w:rPr>
+              <w:t>Exponential Tanh A</w:t>
+            </w:r>
             <w:r>
               <w:rPr>
                 <w:spacing w:val="-2"/>
-              </w:rPr>
-              <w:t>imporved</w:t>
-            </w:r>
-            <w:proofErr w:type="spellEnd"/>
+                <w:sz w:val="24"/>
+                <w:szCs w:val="24"/>
+              </w:rPr>
+              <w:t>ctivation</w:t>
+            </w:r>
             <w:r>
               <w:rPr>
                 <w:spacing w:val="-2"/>
-              </w:rPr>
-              <w:t xml:space="preserve"> neural network optimization</w:t>
+                <w:sz w:val="24"/>
+                <w:szCs w:val="24"/>
+              </w:rPr>
+              <w:t xml:space="preserve"> </w:t>
+            </w:r>
+            <w:r>
+              <w:rPr>
+                <w:spacing w:val="-2"/>
+                <w:sz w:val="24"/>
+                <w:szCs w:val="24"/>
+              </w:rPr>
+              <w:t xml:space="preserve">(PETA) </w:t>
+            </w:r>
+            <w:r>
+              <w:rPr>
+                <w:spacing w:val="-2"/>
+                <w:sz w:val="24"/>
+                <w:szCs w:val="24"/>
+              </w:rPr>
+              <w:t>function</w:t>
+            </w:r>
+            <w:r>
+              <w:rPr>
+                <w:spacing w:val="-2"/>
+                <w:sz w:val="24"/>
+                <w:szCs w:val="24"/>
+              </w:rPr>
+              <w:t xml:space="preserve"> for imp</w:t>
+            </w:r>
+            <w:r>
+              <w:rPr>
+                <w:spacing w:val="-2"/>
+                <w:sz w:val="24"/>
+                <w:szCs w:val="24"/>
+              </w:rPr>
+              <w:t>ro</w:t>
+            </w:r>
+            <w:r>
+              <w:rPr>
+                <w:spacing w:val="-2"/>
+                <w:sz w:val="24"/>
+                <w:szCs w:val="24"/>
+              </w:rPr>
+              <w:t>ved neural network optimization</w:t>
             </w:r>
           </w:p>
         </w:tc>
@@ -1234,7 +1440,7 @@
                 </mc:Choice>
                 <mc:Fallback>
                   <w:pict>
-                    <v:rect w14:anchorId="069C2A2F" id="Rectangle 8" o:spid="_x0000_s1026" style="position:absolute;margin-left:25.3pt;margin-top:19.6pt;width:15.75pt;height:13.5pt;z-index:251671040;visibility:visible;mso-wrap-style:square;mso-width-percent:0;mso-height-percent:0;mso-wrap-distance-left:9pt;mso-wrap-distance-top:0;mso-wrap-distance-right:9pt;mso-wrap-distance-bottom:0;mso-position-horizontal:absolute;mso-position-horizontal-relative:text;mso-position-vertical:absolute;mso-position-vertical-relative:text;mso-width-percent:0;mso-height-percent:0;mso-width-relative:margin;mso-height-relative:margin;v-text-anchor:middle" o:gfxdata="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" fillcolor="white [3201]" strokecolor="black [3200]" strokeweight="2pt"/>
+                    <v:rect w14:anchorId="4DA60BA0" id="Rectangle 8" o:spid="_x0000_s1026" style="position:absolute;margin-left:25.3pt;margin-top:19.6pt;width:15.75pt;height:13.5pt;z-index:251671040;visibility:visible;mso-wrap-style:square;mso-width-percent:0;mso-height-percent:0;mso-wrap-distance-left:9pt;mso-wrap-distance-top:0;mso-wrap-distance-right:9pt;mso-wrap-distance-bottom:0;mso-position-horizontal:absolute;mso-position-horizontal-relative:text;mso-position-vertical:absolute;mso-position-vertical-relative:text;mso-width-percent:0;mso-height-percent:0;mso-width-relative:margin;mso-height-relative:margin;v-text-anchor:middle" o:gfxdata="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" fillcolor="white [3201]" strokecolor="black [3200]" strokeweight="2pt"/>
                   </w:pict>
                 </mc:Fallback>
               </mc:AlternateContent>
@@ -1307,7 +1513,7 @@
                 </mc:Choice>
                 <mc:Fallback>
                   <w:pict>
-                    <v:rect w14:anchorId="7BDE873C" id="Rectangle 7" o:spid="_x0000_s1026" style="position:absolute;margin-left:25.35pt;margin-top:2.9pt;width:15.75pt;height:13.5pt;z-index:251642368;visibility:visible;mso-wrap-style:square;mso-width-percent:0;mso-height-percent:0;mso-wrap-distance-left:9pt;mso-wrap-distance-top:0;mso-wrap-distance-right:9pt;mso-wrap-distance-bottom:0;mso-position-horizontal:absolute;mso-position-horizontal-relative:text;mso-position-vertical:absolute;mso-position-vertical-relative:text;mso-width-percent:0;mso-height-percent:0;mso-width-relative:margin;mso-height-relative:margin;v-text-anchor:middle" o:gfxdata="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" fillcolor="white [3201]" strokecolor="black [3200]" strokeweight="2pt"/>
+                    <v:rect w14:anchorId="287B6F01" id="Rectangle 7" o:spid="_x0000_s1026" style="position:absolute;margin-left:25.35pt;margin-top:2.9pt;width:15.75pt;height:13.5pt;z-index:251642368;visibility:visible;mso-wrap-style:square;mso-width-percent:0;mso-height-percent:0;mso-wrap-distance-left:9pt;mso-wrap-distance-top:0;mso-wrap-distance-right:9pt;mso-wrap-distance-bottom:0;mso-position-horizontal:absolute;mso-position-horizontal-relative:text;mso-position-vertical:absolute;mso-position-vertical-relative:text;mso-width-percent:0;mso-height-percent:0;mso-width-relative:margin;mso-height-relative:margin;v-text-anchor:middle" o:gfxdata="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" fillcolor="white [3201]" strokecolor="black [3200]" strokeweight="2pt"/>
                   </w:pict>
                 </mc:Fallback>
               </mc:AlternateContent>
@@ -1394,7 +1600,7 @@
                 </mc:Choice>
                 <mc:Fallback>
                   <w:pict>
-                    <v:rect w14:anchorId="2BC83D73" id="Rectangle 9" o:spid="_x0000_s1026" style="position:absolute;margin-left:.6pt;margin-top:3.05pt;width:15.75pt;height:13.5pt;z-index:251685376;visibility:visible;mso-wrap-style:square;mso-width-percent:0;mso-height-percent:0;mso-wrap-distance-left:9pt;mso-wrap-distance-top:0;mso-wrap-distance-right:9pt;mso-wrap-distance-bottom:0;mso-position-horizontal:absolute;mso-position-horizontal-relative:text;mso-position-vertical:absolute;mso-position-vertical-relative:text;mso-width-percent:0;mso-height-percent:0;mso-width-relative:margin;mso-height-relative:margin;v-text-anchor:middle" o:gfxdata="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" fillcolor="white [3201]" strokecolor="black [3200]" strokeweight="2pt"/>
+                    <v:rect w14:anchorId="5555E19E" id="Rectangle 9" o:spid="_x0000_s1026" style="position:absolute;margin-left:.6pt;margin-top:3.05pt;width:15.75pt;height:13.5pt;z-index:251685376;visibility:visible;mso-wrap-style:square;mso-width-percent:0;mso-height-percent:0;mso-wrap-distance-left:9pt;mso-wrap-distance-top:0;mso-wrap-distance-right:9pt;mso-wrap-distance-bottom:0;mso-position-horizontal:absolute;mso-position-horizontal-relative:text;mso-position-vertical:absolute;mso-position-vertical-relative:text;mso-width-percent:0;mso-height-percent:0;mso-width-relative:margin;mso-height-relative:margin;v-text-anchor:middle" o:gfxdata="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" fillcolor="white [3201]" strokecolor="black [3200]" strokeweight="2pt"/>
                   </w:pict>
                 </mc:Fallback>
               </mc:AlternateContent>
@@ -1467,7 +1673,7 @@
                 </mc:Choice>
                 <mc:Fallback>
                   <w:pict>
-                    <v:rect w14:anchorId="1BBC7CED" id="Rectangle 10" o:spid="_x0000_s1026" style="position:absolute;margin-left:.85pt;margin-top:19.8pt;width:15.75pt;height:13.5pt;z-index:251698688;visibility:visible;mso-wrap-style:square;mso-width-percent:0;mso-height-percent:0;mso-wrap-distance-left:9pt;mso-wrap-distance-top:0;mso-wrap-distance-right:9pt;mso-wrap-distance-bottom:0;mso-position-horizontal:absolute;mso-position-horizontal-relative:text;mso-position-vertical:absolute;mso-position-vertical-relative:text;mso-width-percent:0;mso-height-percent:0;mso-width-relative:margin;mso-height-relative:margin;v-text-anchor:middle" o:gfxdata="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" fillcolor="white [3201]" strokecolor="black [3200]" strokeweight="2pt"/>
+                    <v:rect w14:anchorId="2CAA2174" id="Rectangle 10" o:spid="_x0000_s1026" style="position:absolute;margin-left:.85pt;margin-top:19.8pt;width:15.75pt;height:13.5pt;z-index:251698688;visibility:visible;mso-wrap-style:square;mso-width-percent:0;mso-height-percent:0;mso-wrap-distance-left:9pt;mso-wrap-distance-top:0;mso-wrap-distance-right:9pt;mso-wrap-distance-bottom:0;mso-position-horizontal:absolute;mso-position-horizontal-relative:text;mso-position-vertical:absolute;mso-position-vertical-relative:text;mso-width-percent:0;mso-height-percent:0;mso-width-relative:margin;mso-height-relative:margin;v-text-anchor:middle" o:gfxdata="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" fillcolor="white [3201]" strokecolor="black [3200]" strokeweight="2pt"/>
                   </w:pict>
                 </mc:Fallback>
               </mc:AlternateContent>
@@ -1817,60 +2023,62 @@
           <w:kern w:val="2"/>
           <w14:ligatures w14:val="standardContextual"/>
         </w:rPr>
-        <w:t xml:space="preserve"> </w:t>
-      </w:r>
+        <w:t xml:space="preserve"> Rectified Linear Units (</w:t>
+      </w:r>
+      <w:proofErr w:type="spellStart"/>
       <w:r>
         <w:rPr>
           <w:kern w:val="2"/>
           <w14:ligatures w14:val="standardContextual"/>
         </w:rPr>
-        <w:t>Rectified Linear Units (</w:t>
-      </w:r>
-      <w:proofErr w:type="spellStart"/>
+        <w:t>ReLU</w:t>
+      </w:r>
+      <w:proofErr w:type="spellEnd"/>
       <w:r>
         <w:rPr>
           <w:kern w:val="2"/>
           <w14:ligatures w14:val="standardContextual"/>
         </w:rPr>
-        <w:t>ReLU</w:t>
-      </w:r>
-      <w:proofErr w:type="spellEnd"/>
+        <w:t xml:space="preserve">) were shown to be useful by Nair and Hinton (2010). </w:t>
+      </w:r>
+      <w:proofErr w:type="spellStart"/>
       <w:r>
         <w:rPr>
           <w:kern w:val="2"/>
           <w14:ligatures w14:val="standardContextual"/>
         </w:rPr>
-        <w:t xml:space="preserve">) were shown to be useful by Nair and Hinton (2010). </w:t>
-      </w:r>
-      <w:proofErr w:type="spellStart"/>
+        <w:t>Glorot</w:t>
+      </w:r>
+      <w:proofErr w:type="spellEnd"/>
       <w:r>
         <w:rPr>
           <w:kern w:val="2"/>
           <w14:ligatures w14:val="standardContextual"/>
         </w:rPr>
-        <w:t>Glorot</w:t>
-      </w:r>
-      <w:proofErr w:type="spellEnd"/>
+        <w:t xml:space="preserve"> et al. (2011) showed that rectifier-based networks can be trained effectively in deep learning.</w:t>
+      </w:r>
       <w:r>
         <w:rPr>
           <w:kern w:val="2"/>
           <w14:ligatures w14:val="standardContextual"/>
         </w:rPr>
-        <w:t xml:space="preserve"> et al. (2011) showed that rectifier-based networks can be trained effectively in deep learning.</w:t>
-      </w:r>
+        <w:t xml:space="preserve"> Then </w:t>
+      </w:r>
+      <w:proofErr w:type="spellStart"/>
       <w:r>
         <w:rPr>
           <w:kern w:val="2"/>
           <w14:ligatures w14:val="standardContextual"/>
         </w:rPr>
-        <w:t xml:space="preserve"> </w:t>
-      </w:r>
+        <w:t>ReLU</w:t>
+      </w:r>
+      <w:proofErr w:type="spellEnd"/>
       <w:r>
         <w:rPr>
           <w:kern w:val="2"/>
           <w14:ligatures w14:val="standardContextual"/>
         </w:rPr>
-        <w:t xml:space="preserve">Then </w:t>
+        <w:t xml:space="preserve"> was one of the most popular activation functions due to its simplicity and good gradient behavior in positive region. But its zero output and zero derivative for negative inputs led to the development of alternatives. Maas et al. (2013) experimented with leaky rectifiers, He et al. (2015) introduced Parametric </w:t>
       </w:r>
       <w:proofErr w:type="spellStart"/>
       <w:r>
@@ -1886,7 +2094,7 @@
           <w:kern w:val="2"/>
           <w14:ligatures w14:val="standardContextual"/>
         </w:rPr>
-        <w:t xml:space="preserve"> was one of the most popular activation functions due to its simplicity and good gradient behavior in positive region. But its zero output and zero derivative for negative inputs led to the development of alternatives. Maas et al. (2013) experimented with leaky rectifiers, He et al. (2015) introduced Parametric </w:t>
+        <w:t xml:space="preserve"> (PReLU) and </w:t>
       </w:r>
       <w:proofErr w:type="spellStart"/>
       <w:r>
@@ -1894,7 +2102,7 @@
           <w:kern w:val="2"/>
           <w14:ligatures w14:val="standardContextual"/>
         </w:rPr>
-        <w:t>ReLU</w:t>
+        <w:t>Clevert</w:t>
       </w:r>
       <w:proofErr w:type="spellEnd"/>
       <w:r>
@@ -1902,7 +2110,7 @@
           <w:kern w:val="2"/>
           <w14:ligatures w14:val="standardContextual"/>
         </w:rPr>
-        <w:t xml:space="preserve"> (</w:t>
+        <w:t xml:space="preserve"> et al. (2016) developed the Exponential Linear Unit (ELU). Later, </w:t>
       </w:r>
       <w:proofErr w:type="spellStart"/>
       <w:r>
@@ -1910,7 +2118,7 @@
           <w:kern w:val="2"/>
           <w14:ligatures w14:val="standardContextual"/>
         </w:rPr>
-        <w:t>PReLU</w:t>
+        <w:t>Klambauer</w:t>
       </w:r>
       <w:proofErr w:type="spellEnd"/>
       <w:r>
@@ -1918,121 +2126,121 @@
           <w:kern w:val="2"/>
           <w14:ligatures w14:val="standardContextual"/>
         </w:rPr>
-        <w:t xml:space="preserve">) and </w:t>
-      </w:r>
-      <w:proofErr w:type="spellStart"/>
-      <w:r>
+        <w:t xml:space="preserve"> et al. (2017) proposed SELU to encourage neural networks to behave in a self-normalizing way.</w:t>
+      </w:r>
+    </w:p>
+    <w:p>
+      <w:pPr>
+        <w:ind w:left="360"/>
         <w:rPr>
           <w:kern w:val="2"/>
           <w14:ligatures w14:val="standardContextual"/>
         </w:rPr>
-        <w:t>Clevert</w:t>
-      </w:r>
-      <w:proofErr w:type="spellEnd"/>
-      <w:r>
+      </w:pPr>
+    </w:p>
+    <w:p>
+      <w:pPr>
+        <w:ind w:left="360"/>
         <w:rPr>
           <w:kern w:val="2"/>
           <w14:ligatures w14:val="standardContextual"/>
         </w:rPr>
-        <w:t xml:space="preserve"> et al. (2016) developed the Exponential Linear Unit (ELU). Later, </w:t>
-      </w:r>
-      <w:proofErr w:type="spellStart"/>
+      </w:pPr>
       <w:r>
         <w:rPr>
           <w:kern w:val="2"/>
           <w14:ligatures w14:val="standardContextual"/>
         </w:rPr>
-        <w:t>Klambauer</w:t>
-      </w:r>
-      <w:proofErr w:type="spellEnd"/>
+        <w:t xml:space="preserve">Subsequent research focused on activation functions that were smooth and non-monotonic. The GELU function was suggested by Hendrycks &amp; Gimpel (2016), </w:t>
+      </w:r>
+      <w:proofErr w:type="gramStart"/>
       <w:r>
         <w:rPr>
           <w:kern w:val="2"/>
           <w14:ligatures w14:val="standardContextual"/>
         </w:rPr>
-        <w:t xml:space="preserve"> et al. (2017) proposed SELU to encourage neural networks to behave in a self-normalizing way.</w:t>
-      </w:r>
-    </w:p>
-    <w:p>
-      <w:pPr>
-        <w:ind w:left="360"/>
+        <w:t>whereas  al.</w:t>
+      </w:r>
+      <w:proofErr w:type="gramEnd"/>
+      <w:r>
         <w:rPr>
           <w:kern w:val="2"/>
           <w14:ligatures w14:val="standardContextual"/>
         </w:rPr>
-      </w:pPr>
-    </w:p>
-    <w:p>
-      <w:pPr>
-        <w:ind w:left="360"/>
+        <w:t xml:space="preserve"> (2018) worked on Sigmoid-Weighted Linear Unit (</w:t>
+      </w:r>
+      <w:proofErr w:type="spellStart"/>
+      <w:r>
         <w:rPr>
           <w:kern w:val="2"/>
           <w14:ligatures w14:val="standardContextual"/>
         </w:rPr>
-      </w:pPr>
+        <w:t>SiLU</w:t>
+      </w:r>
+      <w:proofErr w:type="spellEnd"/>
       <w:r>
         <w:rPr>
           <w:kern w:val="2"/>
           <w14:ligatures w14:val="standardContextual"/>
         </w:rPr>
-        <w:t xml:space="preserve">Subsequent research focused on activation functions that were smooth and non-monotonic. The GELU function was suggested by Hendrycks &amp; Gimpel (2016), whereas </w:t>
-      </w:r>
-      <w:proofErr w:type="spellStart"/>
-      <w:r>
+        <w:t>) function. Ramachandran et al. (2018) used automated search and developed the Swish function. The work of Misra (2020) gave rise to the development of Mish function, which is also a smooth and non-monotonic function.</w:t>
+      </w:r>
+    </w:p>
+    <w:p>
+      <w:pPr>
+        <w:ind w:left="360"/>
         <w:rPr>
           <w:kern w:val="2"/>
           <w14:ligatures w14:val="standardContextual"/>
         </w:rPr>
-        <w:t>Elfwing</w:t>
-      </w:r>
-      <w:proofErr w:type="spellEnd"/>
-      <w:r>
+      </w:pPr>
+    </w:p>
+    <w:p>
+      <w:pPr>
+        <w:ind w:left="360"/>
         <w:rPr>
           <w:kern w:val="2"/>
           <w14:ligatures w14:val="standardContextual"/>
         </w:rPr>
-        <w:t xml:space="preserve"> et al. (2018) worked on Sigmoid-Weighted Linear Unit (</w:t>
-      </w:r>
-      <w:proofErr w:type="spellStart"/>
+      </w:pPr>
       <w:r>
         <w:rPr>
           <w:kern w:val="2"/>
           <w14:ligatures w14:val="standardContextual"/>
         </w:rPr>
-        <w:t>SiLU</w:t>
-      </w:r>
-      <w:proofErr w:type="spellEnd"/>
+        <w:t xml:space="preserve">In more recent years, studies on activation functions with adaptive, parameterized, and hybrid properties have been done. Studies like </w:t>
+      </w:r>
+      <w:proofErr w:type="spellStart"/>
       <w:r>
         <w:rPr>
           <w:kern w:val="2"/>
           <w14:ligatures w14:val="standardContextual"/>
         </w:rPr>
-        <w:t>) function. Ramachandran et al. (2018) used automated search and developed the Swish function. The work of Misra (2020) gave rise to the development of Mish function, which is also a smooth and non-monotonic function.</w:t>
-      </w:r>
-    </w:p>
-    <w:p>
-      <w:pPr>
-        <w:ind w:left="360"/>
+        <w:t>RSigELU</w:t>
+      </w:r>
+      <w:proofErr w:type="spellEnd"/>
+      <w:r>
         <w:rPr>
           <w:kern w:val="2"/>
           <w14:ligatures w14:val="standardContextual"/>
         </w:rPr>
-      </w:pPr>
-    </w:p>
-    <w:p>
-      <w:pPr>
-        <w:ind w:left="360"/>
+        <w:t xml:space="preserve">, </w:t>
+      </w:r>
+      <w:proofErr w:type="spellStart"/>
+      <w:r>
         <w:rPr>
           <w:kern w:val="2"/>
           <w14:ligatures w14:val="standardContextual"/>
         </w:rPr>
-      </w:pPr>
+        <w:t>APTx</w:t>
+      </w:r>
+      <w:proofErr w:type="spellEnd"/>
       <w:r>
         <w:rPr>
           <w:kern w:val="2"/>
           <w14:ligatures w14:val="standardContextual"/>
         </w:rPr>
-        <w:t xml:space="preserve">In more recent years, studies on activation functions with adaptive, parameterized, and hybrid properties have been done. Studies like </w:t>
+        <w:t xml:space="preserve">, and others have tried to optimize aspects like gradient flow, convergence, or computation speed. Ven and Lederer (2021) used mathematics to study the issue of vanishing gradients in sigmoid networks, whereas Zou (2024) worked on an activation function with parameterization meant to deal with this issue. </w:t>
       </w:r>
       <w:proofErr w:type="spellStart"/>
       <w:r>
@@ -2040,7 +2248,7 @@
           <w:kern w:val="2"/>
           <w14:ligatures w14:val="standardContextual"/>
         </w:rPr>
-        <w:t>RSigELU</w:t>
+        <w:t>RoSwish</w:t>
       </w:r>
       <w:proofErr w:type="spellEnd"/>
       <w:r>
@@ -2048,163 +2256,264 @@
           <w:kern w:val="2"/>
           <w14:ligatures w14:val="standardContextual"/>
         </w:rPr>
-        <w:t xml:space="preserve">, </w:t>
-      </w:r>
-      <w:proofErr w:type="spellStart"/>
+        <w:t xml:space="preserve"> was developed by Zhang and Ren (2025), which </w:t>
+      </w:r>
       <w:r>
         <w:rPr>
           <w:kern w:val="2"/>
           <w14:ligatures w14:val="standardContextual"/>
         </w:rPr>
-        <w:t>APTx</w:t>
-      </w:r>
-      <w:proofErr w:type="spellEnd"/>
-      <w:r>
+        <w:lastRenderedPageBreak/>
+        <w:t>incorporated adaptive parameters into Swish's structure. It is evident that these functions can be constructed mathematically using parameters.</w:t>
+      </w:r>
+    </w:p>
+    <w:p>
+      <w:pPr>
+        <w:ind w:left="360"/>
         <w:rPr>
           <w:kern w:val="2"/>
           <w14:ligatures w14:val="standardContextual"/>
         </w:rPr>
-        <w:t xml:space="preserve">, and others have tried to optimize aspects like gradient flow, convergence, or computation speed. Ven and Lederer (2021) used mathematics to study the issue of vanishing gradients in sigmoid networks, whereas Zou (2024) worked on an activation function with parameterization meant to deal with this issue. </w:t>
-      </w:r>
-      <w:proofErr w:type="spellStart"/>
-      <w:r>
+      </w:pPr>
+    </w:p>
+    <w:p>
+      <w:pPr>
+        <w:ind w:left="360"/>
         <w:rPr>
           <w:kern w:val="2"/>
           <w14:ligatures w14:val="standardContextual"/>
         </w:rPr>
-        <w:t>RoSwish</w:t>
-      </w:r>
-      <w:proofErr w:type="spellEnd"/>
+      </w:pPr>
       <w:r>
         <w:rPr>
           <w:kern w:val="2"/>
           <w14:ligatures w14:val="standardContextual"/>
         </w:rPr>
-        <w:t xml:space="preserve"> was developed by Zhang and Ren (2025), which incorporated adaptive parameters into Swish's structure. It is evident that these functions can be </w:t>
-      </w:r>
+        <w:t xml:space="preserve">In addition to this, the increasing availability of activation functions makes a comparative study essential. Dubey et al. (2022) presented a comprehensive review of activation functions, along with benchmarking results, while Kunc and Kléma (2024) surveyed hundreds of activation functions which were designed over several decades. Zhang et al. (2024) studied the approximation capabilities of neural networks using activation functions other than </w:t>
+      </w:r>
+      <w:proofErr w:type="spellStart"/>
       <w:r>
         <w:rPr>
           <w:kern w:val="2"/>
           <w14:ligatures w14:val="standardContextual"/>
         </w:rPr>
-        <w:lastRenderedPageBreak/>
-        <w:t>constructed mathematically using parameters.</w:t>
-      </w:r>
-    </w:p>
-    <w:p>
-      <w:pPr>
-        <w:ind w:left="360"/>
+        <w:t>ReLU</w:t>
+      </w:r>
+      <w:proofErr w:type="spellEnd"/>
+      <w:r>
         <w:rPr>
           <w:kern w:val="2"/>
           <w14:ligatures w14:val="standardContextual"/>
         </w:rPr>
-      </w:pPr>
-    </w:p>
-    <w:p>
-      <w:pPr>
-        <w:ind w:left="360"/>
+        <w:t xml:space="preserve">. </w:t>
+      </w:r>
+      <w:r>
         <w:rPr>
           <w:kern w:val="2"/>
           <w14:ligatures w14:val="standardContextual"/>
         </w:rPr>
-      </w:pPr>
+        <w:t xml:space="preserve"> </w:t>
+      </w:r>
       <w:r>
         <w:rPr>
           <w:kern w:val="2"/>
           <w14:ligatures w14:val="standardContextual"/>
         </w:rPr>
-        <w:t xml:space="preserve">In addition to this, the increasing availability of activation functions makes a comparative study essential. Dubey et al. (2022) presented a comprehensive review of activation functions, along with benchmarking results, while Kunc and Kléma (2024) surveyed hundreds of activation functions which were designed over several decades. Zhang et al. (2024) studied the approximation capabilities of neural networks using activation functions other than </w:t>
-      </w:r>
-      <w:proofErr w:type="spellStart"/>
+        <w:t>Fernande</w:t>
+      </w:r>
       <w:r>
         <w:rPr>
           <w:kern w:val="2"/>
           <w14:ligatures w14:val="standardContextual"/>
         </w:rPr>
-        <w:t>ReLU</w:t>
-      </w:r>
-      <w:proofErr w:type="spellEnd"/>
+        <w:t xml:space="preserve"> (2024)</w:t>
+      </w:r>
       <w:r>
         <w:rPr>
           <w:kern w:val="2"/>
           <w14:ligatures w14:val="standardContextual"/>
         </w:rPr>
-        <w:t>. From these studies, we can infer that the performance of an activation function must be evaluated on the basis of various aspects such as prediction accuracy, gradients, convergence, and computation.</w:t>
-      </w:r>
-    </w:p>
-    <w:p>
-      <w:pPr>
-        <w:ind w:left="360"/>
+        <w:t xml:space="preserve"> has done most recent research on</w:t>
+      </w:r>
+      <w:r>
         <w:rPr>
           <w:kern w:val="2"/>
           <w14:ligatures w14:val="standardContextual"/>
         </w:rPr>
-      </w:pPr>
-    </w:p>
-    <w:p>
-      <w:pPr>
-        <w:ind w:left="360"/>
-        <w:rPr>
-          <w:kern w:val="2"/>
-          <w:sz w:val="24"/>
-          <w:szCs w:val="24"/>
-          <w14:ligatures w14:val="standardContextual"/>
-        </w:rPr>
-      </w:pPr>
+        <w:t xml:space="preserve"> (TELU) for fast and stable training for deep neural networks as compared other activation functions in past</w:t>
+      </w:r>
       <w:r>
         <w:rPr>
           <w:kern w:val="2"/>
           <w14:ligatures w14:val="standardContextual"/>
         </w:rPr>
-        <w:t xml:space="preserve">There is a scope for researching a novel activation function with mathematically justified components in light of current literature. The research proposed will look into the mathematical properties of the activation function, including how its derivative and gradient behave. Its effectiveness will then be analyzed against other proven activation functions like </w:t>
-      </w:r>
-      <w:proofErr w:type="spellStart"/>
+        <w:t>.</w:t>
+      </w:r>
       <w:r>
         <w:rPr>
           <w:kern w:val="2"/>
           <w14:ligatures w14:val="standardContextual"/>
         </w:rPr>
-        <w:t>ReLU</w:t>
-      </w:r>
-      <w:proofErr w:type="spellEnd"/>
+        <w:t xml:space="preserve"> </w:t>
+      </w:r>
       <w:r>
         <w:rPr>
           <w:kern w:val="2"/>
           <w14:ligatures w14:val="standardContextual"/>
         </w:rPr>
-        <w:t xml:space="preserve">, </w:t>
-      </w:r>
-      <w:proofErr w:type="spellStart"/>
-      <w:r>
+        <w:t>From these studies, we can infer that the performance of an activation function must be evaluated on the basis of various aspects such as prediction accuracy, gradients, convergence, and computation.</w:t>
+      </w:r>
+    </w:p>
+    <w:p>
+      <w:pPr>
+        <w:ind w:left="360"/>
         <w:rPr>
           <w:kern w:val="2"/>
           <w14:ligatures w14:val="standardContextual"/>
         </w:rPr>
-        <w:t>PReLU</w:t>
-      </w:r>
-      <w:proofErr w:type="spellEnd"/>
-      <w:r>
+      </w:pPr>
+    </w:p>
+    <w:p>
+      <w:pPr>
+        <w:ind w:left="360"/>
         <w:rPr>
           <w:kern w:val="2"/>
           <w14:ligatures w14:val="standardContextual"/>
         </w:rPr>
-        <w:t xml:space="preserve">, ELU, GELU, </w:t>
-      </w:r>
-      <w:proofErr w:type="spellStart"/>
+      </w:pPr>
       <w:r>
         <w:rPr>
           <w:kern w:val="2"/>
           <w14:ligatures w14:val="standardContextual"/>
         </w:rPr>
-        <w:t>SiLU</w:t>
-      </w:r>
-      <w:proofErr w:type="spellEnd"/>
+        <w:t xml:space="preserve">In the light of current </w:t>
+      </w:r>
+      <w:proofErr w:type="gramStart"/>
       <w:r>
         <w:rPr>
           <w:kern w:val="2"/>
           <w14:ligatures w14:val="standardContextual"/>
         </w:rPr>
-        <w:t>/Swish, and Mish. Other factors to consider include training time and convergence rate. This is meant to find out whether the formulation proposed can offer a proper trade-off between gradient flow, efficient training, and neural network effectiveness</w:t>
+        <w:t>literature</w:t>
+      </w:r>
+      <w:proofErr w:type="gramEnd"/>
+      <w:r>
+        <w:rPr>
+          <w:kern w:val="2"/>
+          <w14:ligatures w14:val="standardContextual"/>
+        </w:rPr>
+        <w:t xml:space="preserve"> we will extend are</w:t>
+      </w:r>
+      <w:r>
+        <w:rPr>
+          <w:kern w:val="2"/>
+          <w14:ligatures w14:val="standardContextual"/>
+        </w:rPr>
+        <w:t>a of research</w:t>
+      </w:r>
+      <w:r>
+        <w:rPr>
+          <w:kern w:val="2"/>
+          <w14:ligatures w14:val="standardContextual"/>
+        </w:rPr>
+        <w:t xml:space="preserve"> to have a pa</w:t>
+      </w:r>
+      <w:r>
+        <w:rPr>
+          <w:kern w:val="2"/>
+          <w14:ligatures w14:val="standardContextual"/>
+        </w:rPr>
+        <w:t xml:space="preserve">rametrized activation function </w:t>
+      </w:r>
+      <w:r>
+        <w:rPr>
+          <w:kern w:val="2"/>
+          <w14:ligatures w14:val="standardContextual"/>
+        </w:rPr>
+        <w:t xml:space="preserve">to improve the training of deep </w:t>
+      </w:r>
+      <w:proofErr w:type="spellStart"/>
+      <w:r>
+        <w:rPr>
+          <w:kern w:val="2"/>
+          <w14:ligatures w14:val="standardContextual"/>
+        </w:rPr>
+        <w:t>nueral</w:t>
+      </w:r>
+      <w:proofErr w:type="spellEnd"/>
+      <w:r>
+        <w:rPr>
+          <w:kern w:val="2"/>
+          <w14:ligatures w14:val="standardContextual"/>
+        </w:rPr>
+        <w:t xml:space="preserve"> networks. </w:t>
+      </w:r>
+      <w:r>
+        <w:rPr>
+          <w:kern w:val="2"/>
+          <w14:ligatures w14:val="standardContextual"/>
+        </w:rPr>
+        <w:t>The research propos</w:t>
+      </w:r>
+      <w:r>
+        <w:rPr>
+          <w:kern w:val="2"/>
+          <w14:ligatures w14:val="standardContextual"/>
+        </w:rPr>
+        <w:t>al</w:t>
+      </w:r>
+      <w:r>
+        <w:rPr>
+          <w:kern w:val="2"/>
+          <w14:ligatures w14:val="standardContextual"/>
+        </w:rPr>
+        <w:t xml:space="preserve"> will look into the mathematical properties of the activation function, including how its derivative and gradient behave. Its effectiveness will then be analyzed against other proven activation functions like </w:t>
+      </w:r>
+      <w:proofErr w:type="spellStart"/>
+      <w:r>
+        <w:rPr>
+          <w:kern w:val="2"/>
+          <w14:ligatures w14:val="standardContextual"/>
+        </w:rPr>
+        <w:t>ReLU</w:t>
+      </w:r>
+      <w:proofErr w:type="spellEnd"/>
+      <w:r>
+        <w:rPr>
+          <w:kern w:val="2"/>
+          <w14:ligatures w14:val="standardContextual"/>
+        </w:rPr>
+        <w:t xml:space="preserve">, PReLU, ELU, GELU, </w:t>
+      </w:r>
+      <w:proofErr w:type="spellStart"/>
+      <w:r>
+        <w:rPr>
+          <w:kern w:val="2"/>
+          <w14:ligatures w14:val="standardContextual"/>
+        </w:rPr>
+        <w:t>SiLU</w:t>
+      </w:r>
+      <w:proofErr w:type="spellEnd"/>
+      <w:r>
+        <w:rPr>
+          <w:kern w:val="2"/>
+          <w14:ligatures w14:val="standardContextual"/>
+        </w:rPr>
+        <w:t>/Swish, and Mish</w:t>
+      </w:r>
+      <w:r>
+        <w:rPr>
+          <w:kern w:val="2"/>
+          <w14:ligatures w14:val="standardContextual"/>
+        </w:rPr>
+        <w:t xml:space="preserve"> and most recent TELU</w:t>
+      </w:r>
+      <w:r>
+        <w:rPr>
+          <w:kern w:val="2"/>
+          <w14:ligatures w14:val="standardContextual"/>
+        </w:rPr>
+        <w:t xml:space="preserve"> Other factors to consider include training time and convergence rate. This is meant to find out whether the formulation proposed can offer a proper trade-off between gradient flow, efficient training, and neural network effectiveness</w:t>
       </w:r>
       <w:r>
         <w:rPr>
@@ -2288,24 +2597,118 @@
           <w:sz w:val="22"/>
           <w:szCs w:val="22"/>
         </w:rPr>
-        <w:t xml:space="preserve">Even after years of research on developing activation functions for deep neural networks, there have been certain limitations that have remained associated with these functions, which have required a balance between properties like gradient propagation, convergence, prediction accuracy, and computation speed. For example, </w:t>
-      </w:r>
-      <w:proofErr w:type="spellStart"/>
-      <w:r>
+        <w:t>As deep neural networks become increasingly deeper and computationally demanding, improving the efficiency of model training has become an important research concern. A model that achieves high accuracy but requires substantially more training epochs and computational time may be less practical than a model that achieves comparable performance with faster convergence. Therefore, there is a need to investigate alternative activation functions that can provide a favorable balance between predictive performance, convergence speed, generalization, and training efficiency.</w:t>
+      </w:r>
+    </w:p>
+    <w:p>
+      <w:pPr>
+        <w:pStyle w:val="NormalWeb"/>
+        <w:ind w:left="720"/>
         <w:rPr>
           <w:sz w:val="22"/>
           <w:szCs w:val="22"/>
         </w:rPr>
-        <w:t>ReLU</w:t>
-      </w:r>
-      <w:proofErr w:type="spellEnd"/>
+      </w:pPr>
       <w:r>
         <w:rPr>
           <w:sz w:val="22"/>
           <w:szCs w:val="22"/>
         </w:rPr>
-        <w:t xml:space="preserve"> is efficient in terms of computations but has a dead zone for negative input values, while functions like GELU, Swish, and Mish are mathematically complicated.</w:t>
-      </w:r>
+        <w:t xml:space="preserve">The problem being </w:t>
+      </w:r>
+      <w:r>
+        <w:rPr>
+          <w:sz w:val="22"/>
+          <w:szCs w:val="22"/>
+        </w:rPr>
+        <w:t>addressed</w:t>
+      </w:r>
+      <w:r>
+        <w:rPr>
+          <w:sz w:val="22"/>
+          <w:szCs w:val="22"/>
+        </w:rPr>
+        <w:t xml:space="preserve"> </w:t>
+      </w:r>
+      <w:r>
+        <w:rPr>
+          <w:sz w:val="22"/>
+          <w:szCs w:val="22"/>
+        </w:rPr>
+        <w:t xml:space="preserve">in </w:t>
+      </w:r>
+      <w:r>
+        <w:rPr>
+          <w:sz w:val="22"/>
+          <w:szCs w:val="22"/>
+        </w:rPr>
+        <w:t xml:space="preserve">this research is to create a </w:t>
+      </w:r>
+      <w:r>
+        <w:rPr>
+          <w:sz w:val="22"/>
+          <w:szCs w:val="22"/>
+        </w:rPr>
+        <w:t>P</w:t>
+      </w:r>
+      <w:r>
+        <w:rPr>
+          <w:sz w:val="22"/>
+          <w:szCs w:val="22"/>
+        </w:rPr>
+        <w:t xml:space="preserve">arameterizable </w:t>
+      </w:r>
+      <w:r>
+        <w:rPr>
+          <w:sz w:val="22"/>
+          <w:szCs w:val="22"/>
+        </w:rPr>
+        <w:t>E</w:t>
+      </w:r>
+      <w:r>
+        <w:rPr>
+          <w:sz w:val="22"/>
+          <w:szCs w:val="22"/>
+        </w:rPr>
+        <w:t>xpo</w:t>
+      </w:r>
+      <w:r>
+        <w:rPr>
+          <w:sz w:val="22"/>
+          <w:szCs w:val="22"/>
+        </w:rPr>
+        <w:t xml:space="preserve">nential Tanh (PETA) </w:t>
+      </w:r>
+      <w:r>
+        <w:rPr>
+          <w:sz w:val="22"/>
+          <w:szCs w:val="22"/>
+        </w:rPr>
+        <w:t xml:space="preserve">activation function </w:t>
+      </w:r>
+      <w:r>
+        <w:rPr>
+          <w:sz w:val="22"/>
+          <w:szCs w:val="22"/>
+        </w:rPr>
+        <w:t xml:space="preserve">of the </w:t>
+      </w:r>
+      <w:proofErr w:type="gramStart"/>
+      <w:r>
+        <w:rPr>
+          <w:sz w:val="22"/>
+          <w:szCs w:val="22"/>
+        </w:rPr>
+        <w:t xml:space="preserve">form </w:t>
+      </w:r>
+      <w:r>
+        <w:rPr>
+          <w:sz w:val="22"/>
+          <w:szCs w:val="22"/>
+        </w:rPr>
+        <w:t>:</w:t>
+      </w:r>
+      <w:proofErr w:type="gramEnd"/>
     </w:p>
     <w:p>
       <w:pPr>
@@ -2316,59 +2719,234 @@
           <w:szCs w:val="22"/>
         </w:rPr>
       </w:pPr>
-      <w:r>
+      <m:oMathPara>
+        <m:oMath>
+          <m:r>
+            <w:rPr>
+              <w:rFonts w:ascii="Cambria Math" w:hAnsi="Cambria Math"/>
+              <w:sz w:val="22"/>
+              <w:szCs w:val="22"/>
+            </w:rPr>
+            <m:t>f</m:t>
+          </m:r>
+          <m:d>
+            <m:dPr>
+              <m:ctrlPr>
+                <w:rPr>
+                  <w:rFonts w:ascii="Cambria Math" w:hAnsi="Cambria Math"/>
+                  <w:i/>
+                  <w:sz w:val="22"/>
+                  <w:szCs w:val="22"/>
+                </w:rPr>
+              </m:ctrlPr>
+            </m:dPr>
+            <m:e>
+              <m:r>
+                <w:rPr>
+                  <w:rFonts w:ascii="Cambria Math" w:hAnsi="Cambria Math"/>
+                  <w:sz w:val="22"/>
+                  <w:szCs w:val="22"/>
+                </w:rPr>
+                <m:t>x</m:t>
+              </m:r>
+            </m:e>
+          </m:d>
+          <m:r>
+            <w:rPr>
+              <w:rFonts w:ascii="Cambria Math" w:hAnsi="Cambria Math"/>
+              <w:sz w:val="22"/>
+              <w:szCs w:val="22"/>
+            </w:rPr>
+            <m:t>=β</m:t>
+          </m:r>
+          <m:r>
+            <m:rPr>
+              <m:sty m:val="p"/>
+            </m:rPr>
+            <w:rPr>
+              <w:rFonts w:ascii="Cambria Math" w:hAnsi="Cambria Math"/>
+              <w:sz w:val="22"/>
+              <w:szCs w:val="22"/>
+            </w:rPr>
+            <m:t>tanh⁡</m:t>
+          </m:r>
+          <m:r>
+            <w:rPr>
+              <w:rFonts w:ascii="Cambria Math" w:hAnsi="Cambria Math"/>
+              <w:sz w:val="22"/>
+              <w:szCs w:val="22"/>
+            </w:rPr>
+            <m:t>(</m:t>
+          </m:r>
+          <m:sSup>
+            <m:sSupPr>
+              <m:ctrlPr>
+                <w:rPr>
+                  <w:rFonts w:ascii="Cambria Math" w:hAnsi="Cambria Math"/>
+                  <w:i/>
+                  <w:sz w:val="22"/>
+                  <w:szCs w:val="22"/>
+                </w:rPr>
+              </m:ctrlPr>
+            </m:sSupPr>
+            <m:e>
+              <m:r>
+                <w:rPr>
+                  <w:rFonts w:ascii="Cambria Math" w:hAnsi="Cambria Math"/>
+                  <w:sz w:val="22"/>
+                  <w:szCs w:val="22"/>
+                </w:rPr>
+                <m:t>2</m:t>
+              </m:r>
+            </m:e>
+            <m:sup>
+              <m:r>
+                <w:rPr>
+                  <w:rFonts w:ascii="Cambria Math" w:hAnsi="Cambria Math"/>
+                  <w:sz w:val="22"/>
+                  <w:szCs w:val="22"/>
+                </w:rPr>
+                <m:t>αx</m:t>
+              </m:r>
+            </m:sup>
+          </m:sSup>
+          <m:r>
+            <w:rPr>
+              <w:rFonts w:ascii="Cambria Math" w:hAnsi="Cambria Math"/>
+              <w:sz w:val="22"/>
+              <w:szCs w:val="22"/>
+            </w:rPr>
+            <m:t>)</m:t>
+          </m:r>
+        </m:oMath>
+      </m:oMathPara>
+    </w:p>
+    <w:p>
+      <w:pPr>
+        <w:pStyle w:val="NormalWeb"/>
+        <w:ind w:left="720"/>
         <w:rPr>
           <w:sz w:val="22"/>
           <w:szCs w:val="22"/>
         </w:rPr>
-        <w:t xml:space="preserve">Moreover, the availability of an </w:t>
-      </w:r>
-      <w:proofErr w:type="gramStart"/>
+      </w:pPr>
       <w:r>
         <w:rPr>
           <w:sz w:val="22"/>
           <w:szCs w:val="22"/>
         </w:rPr>
-        <w:t>ever growing</w:t>
-      </w:r>
-      <w:proofErr w:type="gramEnd"/>
+        <w:t xml:space="preserve">Where </w:t>
+      </w:r>
+      <m:oMath>
+        <m:r>
+          <w:rPr>
+            <w:rFonts w:ascii="Cambria Math" w:hAnsi="Cambria Math"/>
+            <w:sz w:val="22"/>
+            <w:szCs w:val="22"/>
+          </w:rPr>
+          <m:t>α</m:t>
+        </m:r>
+      </m:oMath>
       <w:r>
         <w:rPr>
           <w:sz w:val="22"/>
           <w:szCs w:val="22"/>
         </w:rPr>
-        <w:t xml:space="preserve"> number of activation functions renders it challenging to ascertain whether there is any significant benefit of a new activation function over existing ones. Therefore, there is a need for a mathematically motivated parameterized activation function which can be rigorously analyzed.</w:t>
-      </w:r>
-    </w:p>
-    <w:p>
-      <w:pPr>
-        <w:pStyle w:val="NormalWeb"/>
-        <w:ind w:left="720"/>
+        <w:t xml:space="preserve"> </w:t>
+      </w:r>
+      <w:r>
         <w:rPr>
           <w:sz w:val="22"/>
           <w:szCs w:val="22"/>
         </w:rPr>
-      </w:pPr>
+        <w:t>and</w:t>
+      </w:r>
       <w:r>
         <w:rPr>
           <w:sz w:val="22"/>
           <w:szCs w:val="22"/>
         </w:rPr>
-        <w:t xml:space="preserve">The problem being </w:t>
-      </w:r>
+        <w:t xml:space="preserve"> </w:t>
+      </w:r>
+      <m:oMath>
+        <m:r>
+          <w:rPr>
+            <w:rFonts w:ascii="Cambria Math" w:hAnsi="Cambria Math"/>
+            <w:sz w:val="22"/>
+            <w:szCs w:val="22"/>
+          </w:rPr>
+          <m:t>β</m:t>
+        </m:r>
+      </m:oMath>
       <w:r>
         <w:rPr>
           <w:sz w:val="22"/>
           <w:szCs w:val="22"/>
         </w:rPr>
-        <w:t>addressed</w:t>
+        <w:t xml:space="preserve"> tuning parameters</w:t>
       </w:r>
       <w:r>
         <w:rPr>
           <w:sz w:val="22"/>
           <w:szCs w:val="22"/>
         </w:rPr>
-        <w:t xml:space="preserve"> this research is to create a parameterizable activation function and analyze it mathematically to see whether it enhances gradient flow and efficiency during training while still retaining good predictive performance in comparison to existing activation functions. The function will be tested both mathematically and experimentally based on parameters like gradient flow, speed of convergence, training time, and performance of the model.</w:t>
+        <w:t xml:space="preserve">. These parameters are accountable for </w:t>
+      </w:r>
+      <w:r>
+        <w:rPr>
+          <w:sz w:val="22"/>
+          <w:szCs w:val="22"/>
+        </w:rPr>
+        <w:t xml:space="preserve">providing the flexible </w:t>
+      </w:r>
+      <w:r>
+        <w:rPr>
+          <w:sz w:val="22"/>
+          <w:szCs w:val="22"/>
+        </w:rPr>
+        <w:t xml:space="preserve">transformation of the activation function </w:t>
+      </w:r>
+      <w:r>
+        <w:rPr>
+          <w:sz w:val="22"/>
+          <w:szCs w:val="22"/>
+        </w:rPr>
+        <w:t>during neural network training.</w:t>
+      </w:r>
+      <w:r>
+        <w:rPr>
+          <w:sz w:val="22"/>
+          <w:szCs w:val="22"/>
+        </w:rPr>
+        <w:t xml:space="preserve"> </w:t>
+      </w:r>
+      <w:r>
+        <w:rPr>
+          <w:sz w:val="22"/>
+          <w:szCs w:val="22"/>
+        </w:rPr>
+        <w:t xml:space="preserve">It will be </w:t>
+      </w:r>
+      <w:r>
+        <w:rPr>
+          <w:sz w:val="22"/>
+          <w:szCs w:val="22"/>
+        </w:rPr>
+        <w:t>analyze</w:t>
+      </w:r>
+      <w:r>
+        <w:rPr>
+          <w:sz w:val="22"/>
+          <w:szCs w:val="22"/>
+        </w:rPr>
+        <w:t xml:space="preserve">d </w:t>
+      </w:r>
+      <w:r>
+        <w:rPr>
+          <w:sz w:val="22"/>
+          <w:szCs w:val="22"/>
+        </w:rPr>
+        <w:t>mathematically to see whether it enhances gradient flow and efficiency during training while still retaining good predictive performance in comparison to existing activation functions. The function will be tested both mathematically and experimentally based on parameters like gradient flow, speed of convergence, training time, and performance of the model.</w:t>
       </w:r>
     </w:p>
     <w:p>
@@ -2469,24 +3047,21 @@
           <w:bCs/>
           <w:szCs w:val="20"/>
         </w:rPr>
-        <w:t>The main objective of this study is to develop and mathematically analyze a parameterized activation function for deep neural networks and evaluate its effectiveness in terms of gradient propagation and training efficiency.</w:t>
-      </w:r>
-    </w:p>
-    <w:p>
-      <w:pPr>
-        <w:pStyle w:val="ListParagraph"/>
-        <w:ind w:left="1080"/>
-        <w:rPr>
-          <w:bCs/>
-          <w:szCs w:val="20"/>
-        </w:rPr>
-      </w:pPr>
-      <w:r>
-        <w:rPr>
-          <w:bCs/>
-          <w:szCs w:val="20"/>
-        </w:rPr>
-        <w:t>The specific objectives are:</w:t>
+        <w:t xml:space="preserve">Th study objectives of </w:t>
+      </w:r>
+      <w:r>
+        <w:rPr>
+          <w:bCs/>
+          <w:szCs w:val="20"/>
+        </w:rPr>
+        <w:t>this research study</w:t>
+      </w:r>
+      <w:r>
+        <w:rPr>
+          <w:bCs/>
+          <w:szCs w:val="20"/>
+        </w:rPr>
+        <w:t xml:space="preserve"> are: </w:t>
       </w:r>
     </w:p>
     <w:p>
@@ -2506,7 +3081,7 @@
           <w:bCs/>
           <w:szCs w:val="20"/>
         </w:rPr>
-        <w:t xml:space="preserve">To design a mathematically motivated parameterized activation function for deep neural networks. </w:t>
+        <w:t xml:space="preserve">To design a mathematically parameterized activation function for deep neural networks. </w:t>
       </w:r>
     </w:p>
     <w:p>
@@ -2526,7 +3101,37 @@
           <w:bCs/>
           <w:szCs w:val="20"/>
         </w:rPr>
-        <w:t xml:space="preserve">To investigate the mathematical properties of the proposed activation function, including continuity, differentiability, range, asymptotic behavior, and derivative characteristics. </w:t>
+        <w:t>To investigate the mathematical properties of the proposed activation function,</w:t>
+      </w:r>
+      <w:r>
+        <w:rPr>
+          <w:bCs/>
+          <w:szCs w:val="20"/>
+        </w:rPr>
+        <w:t xml:space="preserve"> </w:t>
+      </w:r>
+      <w:proofErr w:type="gramStart"/>
+      <w:r>
+        <w:rPr>
+          <w:bCs/>
+          <w:szCs w:val="20"/>
+        </w:rPr>
+        <w:t xml:space="preserve">PETA </w:t>
+      </w:r>
+      <w:r>
+        <w:rPr>
+          <w:bCs/>
+          <w:szCs w:val="20"/>
+        </w:rPr>
+        <w:t xml:space="preserve"> including</w:t>
+      </w:r>
+      <w:proofErr w:type="gramEnd"/>
+      <w:r>
+        <w:rPr>
+          <w:bCs/>
+          <w:szCs w:val="20"/>
+        </w:rPr>
+        <w:t xml:space="preserve"> continuity, differentiability, range, asymptotic behavior, and derivative characteristics. </w:t>
       </w:r>
     </w:p>
     <w:p>
@@ -2546,7 +3151,21 @@
           <w:bCs/>
           <w:szCs w:val="20"/>
         </w:rPr>
-        <w:t xml:space="preserve">To analyze the gradient behavior of the proposed function and investigate its potential to mitigate gradient attenuation during neural-network training. </w:t>
+        <w:t xml:space="preserve">To analyze the gradient behavior of the proposed function </w:t>
+      </w:r>
+      <w:r>
+        <w:rPr>
+          <w:bCs/>
+          <w:szCs w:val="20"/>
+        </w:rPr>
+        <w:t xml:space="preserve">(PETA) </w:t>
+      </w:r>
+      <w:r>
+        <w:rPr>
+          <w:bCs/>
+          <w:szCs w:val="20"/>
+        </w:rPr>
+        <w:t xml:space="preserve">and investigate its potential to mitigate gradient attenuation during neural-network training. </w:t>
       </w:r>
     </w:p>
     <w:p>
@@ -2566,7 +3185,14 @@
           <w:bCs/>
           <w:szCs w:val="20"/>
         </w:rPr>
-        <w:t xml:space="preserve">To evaluate the convergence behavior and training efficiency of neural networks using the proposed activation function. </w:t>
+        <w:t>To evaluate the convergence behavior and training efficiency of neural networks using the proposed activation function</w:t>
+      </w:r>
+      <w:r>
+        <w:rPr>
+          <w:bCs/>
+          <w:szCs w:val="20"/>
+        </w:rPr>
+        <w:t xml:space="preserve"> PETA.</w:t>
       </w:r>
     </w:p>
     <w:p>
@@ -2586,7 +3212,21 @@
           <w:bCs/>
           <w:szCs w:val="20"/>
         </w:rPr>
-        <w:t xml:space="preserve">To compare the proposed activation function with established functions such as </w:t>
+        <w:t xml:space="preserve">To compare the proposed activation function </w:t>
+      </w:r>
+      <w:r>
+        <w:rPr>
+          <w:bCs/>
+          <w:szCs w:val="20"/>
+        </w:rPr>
+        <w:t xml:space="preserve">PETA </w:t>
+      </w:r>
+      <w:r>
+        <w:rPr>
+          <w:bCs/>
+          <w:szCs w:val="20"/>
+        </w:rPr>
+        <w:t xml:space="preserve">with established functions such as </w:t>
       </w:r>
       <w:proofErr w:type="spellStart"/>
       <w:r>
@@ -2602,23 +3242,15 @@
           <w:bCs/>
           <w:szCs w:val="20"/>
         </w:rPr>
-        <w:t xml:space="preserve">, </w:t>
-      </w:r>
-      <w:proofErr w:type="spellStart"/>
-      <w:r>
-        <w:rPr>
-          <w:bCs/>
-          <w:szCs w:val="20"/>
-        </w:rPr>
-        <w:t>PReLU</w:t>
-      </w:r>
-      <w:proofErr w:type="spellEnd"/>
-      <w:r>
-        <w:rPr>
-          <w:bCs/>
-          <w:szCs w:val="20"/>
-        </w:rPr>
-        <w:t>, ELU, GELU, Swish/</w:t>
+        <w:t xml:space="preserve">, PReLU, </w:t>
+      </w:r>
+      <w:r>
+        <w:rPr>
+          <w:bCs/>
+          <w:szCs w:val="20"/>
+        </w:rPr>
+        <w:lastRenderedPageBreak/>
+        <w:t>ELU, GELU, Swish/</w:t>
       </w:r>
       <w:proofErr w:type="spellStart"/>
       <w:r>
@@ -2654,7 +3286,6 @@
           <w:bCs/>
           <w:szCs w:val="20"/>
         </w:rPr>
-        <w:lastRenderedPageBreak/>
         <w:t xml:space="preserve">To assess computational performance using measures such as training time, number of epochs required for convergence, loss, and predictive accuracy. </w:t>
       </w:r>
     </w:p>
@@ -2841,7 +3472,32 @@
           <w:spacing w:val="-2"/>
           <w:szCs w:val="20"/>
         </w:rPr>
-        <w:t xml:space="preserve">How does the proposed function perform in terms of predictive accuracy and loss compared with </w:t>
+        <w:t>How does the proposed function perform in terms of predictive accuracy and loss compared with</w:t>
+      </w:r>
+      <w:r>
+        <w:rPr>
+          <w:bCs/>
+          <w:spacing w:val="-2"/>
+          <w:szCs w:val="20"/>
+        </w:rPr>
+        <w:t xml:space="preserve"> </w:t>
+      </w:r>
+      <w:proofErr w:type="gramStart"/>
+      <w:r>
+        <w:rPr>
+          <w:bCs/>
+          <w:spacing w:val="-2"/>
+          <w:szCs w:val="20"/>
+        </w:rPr>
+        <w:t xml:space="preserve">TELU, </w:t>
+      </w:r>
+      <w:r>
+        <w:rPr>
+          <w:bCs/>
+          <w:spacing w:val="-2"/>
+          <w:szCs w:val="20"/>
+        </w:rPr>
+        <w:t xml:space="preserve"> </w:t>
       </w:r>
       <w:proofErr w:type="spellStart"/>
       <w:r>
@@ -2853,31 +3509,14 @@
         <w:t>ReLU</w:t>
       </w:r>
       <w:proofErr w:type="spellEnd"/>
-      <w:r>
-        <w:rPr>
-          <w:bCs/>
-          <w:spacing w:val="-2"/>
-          <w:szCs w:val="20"/>
-        </w:rPr>
-        <w:t xml:space="preserve">, </w:t>
-      </w:r>
-      <w:proofErr w:type="spellStart"/>
-      <w:r>
-        <w:rPr>
-          <w:bCs/>
-          <w:spacing w:val="-2"/>
-          <w:szCs w:val="20"/>
-        </w:rPr>
-        <w:t>PReLU</w:t>
-      </w:r>
-      <w:proofErr w:type="spellEnd"/>
-      <w:r>
-        <w:rPr>
-          <w:bCs/>
-          <w:spacing w:val="-2"/>
-          <w:szCs w:val="20"/>
-        </w:rPr>
-        <w:t>, ELU, GELU, Swish/</w:t>
+      <w:proofErr w:type="gramEnd"/>
+      <w:r>
+        <w:rPr>
+          <w:bCs/>
+          <w:spacing w:val="-2"/>
+          <w:szCs w:val="20"/>
+        </w:rPr>
+        <w:t>, PReLU, ELU, GELU, Swish/</w:t>
       </w:r>
       <w:proofErr w:type="spellStart"/>
       <w:r>
@@ -3134,7 +3773,7 @@
           </mc:Choice>
           <mc:Fallback>
             <w:pict>
-              <v:rect w14:anchorId="2EFC4FCA" id="Rectangle 5" o:spid="_x0000_s1026" alt="Generated image" style="width:24pt;height:24pt;visibility:visible;mso-wrap-style:square;mso-left-percent:-10001;mso-top-percent:-10001;mso-position-horizontal:absolute;mso-position-horizontal-relative:char;mso-position-vertical:absolute;mso-position-vertical-relative:line;mso-left-percent:-10001;mso-top-percent:-10001;v-text-anchor:top" o:gfxdata="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" filled="f" stroked="f">
+              <v:rect w14:anchorId="7E05CB66" id="Rectangle 5" o:spid="_x0000_s1026" alt="Generated image" style="width:24pt;height:24pt;visibility:visible;mso-wrap-style:square;mso-left-percent:-10001;mso-top-percent:-10001;mso-position-horizontal:absolute;mso-position-horizontal-relative:char;mso-position-vertical:absolute;mso-position-vertical-relative:line;mso-left-percent:-10001;mso-top-percent:-10001;v-text-anchor:top" o:gfxdata="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" filled="f" stroked="f">
                 <o:lock v:ext="edit" aspectratio="t"/>
                 <w10:anchorlock/>
               </v:rect>
@@ -3158,11 +3797,10 @@
           <w:noProof/>
           <w:sz w:val="24"/>
         </w:rPr>
-        <w:lastRenderedPageBreak/>
         <w:drawing>
-          <wp:inline distT="0" distB="0" distL="0" distR="0" wp14:anchorId="6976560F" wp14:editId="2A62FD1C">
-            <wp:extent cx="5286375" cy="5142865"/>
-            <wp:effectExtent l="0" t="0" r="9525" b="635"/>
+          <wp:inline distT="0" distB="0" distL="0" distR="0" wp14:anchorId="6976560F" wp14:editId="08A30F14">
+            <wp:extent cx="4305300" cy="4188423"/>
+            <wp:effectExtent l="0" t="0" r="0" b="3175"/>
             <wp:docPr id="852561399" name="Picture 9"/>
             <wp:cNvGraphicFramePr>
               <a:graphicFrameLocks xmlns:a="http://schemas.openxmlformats.org/drawingml/2006/main" noChangeAspect="1"/>
@@ -3192,7 +3830,7 @@
                   <pic:spPr bwMode="auto">
                     <a:xfrm>
                       <a:off x="0" y="0"/>
-                      <a:ext cx="5300896" cy="5156992"/>
+                      <a:ext cx="4320103" cy="4202824"/>
                     </a:xfrm>
                     <a:prstGeom prst="rect">
                       <a:avLst/>
@@ -3222,190 +3860,443 @@
           <w:szCs w:val="20"/>
         </w:rPr>
       </w:pPr>
-      <w:r>
-        <w:rPr>
-          <w:bCs/>
-          <w:szCs w:val="20"/>
-        </w:rPr>
-        <w:t xml:space="preserve">The independent variable will be the activation function, consisting of the proposed parameterized function and established functions such as </w:t>
-      </w:r>
-      <w:proofErr w:type="spellStart"/>
-      <w:r>
-        <w:rPr>
-          <w:bCs/>
-          <w:szCs w:val="20"/>
-        </w:rPr>
-        <w:t>ReLU</w:t>
-      </w:r>
-      <w:proofErr w:type="spellEnd"/>
-      <w:r>
-        <w:rPr>
-          <w:bCs/>
-          <w:szCs w:val="20"/>
-        </w:rPr>
-        <w:t xml:space="preserve">, </w:t>
-      </w:r>
-      <w:proofErr w:type="spellStart"/>
-      <w:r>
-        <w:rPr>
-          <w:bCs/>
-          <w:szCs w:val="20"/>
-        </w:rPr>
-        <w:t>PReLU</w:t>
-      </w:r>
-      <w:proofErr w:type="spellEnd"/>
-      <w:r>
-        <w:rPr>
-          <w:bCs/>
-          <w:szCs w:val="20"/>
-        </w:rPr>
-        <w:t>, ELU, GELU, Swish/</w:t>
-      </w:r>
-      <w:proofErr w:type="spellStart"/>
-      <w:r>
-        <w:rPr>
-          <w:bCs/>
-          <w:szCs w:val="20"/>
-        </w:rPr>
-        <w:t>SiLU</w:t>
-      </w:r>
-      <w:proofErr w:type="spellEnd"/>
-      <w:r>
-        <w:rPr>
-          <w:bCs/>
-          <w:szCs w:val="20"/>
-        </w:rPr>
-        <w:t>, and Mish.</w:t>
-      </w:r>
-    </w:p>
-    <w:p>
-      <w:pPr>
-        <w:ind w:left="360"/>
-        <w:rPr>
-          <w:bCs/>
-          <w:szCs w:val="20"/>
-        </w:rPr>
-      </w:pPr>
-      <w:r>
-        <w:rPr>
-          <w:bCs/>
-          <w:szCs w:val="20"/>
-        </w:rPr>
-        <w:t>The dependent variables will include:</w:t>
-      </w:r>
-    </w:p>
-    <w:p>
-      <w:pPr>
+    </w:p>
+    <w:p>
+      <w:pPr>
+        <w:pStyle w:val="ListParagraph"/>
+        <w:numPr>
+          <w:ilvl w:val="1"/>
+          <w:numId w:val="6"/>
+        </w:numPr>
+        <w:rPr>
+          <w:b/>
+          <w:spacing w:val="-2"/>
+          <w:sz w:val="24"/>
+        </w:rPr>
+      </w:pPr>
+      <w:r>
+        <w:rPr>
+          <w:b/>
+          <w:spacing w:val="-2"/>
+          <w:sz w:val="24"/>
+        </w:rPr>
+        <w:t>Variables</w:t>
+      </w:r>
+    </w:p>
+    <w:p>
+      <w:pPr>
+        <w:pStyle w:val="ListParagraph"/>
         <w:numPr>
           <w:ilvl w:val="0"/>
+          <w:numId w:val="27"/>
+        </w:numPr>
+        <w:rPr>
+          <w:bCs/>
+          <w:szCs w:val="20"/>
+        </w:rPr>
+      </w:pPr>
+      <w:r>
+        <w:rPr>
+          <w:b/>
+          <w:szCs w:val="20"/>
+        </w:rPr>
+        <w:t xml:space="preserve">Independent </w:t>
+      </w:r>
+      <w:proofErr w:type="spellStart"/>
+      <w:r>
+        <w:rPr>
+          <w:b/>
+          <w:szCs w:val="20"/>
+        </w:rPr>
+        <w:t>Vairable</w:t>
+      </w:r>
+      <w:r>
+        <w:rPr>
+          <w:b/>
+          <w:szCs w:val="20"/>
+        </w:rPr>
+        <w:t>s</w:t>
+      </w:r>
+      <w:proofErr w:type="spellEnd"/>
+      <w:r>
+        <w:rPr>
+          <w:b/>
+          <w:szCs w:val="20"/>
+        </w:rPr>
+        <w:t xml:space="preserve">: </w:t>
+      </w:r>
+      <w:r>
+        <w:rPr>
+          <w:bCs/>
+          <w:szCs w:val="20"/>
+        </w:rPr>
+        <w:t xml:space="preserve">Type of activation function such as </w:t>
+      </w:r>
+      <w:r>
+        <w:rPr>
+          <w:bCs/>
+          <w:szCs w:val="20"/>
+        </w:rPr>
+        <w:t>PETA, TELU, RELU, GELU and Mish</w:t>
+      </w:r>
+    </w:p>
+    <w:p>
+      <w:pPr>
+        <w:pStyle w:val="ListParagraph"/>
+        <w:numPr>
+          <w:ilvl w:val="0"/>
+          <w:numId w:val="27"/>
+        </w:numPr>
+        <w:rPr>
+          <w:bCs/>
+          <w:szCs w:val="20"/>
+        </w:rPr>
+      </w:pPr>
+      <w:r>
+        <w:rPr>
+          <w:b/>
+          <w:szCs w:val="20"/>
+        </w:rPr>
+        <w:t>Dependent Variable</w:t>
+      </w:r>
+      <w:r>
+        <w:rPr>
+          <w:b/>
+          <w:szCs w:val="20"/>
+        </w:rPr>
+        <w:t>s</w:t>
+      </w:r>
+      <w:r>
+        <w:rPr>
+          <w:b/>
+          <w:szCs w:val="20"/>
+        </w:rPr>
+        <w:t>:</w:t>
+      </w:r>
+      <w:r>
+        <w:rPr>
+          <w:bCs/>
+          <w:szCs w:val="20"/>
+        </w:rPr>
+        <w:t xml:space="preserve"> </w:t>
+      </w:r>
+      <w:r>
+        <w:rPr>
+          <w:bCs/>
+          <w:szCs w:val="20"/>
+        </w:rPr>
+        <w:t>Magnitude of Gra</w:t>
+      </w:r>
+      <w:r>
+        <w:rPr>
+          <w:bCs/>
+          <w:szCs w:val="20"/>
+        </w:rPr>
+        <w:t>dient, Training Time, Convergence speed, Model Accuracy</w:t>
+      </w:r>
+    </w:p>
+    <w:p>
+      <w:pPr>
+        <w:pStyle w:val="ListParagraph"/>
+        <w:numPr>
+          <w:ilvl w:val="0"/>
+          <w:numId w:val="27"/>
+        </w:numPr>
+        <w:rPr>
+          <w:bCs/>
+          <w:szCs w:val="20"/>
+        </w:rPr>
+      </w:pPr>
+      <w:r>
+        <w:rPr>
+          <w:b/>
+          <w:szCs w:val="20"/>
+        </w:rPr>
+        <w:t>Control Variables:</w:t>
+      </w:r>
+      <w:r>
+        <w:rPr>
+          <w:bCs/>
+          <w:szCs w:val="20"/>
+        </w:rPr>
+        <w:t xml:space="preserve"> Network Architecture</w:t>
+      </w:r>
+      <w:r>
+        <w:rPr>
+          <w:bCs/>
+          <w:szCs w:val="20"/>
+        </w:rPr>
+        <w:t xml:space="preserve">, Optimizer, Learning Rate, </w:t>
+      </w:r>
+      <w:r>
+        <w:rPr>
+          <w:bCs/>
+          <w:szCs w:val="20"/>
+        </w:rPr>
+        <w:t>Batch size and Data set used</w:t>
+      </w:r>
+    </w:p>
+    <w:p>
+      <w:pPr>
+        <w:pStyle w:val="ListParagraph"/>
+        <w:numPr>
+          <w:ilvl w:val="1"/>
+          <w:numId w:val="6"/>
+        </w:numPr>
+        <w:rPr>
+          <w:b/>
+          <w:spacing w:val="-2"/>
+          <w:sz w:val="24"/>
+        </w:rPr>
+      </w:pPr>
+      <w:r>
+        <w:rPr>
+          <w:b/>
+          <w:spacing w:val="-2"/>
+          <w:sz w:val="24"/>
+        </w:rPr>
+        <w:t xml:space="preserve">Research </w:t>
+      </w:r>
+      <w:r>
+        <w:rPr>
+          <w:b/>
+          <w:spacing w:val="-2"/>
+          <w:sz w:val="24"/>
+        </w:rPr>
+        <w:t>Hypothesis</w:t>
+      </w:r>
+    </w:p>
+    <w:p>
+      <w:pPr>
+        <w:pStyle w:val="ListParagraph"/>
+        <w:ind w:left="1080" w:firstLine="0"/>
+        <w:rPr>
+          <w:bCs/>
+          <w:spacing w:val="-2"/>
+          <w:sz w:val="24"/>
+        </w:rPr>
+      </w:pPr>
+    </w:p>
+    <w:p>
+      <w:pPr>
+        <w:pStyle w:val="ListParagraph"/>
+        <w:numPr>
+          <w:ilvl w:val="1"/>
           <w:numId w:val="15"/>
         </w:numPr>
         <w:rPr>
           <w:bCs/>
-          <w:szCs w:val="20"/>
-        </w:rPr>
-      </w:pPr>
-      <w:r>
-        <w:rPr>
-          <w:bCs/>
-          <w:szCs w:val="20"/>
-        </w:rPr>
-        <w:t xml:space="preserve">Gradient behavior </w:t>
-      </w:r>
-    </w:p>
-    <w:p>
-      <w:pPr>
+          <w:spacing w:val="-2"/>
+          <w:sz w:val="24"/>
+        </w:rPr>
+      </w:pPr>
+      <m:oMath>
+        <m:sSub>
+          <m:sSubPr>
+            <m:ctrlPr>
+              <w:rPr>
+                <w:rFonts w:ascii="Cambria Math" w:hAnsi="Cambria Math"/>
+                <w:bCs/>
+                <w:i/>
+                <w:spacing w:val="-2"/>
+                <w:sz w:val="24"/>
+              </w:rPr>
+            </m:ctrlPr>
+          </m:sSubPr>
+          <m:e>
+            <m:r>
+              <w:rPr>
+                <w:rFonts w:ascii="Cambria Math" w:hAnsi="Cambria Math"/>
+                <w:spacing w:val="-2"/>
+                <w:sz w:val="24"/>
+              </w:rPr>
+              <m:t>H</m:t>
+            </m:r>
+          </m:e>
+          <m:sub>
+            <m:r>
+              <w:rPr>
+                <w:rFonts w:ascii="Cambria Math" w:hAnsi="Cambria Math"/>
+                <w:spacing w:val="-2"/>
+                <w:sz w:val="24"/>
+              </w:rPr>
+              <m:t>o</m:t>
+            </m:r>
+          </m:sub>
+        </m:sSub>
+      </m:oMath>
+      <w:r>
+        <w:rPr>
+          <w:bCs/>
+          <w:spacing w:val="-2"/>
+          <w:sz w:val="24"/>
+        </w:rPr>
+        <w:t xml:space="preserve"> (Null Hypothesis):  There is</w:t>
+      </w:r>
+      <w:r>
+        <w:rPr>
+          <w:bCs/>
+          <w:spacing w:val="-2"/>
+          <w:sz w:val="24"/>
+        </w:rPr>
+        <w:t xml:space="preserve"> no</w:t>
+      </w:r>
+      <w:r>
+        <w:rPr>
+          <w:bCs/>
+          <w:spacing w:val="-2"/>
+          <w:sz w:val="24"/>
+        </w:rPr>
+        <w:t xml:space="preserve"> significant change in </w:t>
+      </w:r>
+      <w:proofErr w:type="spellStart"/>
+      <w:r>
+        <w:rPr>
+          <w:bCs/>
+          <w:spacing w:val="-2"/>
+          <w:sz w:val="24"/>
+        </w:rPr>
+        <w:t>behaviour</w:t>
+      </w:r>
+      <w:proofErr w:type="spellEnd"/>
+      <w:r>
+        <w:rPr>
+          <w:bCs/>
+          <w:spacing w:val="-2"/>
+          <w:sz w:val="24"/>
+        </w:rPr>
+        <w:t xml:space="preserve"> of proposed activation function </w:t>
+      </w:r>
+      <w:r>
+        <w:rPr>
+          <w:bCs/>
+          <w:spacing w:val="-2"/>
+          <w:sz w:val="24"/>
+        </w:rPr>
+        <w:t xml:space="preserve">PETA </w:t>
+      </w:r>
+      <w:r>
+        <w:rPr>
+          <w:bCs/>
+          <w:spacing w:val="-2"/>
+          <w:sz w:val="24"/>
+        </w:rPr>
+        <w:t>as compared to TEL</w:t>
+      </w:r>
+      <w:r>
+        <w:rPr>
+          <w:bCs/>
+          <w:spacing w:val="-2"/>
+          <w:sz w:val="24"/>
+        </w:rPr>
+        <w:t>U/</w:t>
+      </w:r>
+      <w:r>
+        <w:rPr>
+          <w:bCs/>
+          <w:spacing w:val="-2"/>
+          <w:sz w:val="24"/>
+        </w:rPr>
+        <w:t>RELU/GELU/Mish.</w:t>
+      </w:r>
+    </w:p>
+    <w:p>
+      <w:pPr>
+        <w:pStyle w:val="ListParagraph"/>
         <w:numPr>
-          <w:ilvl w:val="0"/>
+          <w:ilvl w:val="1"/>
           <w:numId w:val="15"/>
         </w:numPr>
         <w:rPr>
           <w:bCs/>
-          <w:szCs w:val="20"/>
-        </w:rPr>
-      </w:pPr>
-      <w:r>
-        <w:rPr>
-          <w:bCs/>
-          <w:szCs w:val="20"/>
-        </w:rPr>
-        <w:t xml:space="preserve">Training loss </w:t>
-      </w:r>
-    </w:p>
-    <w:p>
-      <w:pPr>
-        <w:numPr>
-          <w:ilvl w:val="0"/>
-          <w:numId w:val="15"/>
-        </w:numPr>
-        <w:rPr>
-          <w:bCs/>
-          <w:szCs w:val="20"/>
-        </w:rPr>
-      </w:pPr>
-      <w:r>
-        <w:rPr>
-          <w:bCs/>
-          <w:szCs w:val="20"/>
-        </w:rPr>
-        <w:t xml:space="preserve">Validation/test accuracy </w:t>
-      </w:r>
-    </w:p>
-    <w:p>
-      <w:pPr>
-        <w:numPr>
-          <w:ilvl w:val="0"/>
-          <w:numId w:val="15"/>
-        </w:numPr>
-        <w:rPr>
-          <w:bCs/>
-          <w:szCs w:val="20"/>
-        </w:rPr>
-      </w:pPr>
-      <w:r>
-        <w:rPr>
-          <w:bCs/>
-          <w:szCs w:val="20"/>
-        </w:rPr>
-        <w:t xml:space="preserve">Number of epochs required for convergence </w:t>
-      </w:r>
-    </w:p>
-    <w:p>
-      <w:pPr>
-        <w:numPr>
-          <w:ilvl w:val="0"/>
-          <w:numId w:val="15"/>
-        </w:numPr>
-        <w:rPr>
-          <w:bCs/>
-          <w:szCs w:val="20"/>
-        </w:rPr>
-      </w:pPr>
-      <w:r>
-        <w:rPr>
-          <w:bCs/>
-          <w:szCs w:val="20"/>
-        </w:rPr>
-        <w:t xml:space="preserve">Training time </w:t>
-      </w:r>
-    </w:p>
-    <w:p>
-      <w:pPr>
-        <w:numPr>
-          <w:ilvl w:val="0"/>
-          <w:numId w:val="15"/>
-        </w:numPr>
-        <w:rPr>
-          <w:bCs/>
-          <w:szCs w:val="20"/>
-        </w:rPr>
-      </w:pPr>
-      <w:r>
-        <w:rPr>
-          <w:bCs/>
-          <w:szCs w:val="20"/>
-        </w:rPr>
-        <w:t>Computational efficiency</w:t>
+          <w:spacing w:val="-2"/>
+          <w:sz w:val="24"/>
+        </w:rPr>
+      </w:pPr>
+      <m:oMath>
+        <m:sSub>
+          <m:sSubPr>
+            <m:ctrlPr>
+              <w:rPr>
+                <w:rFonts w:ascii="Cambria Math" w:hAnsi="Cambria Math"/>
+                <w:bCs/>
+                <w:i/>
+                <w:spacing w:val="-2"/>
+                <w:sz w:val="24"/>
+              </w:rPr>
+            </m:ctrlPr>
+          </m:sSubPr>
+          <m:e>
+            <m:r>
+              <w:rPr>
+                <w:rFonts w:ascii="Cambria Math" w:hAnsi="Cambria Math"/>
+                <w:spacing w:val="-2"/>
+                <w:sz w:val="24"/>
+              </w:rPr>
+              <m:t>H</m:t>
+            </m:r>
+          </m:e>
+          <m:sub>
+            <m:r>
+              <w:rPr>
+                <w:rFonts w:ascii="Cambria Math" w:hAnsi="Cambria Math"/>
+                <w:spacing w:val="-2"/>
+                <w:sz w:val="24"/>
+              </w:rPr>
+              <m:t>1</m:t>
+            </m:r>
+          </m:sub>
+        </m:sSub>
+      </m:oMath>
+      <w:r>
+        <w:rPr>
+          <w:bCs/>
+          <w:spacing w:val="-2"/>
+          <w:sz w:val="24"/>
+        </w:rPr>
+        <w:t xml:space="preserve"> (Alternative Hypothesis): </w:t>
+      </w:r>
+      <w:r>
+        <w:rPr>
+          <w:bCs/>
+          <w:spacing w:val="-2"/>
+          <w:sz w:val="24"/>
+        </w:rPr>
+        <w:t xml:space="preserve">The PETA </w:t>
+      </w:r>
+      <w:r>
+        <w:rPr>
+          <w:bCs/>
+          <w:spacing w:val="-2"/>
+          <w:sz w:val="24"/>
+        </w:rPr>
+        <w:t xml:space="preserve">performs better in any of the </w:t>
+      </w:r>
+      <w:proofErr w:type="gramStart"/>
+      <w:r>
+        <w:rPr>
+          <w:bCs/>
+          <w:spacing w:val="-2"/>
+          <w:sz w:val="24"/>
+        </w:rPr>
+        <w:t>dependents</w:t>
+      </w:r>
+      <w:proofErr w:type="gramEnd"/>
+      <w:r>
+        <w:rPr>
+          <w:bCs/>
+          <w:spacing w:val="-2"/>
+          <w:sz w:val="24"/>
+        </w:rPr>
+        <w:t xml:space="preserve"> </w:t>
+      </w:r>
+      <w:r>
+        <w:rPr>
+          <w:bCs/>
+          <w:spacing w:val="-2"/>
+          <w:sz w:val="24"/>
+        </w:rPr>
+        <w:t>variables.</w:t>
       </w:r>
     </w:p>
     <w:p>
@@ -3503,7 +4394,7 @@
           <w:iCs/>
           <w:szCs w:val="20"/>
         </w:rPr>
-        <w:t>The study will use publicly available benchmark datasets rather than collecting data from human participants</w:t>
+        <w:t>The Dataset</w:t>
       </w:r>
       <w:r>
         <w:rPr>
@@ -3511,7 +4402,7 @@
           <w:iCs/>
           <w:szCs w:val="20"/>
         </w:rPr>
-        <w:t>.</w:t>
+        <w:t>s</w:t>
       </w:r>
       <w:r>
         <w:rPr>
@@ -3519,7 +4410,7 @@
           <w:iCs/>
           <w:szCs w:val="20"/>
         </w:rPr>
-        <w:t xml:space="preserve"> </w:t>
+        <w:t xml:space="preserve"> used </w:t>
       </w:r>
       <w:r>
         <w:rPr>
@@ -3527,110 +4418,15 @@
           <w:iCs/>
           <w:szCs w:val="20"/>
         </w:rPr>
-        <w:t>MNIST will first be used for digit recognition, while CIFAR-10 can potentially be applied to test the suggested activation function on a harder problem of image classification.</w:t>
-      </w:r>
-    </w:p>
-    <w:p>
-      <w:pPr>
-        <w:pStyle w:val="ListParagraph"/>
-        <w:ind w:left="720"/>
-        <w:rPr>
-          <w:bCs/>
-          <w:iCs/>
-          <w:szCs w:val="20"/>
-        </w:rPr>
-      </w:pPr>
-    </w:p>
-    <w:p>
-      <w:pPr>
-        <w:pStyle w:val="ListParagraph"/>
-        <w:ind w:left="720" w:firstLine="0"/>
-        <w:rPr>
-          <w:bCs/>
-          <w:iCs/>
-          <w:szCs w:val="20"/>
-        </w:rPr>
-      </w:pPr>
-      <w:r>
-        <w:rPr>
-          <w:bCs/>
-          <w:iCs/>
-          <w:szCs w:val="20"/>
-        </w:rPr>
-        <w:t>All preprocessing methods, neural network architecture, optimizer, batch size, learning rate parameters, and training conditions will remain the same for all activation functions.</w:t>
-      </w:r>
-      <w:r>
-        <w:rPr>
-          <w:bCs/>
-          <w:iCs/>
-          <w:szCs w:val="20"/>
-        </w:rPr>
-        <w:t xml:space="preserve"> The proposed activation function will be compared </w:t>
-      </w:r>
-      <w:r>
-        <w:rPr>
-          <w:bCs/>
-          <w:iCs/>
-          <w:szCs w:val="20"/>
-        </w:rPr>
-        <w:t xml:space="preserve">with some </w:t>
-      </w:r>
-      <w:proofErr w:type="spellStart"/>
-      <w:proofErr w:type="gramStart"/>
-      <w:r>
-        <w:rPr>
-          <w:bCs/>
-          <w:iCs/>
-          <w:szCs w:val="20"/>
-        </w:rPr>
-        <w:t>well established</w:t>
-      </w:r>
-      <w:proofErr w:type="spellEnd"/>
-      <w:proofErr w:type="gramEnd"/>
-      <w:r>
-        <w:rPr>
-          <w:bCs/>
-          <w:iCs/>
-          <w:szCs w:val="20"/>
-        </w:rPr>
-        <w:t xml:space="preserve"> activations </w:t>
-      </w:r>
-      <w:proofErr w:type="spellStart"/>
-      <w:r>
-        <w:rPr>
-          <w:bCs/>
-          <w:iCs/>
-          <w:szCs w:val="20"/>
-        </w:rPr>
-        <w:t>fucntions</w:t>
-      </w:r>
-      <w:proofErr w:type="spellEnd"/>
-      <w:r>
-        <w:rPr>
-          <w:bCs/>
-          <w:iCs/>
-          <w:szCs w:val="20"/>
-        </w:rPr>
-        <w:t xml:space="preserve"> including:</w:t>
-      </w:r>
-    </w:p>
-    <w:p>
-      <w:pPr>
-        <w:pStyle w:val="ListParagraph"/>
-        <w:ind w:left="720" w:firstLine="0"/>
-        <w:rPr>
-          <w:bCs/>
-          <w:iCs/>
-          <w:szCs w:val="20"/>
-        </w:rPr>
-      </w:pPr>
+        <w:t>in this research study are:</w:t>
+      </w:r>
     </w:p>
     <w:p>
       <w:pPr>
         <w:pStyle w:val="ListParagraph"/>
         <w:numPr>
           <w:ilvl w:val="0"/>
-          <w:numId w:val="16"/>
+          <w:numId w:val="28"/>
         </w:numPr>
         <w:rPr>
           <w:bCs/>
@@ -3645,7 +4441,15 @@
           <w:iCs/>
           <w:szCs w:val="20"/>
         </w:rPr>
-        <w:t>ReLU</w:t>
+        <w:t>Fashion</w:t>
+      </w:r>
+      <w:r>
+        <w:rPr>
+          <w:bCs/>
+          <w:iCs/>
+          <w:szCs w:val="20"/>
+        </w:rPr>
+        <w:t>MNIST</w:t>
       </w:r>
       <w:proofErr w:type="spellEnd"/>
       <w:r>
@@ -3654,7 +4458,7 @@
           <w:iCs/>
           <w:szCs w:val="20"/>
         </w:rPr>
-        <w:t xml:space="preserve"> </w:t>
+        <w:t xml:space="preserve"> Dataset on MLP architecture</w:t>
       </w:r>
     </w:p>
     <w:p>
@@ -3662,7 +4466,7 @@
         <w:pStyle w:val="ListParagraph"/>
         <w:numPr>
           <w:ilvl w:val="0"/>
-          <w:numId w:val="16"/>
+          <w:numId w:val="28"/>
         </w:numPr>
         <w:rPr>
           <w:bCs/>
@@ -3670,6 +4474,22 @@
           <w:szCs w:val="20"/>
         </w:rPr>
       </w:pPr>
+      <w:r>
+        <w:rPr>
+          <w:bCs/>
+          <w:iCs/>
+          <w:szCs w:val="20"/>
+        </w:rPr>
+        <w:t>CI</w:t>
+      </w:r>
+      <w:r>
+        <w:rPr>
+          <w:bCs/>
+          <w:iCs/>
+          <w:szCs w:val="20"/>
+        </w:rPr>
+        <w:t xml:space="preserve">FAR-10 Dataset with </w:t>
+      </w:r>
       <w:proofErr w:type="spellStart"/>
       <w:r>
         <w:rPr>
@@ -3677,7 +4497,7 @@
           <w:iCs/>
           <w:szCs w:val="20"/>
         </w:rPr>
-        <w:t>PReLU</w:t>
+        <w:t>DenseNET</w:t>
       </w:r>
       <w:proofErr w:type="spellEnd"/>
       <w:r>
@@ -3686,7 +4506,7 @@
           <w:iCs/>
           <w:szCs w:val="20"/>
         </w:rPr>
-        <w:t xml:space="preserve"> </w:t>
+        <w:t xml:space="preserve"> CNN</w:t>
       </w:r>
     </w:p>
     <w:p>
@@ -3694,7 +4514,7 @@
         <w:pStyle w:val="ListParagraph"/>
         <w:numPr>
           <w:ilvl w:val="0"/>
-          <w:numId w:val="16"/>
+          <w:numId w:val="28"/>
         </w:numPr>
         <w:rPr>
           <w:bCs/>
@@ -3708,7 +4528,7 @@
           <w:iCs/>
           <w:szCs w:val="20"/>
         </w:rPr>
-        <w:t xml:space="preserve">ELU </w:t>
+        <w:t>ImageNet Dataset with Resnet 18 architecture</w:t>
       </w:r>
     </w:p>
     <w:p>
@@ -3716,7 +4536,7 @@
         <w:pStyle w:val="ListParagraph"/>
         <w:numPr>
           <w:ilvl w:val="0"/>
-          <w:numId w:val="16"/>
+          <w:numId w:val="28"/>
         </w:numPr>
         <w:rPr>
           <w:bCs/>
@@ -3730,8 +4550,15 @@
           <w:iCs/>
           <w:szCs w:val="20"/>
         </w:rPr>
-        <w:lastRenderedPageBreak/>
-        <w:t xml:space="preserve">GELU </w:t>
+        <w:t>Text8 Dataset with Dynamic Pooling Trans</w:t>
+      </w:r>
+      <w:r>
+        <w:rPr>
+          <w:bCs/>
+          <w:iCs/>
+          <w:szCs w:val="20"/>
+        </w:rPr>
+        <w:t>former</w:t>
       </w:r>
     </w:p>
     <w:p>
@@ -3739,7 +4566,7 @@
         <w:pStyle w:val="ListParagraph"/>
         <w:numPr>
           <w:ilvl w:val="0"/>
-          <w:numId w:val="16"/>
+          <w:numId w:val="28"/>
         </w:numPr>
         <w:rPr>
           <w:bCs/>
@@ -3753,7 +4580,15 @@
           <w:iCs/>
           <w:szCs w:val="20"/>
         </w:rPr>
-        <w:t>Swish/</w:t>
+        <w:t>Pen</w:t>
+      </w:r>
+      <w:r>
+        <w:rPr>
+          <w:bCs/>
+          <w:iCs/>
+          <w:szCs w:val="20"/>
+        </w:rPr>
+        <w:t xml:space="preserve"> </w:t>
       </w:r>
       <w:proofErr w:type="spellStart"/>
       <w:r>
@@ -3762,7 +4597,7 @@
           <w:iCs/>
           <w:szCs w:val="20"/>
         </w:rPr>
-        <w:t>SiLU</w:t>
+        <w:t>TreeBank</w:t>
       </w:r>
       <w:proofErr w:type="spellEnd"/>
       <w:r>
@@ -3771,7 +4606,7 @@
           <w:iCs/>
           <w:szCs w:val="20"/>
         </w:rPr>
-        <w:t xml:space="preserve"> </w:t>
+        <w:t xml:space="preserve"> Dataset with RNN architecture</w:t>
       </w:r>
     </w:p>
     <w:p>
@@ -3779,7 +4614,7 @@
         <w:pStyle w:val="ListParagraph"/>
         <w:numPr>
           <w:ilvl w:val="0"/>
-          <w:numId w:val="16"/>
+          <w:numId w:val="28"/>
         </w:numPr>
         <w:rPr>
           <w:bCs/>
@@ -3793,7 +4628,141 @@
           <w:iCs/>
           <w:szCs w:val="20"/>
         </w:rPr>
-        <w:t>Mish</w:t>
+        <w:t xml:space="preserve">CIFAR-100 with </w:t>
+      </w:r>
+      <w:proofErr w:type="spellStart"/>
+      <w:r>
+        <w:rPr>
+          <w:bCs/>
+          <w:iCs/>
+          <w:szCs w:val="20"/>
+        </w:rPr>
+        <w:t>SqueezeNext</w:t>
+      </w:r>
+      <w:proofErr w:type="spellEnd"/>
+      <w:r>
+        <w:rPr>
+          <w:bCs/>
+          <w:iCs/>
+          <w:szCs w:val="20"/>
+        </w:rPr>
+        <w:t xml:space="preserve"> </w:t>
+      </w:r>
+    </w:p>
+    <w:p>
+      <w:pPr>
+        <w:pStyle w:val="ListParagraph"/>
+        <w:numPr>
+          <w:ilvl w:val="0"/>
+          <w:numId w:val="28"/>
+        </w:numPr>
+        <w:rPr>
+          <w:bCs/>
+          <w:iCs/>
+          <w:szCs w:val="20"/>
+        </w:rPr>
+      </w:pPr>
+      <w:r>
+        <w:rPr>
+          <w:bCs/>
+          <w:iCs/>
+          <w:szCs w:val="20"/>
+        </w:rPr>
+        <w:t>Tiny Image Dataset with Resnet 34</w:t>
+      </w:r>
+    </w:p>
+    <w:p>
+      <w:pPr>
+        <w:pStyle w:val="ListParagraph"/>
+        <w:ind w:left="720"/>
+        <w:rPr>
+          <w:bCs/>
+          <w:iCs/>
+          <w:szCs w:val="20"/>
+        </w:rPr>
+      </w:pPr>
+    </w:p>
+    <w:p>
+      <w:pPr>
+        <w:pStyle w:val="ListParagraph"/>
+        <w:ind w:left="720" w:firstLine="0"/>
+        <w:rPr>
+          <w:bCs/>
+          <w:iCs/>
+          <w:szCs w:val="20"/>
+        </w:rPr>
+      </w:pPr>
+      <w:r>
+        <w:rPr>
+          <w:bCs/>
+          <w:iCs/>
+          <w:szCs w:val="20"/>
+        </w:rPr>
+        <w:t xml:space="preserve">A multiple </w:t>
+      </w:r>
+      <w:r>
+        <w:rPr>
+          <w:bCs/>
+          <w:iCs/>
+          <w:szCs w:val="20"/>
+        </w:rPr>
+        <w:t xml:space="preserve">number of training sessions will run </w:t>
+      </w:r>
+      <w:r>
+        <w:rPr>
+          <w:bCs/>
+          <w:iCs/>
+          <w:szCs w:val="20"/>
+        </w:rPr>
+        <w:t>on the mentioned dataset with their architectu</w:t>
+      </w:r>
+      <w:r>
+        <w:rPr>
+          <w:bCs/>
+          <w:iCs/>
+          <w:szCs w:val="20"/>
+        </w:rPr>
+        <w:t xml:space="preserve">res </w:t>
+      </w:r>
+      <w:r>
+        <w:rPr>
+          <w:bCs/>
+          <w:iCs/>
+          <w:szCs w:val="20"/>
+        </w:rPr>
+        <w:t xml:space="preserve">using different activation functions </w:t>
+      </w:r>
+      <w:r>
+        <w:rPr>
+          <w:bCs/>
+          <w:iCs/>
+          <w:szCs w:val="20"/>
+        </w:rPr>
+        <w:t>combined with different optimization techniques</w:t>
+      </w:r>
+      <w:r>
+        <w:rPr>
+          <w:bCs/>
+          <w:iCs/>
+          <w:szCs w:val="20"/>
+        </w:rPr>
+        <w:t xml:space="preserve">. Collecting </w:t>
+      </w:r>
+      <w:r>
+        <w:rPr>
+          <w:bCs/>
+          <w:iCs/>
+          <w:szCs w:val="20"/>
+        </w:rPr>
+        <w:t xml:space="preserve">numerical gradient values, </w:t>
+      </w:r>
+      <w:r>
+        <w:rPr>
+          <w:bCs/>
+          <w:iCs/>
+          <w:szCs w:val="20"/>
+        </w:rPr>
+        <w:t>training loss, convergence time and accuracy.</w:t>
       </w:r>
     </w:p>
     <w:p>
@@ -3855,7 +4824,25 @@
           <w:spacing w:val="-2"/>
           <w:szCs w:val="20"/>
         </w:rPr>
-        <w:t>For the initial experiments, the following datasets will be considered:</w:t>
+        <w:t xml:space="preserve">Sample size for the mentioned datasets </w:t>
+      </w:r>
+      <w:proofErr w:type="gramStart"/>
+      <w:r>
+        <w:rPr>
+          <w:bCs/>
+          <w:spacing w:val="-2"/>
+          <w:szCs w:val="20"/>
+        </w:rPr>
+        <w:t>are</w:t>
+      </w:r>
+      <w:proofErr w:type="gramEnd"/>
+      <w:r>
+        <w:rPr>
+          <w:bCs/>
+          <w:spacing w:val="-2"/>
+          <w:szCs w:val="20"/>
+        </w:rPr>
+        <w:t>:</w:t>
       </w:r>
     </w:p>
     <w:p>
@@ -3871,20 +4858,19 @@
     <w:tbl>
       <w:tblPr>
         <w:tblStyle w:val="TableGrid"/>
-        <w:tblW w:w="0" w:type="auto"/>
+        <w:tblW w:w="5000" w:type="pct"/>
         <w:tblLook w:val="04A0" w:firstRow="1" w:lastRow="0" w:firstColumn="1" w:lastColumn="0" w:noHBand="0" w:noVBand="1"/>
       </w:tblPr>
       <w:tblGrid>
-        <w:gridCol w:w="1984"/>
-        <w:gridCol w:w="2013"/>
-        <w:gridCol w:w="1984"/>
-        <w:gridCol w:w="1993"/>
-        <w:gridCol w:w="1991"/>
+        <w:gridCol w:w="2486"/>
+        <w:gridCol w:w="2495"/>
+        <w:gridCol w:w="2493"/>
+        <w:gridCol w:w="2491"/>
       </w:tblGrid>
       <w:tr>
         <w:tc>
           <w:tcPr>
-            <w:tcW w:w="2059" w:type="dxa"/>
+            <w:tcW w:w="1247" w:type="pct"/>
           </w:tcPr>
           <w:p>
             <w:pPr>
@@ -3907,7 +4893,7 @@
         </w:tc>
         <w:tc>
           <w:tcPr>
-            <w:tcW w:w="2059" w:type="dxa"/>
+            <w:tcW w:w="1252" w:type="pct"/>
           </w:tcPr>
           <w:p>
             <w:pPr>
@@ -3924,13 +4910,13 @@
                 <w:spacing w:val="-2"/>
                 <w:szCs w:val="20"/>
               </w:rPr>
-              <w:t>Task</w:t>
+              <w:t xml:space="preserve">Training </w:t>
             </w:r>
           </w:p>
         </w:tc>
         <w:tc>
           <w:tcPr>
-            <w:tcW w:w="2059" w:type="dxa"/>
+            <w:tcW w:w="1251" w:type="pct"/>
           </w:tcPr>
           <w:p>
             <w:pPr>
@@ -3947,13 +4933,13 @@
                 <w:spacing w:val="-2"/>
                 <w:szCs w:val="20"/>
               </w:rPr>
-              <w:t>Classes</w:t>
+              <w:t>Validation</w:t>
             </w:r>
           </w:p>
         </w:tc>
         <w:tc>
           <w:tcPr>
-            <w:tcW w:w="2059" w:type="dxa"/>
+            <w:tcW w:w="1250" w:type="pct"/>
           </w:tcPr>
           <w:p>
             <w:pPr>
@@ -3970,30 +4956,7 @@
                 <w:spacing w:val="-2"/>
                 <w:szCs w:val="20"/>
               </w:rPr>
-              <w:t>Training Samples</w:t>
-            </w:r>
-          </w:p>
-        </w:tc>
-        <w:tc>
-          <w:tcPr>
-            <w:tcW w:w="2060" w:type="dxa"/>
-          </w:tcPr>
-          <w:p>
-            <w:pPr>
-              <w:jc w:val="center"/>
-              <w:rPr>
-                <w:b/>
-                <w:spacing w:val="-2"/>
-                <w:szCs w:val="20"/>
-              </w:rPr>
-            </w:pPr>
-            <w:r>
-              <w:rPr>
-                <w:b/>
-                <w:spacing w:val="-2"/>
-                <w:szCs w:val="20"/>
-              </w:rPr>
-              <w:t>Testing Samples</w:t>
+              <w:t xml:space="preserve">Testing </w:t>
             </w:r>
           </w:p>
         </w:tc>
@@ -4001,7 +4964,7 @@
       <w:tr>
         <w:tc>
           <w:tcPr>
-            <w:tcW w:w="2059" w:type="dxa"/>
+            <w:tcW w:w="1247" w:type="pct"/>
             <w:vAlign w:val="center"/>
           </w:tcPr>
           <w:p>
@@ -4013,19 +4976,29 @@
                 <w:szCs w:val="20"/>
               </w:rPr>
             </w:pPr>
+            <w:proofErr w:type="spellStart"/>
             <w:r>
               <w:rPr>
                 <w:bCs/>
-                <w:spacing w:val="-2"/>
+                <w:iCs/>
                 <w:szCs w:val="20"/>
               </w:rPr>
-              <w:t>MNIST</w:t>
+              <w:t>FashionMNIST</w:t>
+            </w:r>
+            <w:proofErr w:type="spellEnd"/>
+            <w:r>
+              <w:rPr>
+                <w:bCs/>
+                <w:iCs/>
+                <w:szCs w:val="20"/>
+              </w:rPr>
+              <w:t xml:space="preserve"> MLP</w:t>
             </w:r>
           </w:p>
         </w:tc>
         <w:tc>
           <w:tcPr>
-            <w:tcW w:w="2059" w:type="dxa"/>
+            <w:tcW w:w="1252" w:type="pct"/>
             <w:vAlign w:val="center"/>
           </w:tcPr>
           <w:p>
@@ -4043,13 +5016,36 @@
                 <w:spacing w:val="-2"/>
                 <w:szCs w:val="20"/>
               </w:rPr>
-              <w:t>Handwritten digit classification</w:t>
+              <w:t>50000</w:t>
             </w:r>
           </w:p>
         </w:tc>
         <w:tc>
           <w:tcPr>
-            <w:tcW w:w="2059" w:type="dxa"/>
+            <w:tcW w:w="1251" w:type="pct"/>
+          </w:tcPr>
+          <w:p>
+            <w:pPr>
+              <w:jc w:val="center"/>
+              <w:rPr>
+                <w:bCs/>
+                <w:spacing w:val="-2"/>
+                <w:szCs w:val="20"/>
+              </w:rPr>
+            </w:pPr>
+            <w:r>
+              <w:rPr>
+                <w:bCs/>
+                <w:spacing w:val="-2"/>
+                <w:szCs w:val="20"/>
+              </w:rPr>
+              <w:t>10000</w:t>
+            </w:r>
+          </w:p>
+        </w:tc>
+        <w:tc>
+          <w:tcPr>
+            <w:tcW w:w="1250" w:type="pct"/>
             <w:vAlign w:val="center"/>
           </w:tcPr>
           <w:p>
@@ -4067,55 +5063,7 @@
                 <w:spacing w:val="-2"/>
                 <w:szCs w:val="20"/>
               </w:rPr>
-              <w:t>10</w:t>
-            </w:r>
-          </w:p>
-        </w:tc>
-        <w:tc>
-          <w:tcPr>
-            <w:tcW w:w="2059" w:type="dxa"/>
-            <w:vAlign w:val="center"/>
-          </w:tcPr>
-          <w:p>
-            <w:pPr>
-              <w:jc w:val="center"/>
-              <w:rPr>
-                <w:bCs/>
-                <w:spacing w:val="-2"/>
-                <w:szCs w:val="20"/>
-              </w:rPr>
-            </w:pPr>
-            <w:r>
-              <w:rPr>
-                <w:bCs/>
-                <w:spacing w:val="-2"/>
-                <w:szCs w:val="20"/>
-              </w:rPr>
               <w:t>10000</w:t>
-            </w:r>
-          </w:p>
-        </w:tc>
-        <w:tc>
-          <w:tcPr>
-            <w:tcW w:w="2060" w:type="dxa"/>
-            <w:vAlign w:val="center"/>
-          </w:tcPr>
-          <w:p>
-            <w:pPr>
-              <w:jc w:val="center"/>
-              <w:rPr>
-                <w:bCs/>
-                <w:spacing w:val="-2"/>
-                <w:szCs w:val="20"/>
-              </w:rPr>
-            </w:pPr>
-            <w:r>
-              <w:rPr>
-                <w:bCs/>
-                <w:spacing w:val="-2"/>
-                <w:szCs w:val="20"/>
-              </w:rPr>
-              <w:t>2000</w:t>
             </w:r>
           </w:p>
         </w:tc>
@@ -4123,7 +5071,7 @@
       <w:tr>
         <w:tc>
           <w:tcPr>
-            <w:tcW w:w="2059" w:type="dxa"/>
+            <w:tcW w:w="1247" w:type="pct"/>
             <w:vAlign w:val="center"/>
           </w:tcPr>
           <w:p>
@@ -4138,16 +5086,26 @@
             <w:r>
               <w:rPr>
                 <w:bCs/>
-                <w:spacing w:val="-2"/>
+                <w:iCs/>
                 <w:szCs w:val="20"/>
               </w:rPr>
-              <w:t>Cat vs Dogs</w:t>
-            </w:r>
+              <w:t xml:space="preserve">CIFAR-10 </w:t>
+            </w:r>
+            <w:proofErr w:type="spellStart"/>
+            <w:r>
+              <w:rPr>
+                <w:bCs/>
+                <w:iCs/>
+                <w:szCs w:val="20"/>
+              </w:rPr>
+              <w:t>DenseNET</w:t>
+            </w:r>
+            <w:proofErr w:type="spellEnd"/>
           </w:p>
         </w:tc>
         <w:tc>
           <w:tcPr>
-            <w:tcW w:w="2059" w:type="dxa"/>
+            <w:tcW w:w="1252" w:type="pct"/>
             <w:vAlign w:val="center"/>
           </w:tcPr>
           <w:p>
@@ -4165,13 +5123,36 @@
                 <w:spacing w:val="-2"/>
                 <w:szCs w:val="20"/>
               </w:rPr>
-              <w:t>Image classification</w:t>
+              <w:t>40000</w:t>
             </w:r>
           </w:p>
         </w:tc>
         <w:tc>
           <w:tcPr>
-            <w:tcW w:w="2059" w:type="dxa"/>
+            <w:tcW w:w="1251" w:type="pct"/>
+          </w:tcPr>
+          <w:p>
+            <w:pPr>
+              <w:jc w:val="center"/>
+              <w:rPr>
+                <w:bCs/>
+                <w:spacing w:val="-2"/>
+                <w:szCs w:val="20"/>
+              </w:rPr>
+            </w:pPr>
+            <w:r>
+              <w:rPr>
+                <w:bCs/>
+                <w:spacing w:val="-2"/>
+                <w:szCs w:val="20"/>
+              </w:rPr>
+              <w:t>10000</w:t>
+            </w:r>
+          </w:p>
+        </w:tc>
+        <w:tc>
+          <w:tcPr>
+            <w:tcW w:w="1250" w:type="pct"/>
             <w:vAlign w:val="center"/>
           </w:tcPr>
           <w:p>
@@ -4189,13 +5170,15 @@
                 <w:spacing w:val="-2"/>
                 <w:szCs w:val="20"/>
               </w:rPr>
-              <w:t>2</w:t>
+              <w:t>10000</w:t>
             </w:r>
           </w:p>
         </w:tc>
+      </w:tr>
+      <w:tr>
         <w:tc>
           <w:tcPr>
-            <w:tcW w:w="2059" w:type="dxa"/>
+            <w:tcW w:w="1247" w:type="pct"/>
             <w:vAlign w:val="center"/>
           </w:tcPr>
           <w:p>
@@ -4203,23 +5186,23 @@
               <w:jc w:val="center"/>
               <w:rPr>
                 <w:bCs/>
-                <w:spacing w:val="-2"/>
+                <w:iCs/>
                 <w:szCs w:val="20"/>
               </w:rPr>
             </w:pPr>
             <w:r>
               <w:rPr>
                 <w:bCs/>
-                <w:spacing w:val="-2"/>
+                <w:iCs/>
                 <w:szCs w:val="20"/>
               </w:rPr>
-              <w:t>10000</w:t>
+              <w:t>ImageNet Resnet 18</w:t>
             </w:r>
           </w:p>
         </w:tc>
         <w:tc>
           <w:tcPr>
-            <w:tcW w:w="2060" w:type="dxa"/>
+            <w:tcW w:w="1252" w:type="pct"/>
             <w:vAlign w:val="center"/>
           </w:tcPr>
           <w:p>
@@ -4237,7 +5220,590 @@
                 <w:spacing w:val="-2"/>
                 <w:szCs w:val="20"/>
               </w:rPr>
-              <w:t>2000</w:t>
+              <w:t>1,281,167</w:t>
+            </w:r>
+          </w:p>
+        </w:tc>
+        <w:tc>
+          <w:tcPr>
+            <w:tcW w:w="1251" w:type="pct"/>
+          </w:tcPr>
+          <w:p>
+            <w:pPr>
+              <w:jc w:val="center"/>
+              <w:rPr>
+                <w:bCs/>
+                <w:spacing w:val="-2"/>
+                <w:szCs w:val="20"/>
+              </w:rPr>
+            </w:pPr>
+            <w:r>
+              <w:rPr>
+                <w:bCs/>
+                <w:spacing w:val="-2"/>
+                <w:szCs w:val="20"/>
+              </w:rPr>
+              <w:t>50000</w:t>
+            </w:r>
+          </w:p>
+        </w:tc>
+        <w:tc>
+          <w:tcPr>
+            <w:tcW w:w="1250" w:type="pct"/>
+            <w:vAlign w:val="center"/>
+          </w:tcPr>
+          <w:p>
+            <w:pPr>
+              <w:jc w:val="center"/>
+              <w:rPr>
+                <w:bCs/>
+                <w:spacing w:val="-2"/>
+                <w:szCs w:val="20"/>
+              </w:rPr>
+            </w:pPr>
+            <w:r>
+              <w:rPr>
+                <w:bCs/>
+                <w:spacing w:val="-2"/>
+                <w:szCs w:val="20"/>
+              </w:rPr>
+              <w:t>50000</w:t>
+            </w:r>
+          </w:p>
+        </w:tc>
+      </w:tr>
+      <w:tr>
+        <w:tc>
+          <w:tcPr>
+            <w:tcW w:w="1247" w:type="pct"/>
+            <w:vAlign w:val="center"/>
+          </w:tcPr>
+          <w:p>
+            <w:pPr>
+              <w:jc w:val="center"/>
+              <w:rPr>
+                <w:bCs/>
+                <w:iCs/>
+                <w:szCs w:val="20"/>
+              </w:rPr>
+            </w:pPr>
+            <w:r>
+              <w:rPr>
+                <w:bCs/>
+                <w:iCs/>
+                <w:szCs w:val="20"/>
+              </w:rPr>
+              <w:t>Text Dynamic Pooling Transformer</w:t>
+            </w:r>
+          </w:p>
+        </w:tc>
+        <w:tc>
+          <w:tcPr>
+            <w:tcW w:w="1252" w:type="pct"/>
+            <w:vAlign w:val="center"/>
+          </w:tcPr>
+          <w:p>
+            <w:pPr>
+              <w:jc w:val="center"/>
+              <w:rPr>
+                <w:bCs/>
+                <w:spacing w:val="-2"/>
+                <w:szCs w:val="20"/>
+              </w:rPr>
+            </w:pPr>
+            <m:oMathPara>
+              <m:oMath>
+                <m:r>
+                  <w:rPr>
+                    <w:rFonts w:ascii="Cambria Math" w:hAnsi="Cambria Math"/>
+                    <w:spacing w:val="-2"/>
+                    <w:szCs w:val="20"/>
+                  </w:rPr>
+                  <m:t xml:space="preserve">90 . </m:t>
+                </m:r>
+                <m:sSup>
+                  <m:sSupPr>
+                    <m:ctrlPr>
+                      <w:rPr>
+                        <w:rFonts w:ascii="Cambria Math" w:hAnsi="Cambria Math"/>
+                        <w:bCs/>
+                        <w:i/>
+                        <w:spacing w:val="-2"/>
+                        <w:szCs w:val="20"/>
+                      </w:rPr>
+                    </m:ctrlPr>
+                  </m:sSupPr>
+                  <m:e>
+                    <m:r>
+                      <w:rPr>
+                        <w:rFonts w:ascii="Cambria Math" w:hAnsi="Cambria Math"/>
+                        <w:spacing w:val="-2"/>
+                        <w:szCs w:val="20"/>
+                      </w:rPr>
+                      <m:t>10</m:t>
+                    </m:r>
+                  </m:e>
+                  <m:sup>
+                    <m:r>
+                      <w:rPr>
+                        <w:rFonts w:ascii="Cambria Math" w:hAnsi="Cambria Math"/>
+                        <w:spacing w:val="-2"/>
+                        <w:szCs w:val="20"/>
+                      </w:rPr>
+                      <m:t>6</m:t>
+                    </m:r>
+                  </m:sup>
+                </m:sSup>
+              </m:oMath>
+            </m:oMathPara>
+          </w:p>
+        </w:tc>
+        <w:tc>
+          <w:tcPr>
+            <w:tcW w:w="1251" w:type="pct"/>
+            <w:vAlign w:val="center"/>
+          </w:tcPr>
+          <w:p>
+            <w:pPr>
+              <w:jc w:val="center"/>
+              <w:rPr>
+                <w:rFonts w:ascii="Cambria Math" w:hAnsi="Cambria Math"/>
+                <w:bCs/>
+                <w:i/>
+                <w:spacing w:val="-2"/>
+                <w:szCs w:val="20"/>
+              </w:rPr>
+            </w:pPr>
+            <m:oMathPara>
+              <m:oMathParaPr>
+                <m:jc m:val="center"/>
+              </m:oMathParaPr>
+              <m:oMath>
+                <m:r>
+                  <w:rPr>
+                    <w:rFonts w:ascii="Cambria Math" w:hAnsi="Cambria Math"/>
+                    <w:spacing w:val="-2"/>
+                    <w:szCs w:val="20"/>
+                  </w:rPr>
+                  <m:t xml:space="preserve">5 . </m:t>
+                </m:r>
+                <m:sSup>
+                  <m:sSupPr>
+                    <m:ctrlPr>
+                      <w:rPr>
+                        <w:rFonts w:ascii="Cambria Math" w:hAnsi="Cambria Math"/>
+                        <w:bCs/>
+                        <w:i/>
+                        <w:spacing w:val="-2"/>
+                        <w:szCs w:val="20"/>
+                      </w:rPr>
+                    </m:ctrlPr>
+                  </m:sSupPr>
+                  <m:e>
+                    <m:r>
+                      <w:rPr>
+                        <w:rFonts w:ascii="Cambria Math" w:hAnsi="Cambria Math"/>
+                        <w:spacing w:val="-2"/>
+                        <w:szCs w:val="20"/>
+                      </w:rPr>
+                      <m:t>10</m:t>
+                    </m:r>
+                  </m:e>
+                  <m:sup>
+                    <m:r>
+                      <w:rPr>
+                        <w:rFonts w:ascii="Cambria Math" w:hAnsi="Cambria Math"/>
+                        <w:spacing w:val="-2"/>
+                        <w:szCs w:val="20"/>
+                      </w:rPr>
+                      <m:t>6</m:t>
+                    </m:r>
+                  </m:sup>
+                </m:sSup>
+              </m:oMath>
+            </m:oMathPara>
+          </w:p>
+        </w:tc>
+        <w:tc>
+          <w:tcPr>
+            <w:tcW w:w="1250" w:type="pct"/>
+            <w:vAlign w:val="center"/>
+          </w:tcPr>
+          <w:p>
+            <w:pPr>
+              <w:jc w:val="center"/>
+              <w:rPr>
+                <w:bCs/>
+                <w:spacing w:val="-2"/>
+                <w:szCs w:val="20"/>
+              </w:rPr>
+            </w:pPr>
+            <m:oMathPara>
+              <m:oMath>
+                <m:r>
+                  <w:rPr>
+                    <w:rFonts w:ascii="Cambria Math" w:hAnsi="Cambria Math"/>
+                    <w:spacing w:val="-2"/>
+                    <w:szCs w:val="20"/>
+                  </w:rPr>
+                  <m:t xml:space="preserve">5 . </m:t>
+                </m:r>
+                <m:sSup>
+                  <m:sSupPr>
+                    <m:ctrlPr>
+                      <w:rPr>
+                        <w:rFonts w:ascii="Cambria Math" w:hAnsi="Cambria Math"/>
+                        <w:bCs/>
+                        <w:i/>
+                        <w:spacing w:val="-2"/>
+                        <w:szCs w:val="20"/>
+                      </w:rPr>
+                    </m:ctrlPr>
+                  </m:sSupPr>
+                  <m:e>
+                    <m:r>
+                      <w:rPr>
+                        <w:rFonts w:ascii="Cambria Math" w:hAnsi="Cambria Math"/>
+                        <w:spacing w:val="-2"/>
+                        <w:szCs w:val="20"/>
+                      </w:rPr>
+                      <m:t>10</m:t>
+                    </m:r>
+                  </m:e>
+                  <m:sup>
+                    <m:r>
+                      <w:rPr>
+                        <w:rFonts w:ascii="Cambria Math" w:hAnsi="Cambria Math"/>
+                        <w:spacing w:val="-2"/>
+                        <w:szCs w:val="20"/>
+                      </w:rPr>
+                      <m:t>6</m:t>
+                    </m:r>
+                  </m:sup>
+                </m:sSup>
+              </m:oMath>
+            </m:oMathPara>
+          </w:p>
+        </w:tc>
+      </w:tr>
+      <w:tr>
+        <w:tc>
+          <w:tcPr>
+            <w:tcW w:w="1247" w:type="pct"/>
+            <w:vAlign w:val="center"/>
+          </w:tcPr>
+          <w:p>
+            <w:pPr>
+              <w:jc w:val="center"/>
+              <w:rPr>
+                <w:bCs/>
+                <w:iCs/>
+                <w:szCs w:val="20"/>
+              </w:rPr>
+            </w:pPr>
+            <w:r>
+              <w:rPr>
+                <w:bCs/>
+                <w:iCs/>
+                <w:szCs w:val="20"/>
+              </w:rPr>
+              <w:t xml:space="preserve">Pen </w:t>
+            </w:r>
+            <w:proofErr w:type="spellStart"/>
+            <w:r>
+              <w:rPr>
+                <w:bCs/>
+                <w:iCs/>
+                <w:szCs w:val="20"/>
+              </w:rPr>
+              <w:t>TreeBank</w:t>
+            </w:r>
+            <w:proofErr w:type="spellEnd"/>
+            <w:r>
+              <w:rPr>
+                <w:bCs/>
+                <w:iCs/>
+                <w:szCs w:val="20"/>
+              </w:rPr>
+              <w:t xml:space="preserve"> RNN</w:t>
+            </w:r>
+          </w:p>
+        </w:tc>
+        <w:tc>
+          <w:tcPr>
+            <w:tcW w:w="1252" w:type="pct"/>
+            <w:vAlign w:val="center"/>
+          </w:tcPr>
+          <w:p>
+            <w:pPr>
+              <w:jc w:val="center"/>
+              <w:rPr>
+                <w:bCs/>
+                <w:spacing w:val="-2"/>
+                <w:szCs w:val="20"/>
+              </w:rPr>
+            </w:pPr>
+            <w:r>
+              <w:rPr>
+                <w:bCs/>
+                <w:spacing w:val="-2"/>
+                <w:szCs w:val="20"/>
+              </w:rPr>
+              <w:t>930,000</w:t>
+            </w:r>
+          </w:p>
+        </w:tc>
+        <w:tc>
+          <w:tcPr>
+            <w:tcW w:w="1251" w:type="pct"/>
+            <w:vAlign w:val="center"/>
+          </w:tcPr>
+          <w:p>
+            <w:pPr>
+              <w:jc w:val="center"/>
+              <w:rPr>
+                <w:bCs/>
+                <w:spacing w:val="-2"/>
+                <w:szCs w:val="20"/>
+              </w:rPr>
+            </w:pPr>
+            <w:r>
+              <w:rPr>
+                <w:bCs/>
+                <w:spacing w:val="-2"/>
+                <w:szCs w:val="20"/>
+              </w:rPr>
+              <w:t>74,000</w:t>
+            </w:r>
+          </w:p>
+        </w:tc>
+        <w:tc>
+          <w:tcPr>
+            <w:tcW w:w="1250" w:type="pct"/>
+            <w:vAlign w:val="center"/>
+          </w:tcPr>
+          <w:p>
+            <w:pPr>
+              <w:jc w:val="center"/>
+              <w:rPr>
+                <w:bCs/>
+                <w:spacing w:val="-2"/>
+                <w:szCs w:val="20"/>
+              </w:rPr>
+            </w:pPr>
+            <w:r>
+              <w:rPr>
+                <w:bCs/>
+                <w:spacing w:val="-2"/>
+                <w:szCs w:val="20"/>
+              </w:rPr>
+              <w:t>82,000</w:t>
+            </w:r>
+          </w:p>
+        </w:tc>
+      </w:tr>
+      <w:tr>
+        <w:tc>
+          <w:tcPr>
+            <w:tcW w:w="1247" w:type="pct"/>
+            <w:vAlign w:val="center"/>
+          </w:tcPr>
+          <w:p>
+            <w:pPr>
+              <w:jc w:val="center"/>
+              <w:rPr>
+                <w:bCs/>
+                <w:iCs/>
+                <w:szCs w:val="20"/>
+              </w:rPr>
+            </w:pPr>
+            <w:r>
+              <w:rPr>
+                <w:bCs/>
+                <w:iCs/>
+                <w:szCs w:val="20"/>
+              </w:rPr>
+              <w:t xml:space="preserve">CIFAR-100 </w:t>
+            </w:r>
+            <w:proofErr w:type="spellStart"/>
+            <w:r>
+              <w:rPr>
+                <w:bCs/>
+                <w:iCs/>
+                <w:szCs w:val="20"/>
+              </w:rPr>
+              <w:t>SqueezeNext</w:t>
+            </w:r>
+            <w:proofErr w:type="spellEnd"/>
+          </w:p>
+        </w:tc>
+        <w:tc>
+          <w:tcPr>
+            <w:tcW w:w="1252" w:type="pct"/>
+            <w:vAlign w:val="center"/>
+          </w:tcPr>
+          <w:p>
+            <w:pPr>
+              <w:jc w:val="center"/>
+              <w:rPr>
+                <w:bCs/>
+                <w:spacing w:val="-2"/>
+                <w:szCs w:val="20"/>
+              </w:rPr>
+            </w:pPr>
+            <w:r>
+              <w:rPr>
+                <w:bCs/>
+                <w:spacing w:val="-2"/>
+                <w:szCs w:val="20"/>
+              </w:rPr>
+              <w:t>45,000</w:t>
+            </w:r>
+          </w:p>
+        </w:tc>
+        <w:tc>
+          <w:tcPr>
+            <w:tcW w:w="1251" w:type="pct"/>
+            <w:vAlign w:val="center"/>
+          </w:tcPr>
+          <w:p>
+            <w:pPr>
+              <w:jc w:val="center"/>
+              <w:rPr>
+                <w:bCs/>
+                <w:spacing w:val="-2"/>
+                <w:szCs w:val="20"/>
+              </w:rPr>
+            </w:pPr>
+            <w:r>
+              <w:rPr>
+                <w:bCs/>
+                <w:spacing w:val="-2"/>
+                <w:szCs w:val="20"/>
+              </w:rPr>
+              <w:t>15,000</w:t>
+            </w:r>
+          </w:p>
+        </w:tc>
+        <w:tc>
+          <w:tcPr>
+            <w:tcW w:w="1250" w:type="pct"/>
+            <w:vAlign w:val="center"/>
+          </w:tcPr>
+          <w:p>
+            <w:pPr>
+              <w:jc w:val="center"/>
+              <w:rPr>
+                <w:bCs/>
+                <w:spacing w:val="-2"/>
+                <w:szCs w:val="20"/>
+              </w:rPr>
+            </w:pPr>
+            <w:r>
+              <w:rPr>
+                <w:bCs/>
+                <w:spacing w:val="-2"/>
+                <w:szCs w:val="20"/>
+              </w:rPr>
+              <w:t>10,000</w:t>
+            </w:r>
+          </w:p>
+        </w:tc>
+      </w:tr>
+      <w:tr>
+        <w:tc>
+          <w:tcPr>
+            <w:tcW w:w="1247" w:type="pct"/>
+            <w:vAlign w:val="center"/>
+          </w:tcPr>
+          <w:p>
+            <w:pPr>
+              <w:jc w:val="center"/>
+              <w:rPr>
+                <w:bCs/>
+                <w:iCs/>
+                <w:szCs w:val="20"/>
+              </w:rPr>
+            </w:pPr>
+            <w:r>
+              <w:rPr>
+                <w:bCs/>
+                <w:iCs/>
+                <w:szCs w:val="20"/>
+              </w:rPr>
+              <w:t>Tiny Image Resnet 34</w:t>
+            </w:r>
+          </w:p>
+        </w:tc>
+        <w:tc>
+          <w:tcPr>
+            <w:tcW w:w="1252" w:type="pct"/>
+            <w:vAlign w:val="center"/>
+          </w:tcPr>
+          <w:p>
+            <w:pPr>
+              <w:jc w:val="center"/>
+              <w:rPr>
+                <w:bCs/>
+                <w:spacing w:val="-2"/>
+                <w:szCs w:val="20"/>
+              </w:rPr>
+            </w:pPr>
+            <w:r>
+              <w:rPr>
+                <w:bCs/>
+                <w:spacing w:val="-2"/>
+                <w:szCs w:val="20"/>
+              </w:rPr>
+              <w:t>100,000</w:t>
+            </w:r>
+          </w:p>
+        </w:tc>
+        <w:tc>
+          <w:tcPr>
+            <w:tcW w:w="1251" w:type="pct"/>
+            <w:vAlign w:val="center"/>
+          </w:tcPr>
+          <w:p>
+            <w:pPr>
+              <w:jc w:val="center"/>
+              <w:rPr>
+                <w:bCs/>
+                <w:spacing w:val="-2"/>
+                <w:szCs w:val="20"/>
+              </w:rPr>
+            </w:pPr>
+            <w:r>
+              <w:rPr>
+                <w:bCs/>
+                <w:spacing w:val="-2"/>
+                <w:szCs w:val="20"/>
+              </w:rPr>
+              <w:t>10,000</w:t>
+            </w:r>
+          </w:p>
+        </w:tc>
+        <w:tc>
+          <w:tcPr>
+            <w:tcW w:w="1250" w:type="pct"/>
+            <w:vAlign w:val="center"/>
+          </w:tcPr>
+          <w:p>
+            <w:pPr>
+              <w:jc w:val="center"/>
+              <w:rPr>
+                <w:bCs/>
+                <w:spacing w:val="-2"/>
+                <w:szCs w:val="20"/>
+              </w:rPr>
+            </w:pPr>
+            <w:r>
+              <w:rPr>
+                <w:bCs/>
+                <w:spacing w:val="-2"/>
+                <w:szCs w:val="20"/>
+              </w:rPr>
+              <w:t>10,000</w:t>
             </w:r>
           </w:p>
         </w:tc>
@@ -4376,6 +5942,7 @@
           <w:bCs/>
           <w:spacing w:val="-2"/>
         </w:rPr>
+        <w:lastRenderedPageBreak/>
         <w:t xml:space="preserve">First and higher-order derivatives </w:t>
       </w:r>
     </w:p>
@@ -4561,15 +6128,7 @@
           <w:spacing w:val="-2"/>
           <w:sz w:val="24"/>
         </w:rPr>
-        <w:t>Experimental</w:t>
-      </w:r>
-      <w:r>
-        <w:rPr>
-          <w:b/>
-          <w:spacing w:val="-2"/>
-          <w:sz w:val="24"/>
-        </w:rPr>
-        <w:t xml:space="preserve"> Analysis</w:t>
+        <w:t>Experimental Analysis</w:t>
       </w:r>
     </w:p>
     <w:p>
@@ -4771,6 +6330,17 @@
     <w:p>
       <w:pPr>
         <w:pStyle w:val="ListParagraph"/>
+        <w:ind w:left="1440" w:firstLine="0"/>
+        <w:rPr>
+          <w:bCs/>
+          <w:spacing w:val="-2"/>
+          <w:szCs w:val="20"/>
+        </w:rPr>
+      </w:pPr>
+    </w:p>
+    <w:p>
+      <w:pPr>
+        <w:pStyle w:val="ListParagraph"/>
         <w:numPr>
           <w:ilvl w:val="1"/>
           <w:numId w:val="6"/>
@@ -4992,25 +6562,7 @@
           <w:iCs/>
           <w:szCs w:val="20"/>
         </w:rPr>
-        <w:t xml:space="preserve">, </w:t>
-      </w:r>
-      <w:proofErr w:type="spellStart"/>
-      <w:r>
-        <w:rPr>
-          <w:bCs/>
-          <w:iCs/>
-          <w:szCs w:val="20"/>
-        </w:rPr>
-        <w:t>PReLU</w:t>
-      </w:r>
-      <w:proofErr w:type="spellEnd"/>
-      <w:r>
-        <w:rPr>
-          <w:bCs/>
-          <w:iCs/>
-          <w:szCs w:val="20"/>
-        </w:rPr>
-        <w:t>, ELU, GELU, Swish/</w:t>
+        <w:t>, PReLU, ELU, GELU, Swish/</w:t>
       </w:r>
       <w:proofErr w:type="spellStart"/>
       <w:r>
@@ -5273,7 +6825,7 @@
           <w:bCs/>
           <w:szCs w:val="20"/>
         </w:rPr>
-        <w:t xml:space="preserve">, </w:t>
+        <w:t>, PReLU, ELU, GELU, Swish/</w:t>
       </w:r>
       <w:proofErr w:type="spellStart"/>
       <w:r>
@@ -5281,7 +6833,7 @@
           <w:bCs/>
           <w:szCs w:val="20"/>
         </w:rPr>
-        <w:t>PReLU</w:t>
+        <w:t>SiLU</w:t>
       </w:r>
       <w:proofErr w:type="spellEnd"/>
       <w:r>
@@ -5289,23 +6841,15 @@
           <w:bCs/>
           <w:szCs w:val="20"/>
         </w:rPr>
-        <w:t>, ELU, GELU, Swish/</w:t>
-      </w:r>
-      <w:proofErr w:type="spellStart"/>
-      <w:r>
-        <w:rPr>
-          <w:bCs/>
-          <w:szCs w:val="20"/>
-        </w:rPr>
-        <w:t>SiLU</w:t>
-      </w:r>
-      <w:proofErr w:type="spellEnd"/>
-      <w:r>
-        <w:rPr>
-          <w:bCs/>
-          <w:szCs w:val="20"/>
-        </w:rPr>
-        <w:t>, and Mish in the terms of accuracy, loss, gradient behavior, convergence, and training time.</w:t>
+        <w:t xml:space="preserve">, and Mish in the terms of accuracy, loss, </w:t>
+      </w:r>
+      <w:r>
+        <w:rPr>
+          <w:bCs/>
+          <w:szCs w:val="20"/>
+        </w:rPr>
+        <w:lastRenderedPageBreak/>
+        <w:t>gradient behavior, convergence, and training time.</w:t>
       </w:r>
     </w:p>
     <w:p>
@@ -5485,23 +7029,7 @@
           <w:bCs/>
           <w:szCs w:val="20"/>
         </w:rPr>
-        <w:t xml:space="preserve">, </w:t>
-      </w:r>
-      <w:proofErr w:type="spellStart"/>
-      <w:r>
-        <w:rPr>
-          <w:bCs/>
-          <w:szCs w:val="20"/>
-        </w:rPr>
-        <w:t>PReLU</w:t>
-      </w:r>
-      <w:proofErr w:type="spellEnd"/>
-      <w:r>
-        <w:rPr>
-          <w:bCs/>
-          <w:szCs w:val="20"/>
-        </w:rPr>
-        <w:t>, ELU, GELU, Swish/</w:t>
+        <w:t>, PReLU, ELU, GELU, Swish/</w:t>
       </w:r>
       <w:proofErr w:type="spellStart"/>
       <w:r>
@@ -5871,7 +7399,6 @@
                 <w:sz w:val="22"/>
                 <w:szCs w:val="22"/>
               </w:rPr>
-              <w:lastRenderedPageBreak/>
               <w:t xml:space="preserve">Kiliçarslan, S., &amp; Çelik, M. (2021). RSigELU: A nonlinear activation function for deep neural networks. </w:t>
             </w:r>
             <w:r>
@@ -6107,7 +7634,17 @@
                 <w:sz w:val="22"/>
                 <w:szCs w:val="22"/>
               </w:rPr>
-              <w:t>Kunc, V., &amp; Kléma, J. (2024). Three decades of activations: A comprehensive survey of 400 activation functions for neural networks [Preprint]. arXiv. https://doi.org/10.48550/arXiv.2402.09092</w:t>
+              <w:t xml:space="preserve">Kunc, V., &amp; Kléma, J. (2024). Three decades of activations: A comprehensive survey of 400 </w:t>
+            </w:r>
+            <w:r>
+              <w:rPr>
+                <w:rFonts w:ascii="Times New Roman" w:hAnsi="Times New Roman" w:cs="Times New Roman"/>
+                <w:noProof/>
+                <w:sz w:val="22"/>
+                <w:szCs w:val="22"/>
+              </w:rPr>
+              <w:lastRenderedPageBreak/>
+              <w:t>activation functions for neural networks [Preprint]. arXiv. https://doi.org/10.48550/arXiv.2402.09092</w:t>
             </w:r>
           </w:p>
         </w:tc>
@@ -6142,6 +7679,7 @@
                 <w:sz w:val="22"/>
                 <w:szCs w:val="22"/>
               </w:rPr>
+              <w:lastRenderedPageBreak/>
               <w:t>Glorot, X., Bordes, A., &amp; Bengio, Y. (2011). Deep sparse rectifier neural networks. Proceedings of the Fourteenth International Conference on Artificial Intelligence and Statistics, 15, 315–323.</w:t>
             </w:r>
           </w:p>
@@ -6538,7 +8076,6 @@
                 <w:sz w:val="22"/>
                 <w:szCs w:val="22"/>
               </w:rPr>
-              <w:lastRenderedPageBreak/>
               <w:t>Kumar, R. (2022). APTx: Better activation function than MISH, SWISH, and ReLU's variants used in deep learning. International Journal of Artificial Intelligence and Machine Learning, 2(2), 56–61. https://doi.org/10.51483/IJAIML.2.2.2022.56-61</w:t>
             </w:r>
           </w:p>
@@ -6826,6 +8363,102 @@
           <w:ilvl w:val="0"/>
           <w:numId w:val="12"/>
         </w:numPr>
+        <w:rPr>
+          <w:b/>
+          <w:sz w:val="24"/>
+        </w:rPr>
+      </w:pPr>
+      <w:proofErr w:type="gramStart"/>
+      <w:r>
+        <w:rPr>
+          <w:bCs/>
+          <w:sz w:val="24"/>
+        </w:rPr>
+        <w:lastRenderedPageBreak/>
+        <w:t>  Rumelhart</w:t>
+      </w:r>
+      <w:proofErr w:type="gramEnd"/>
+      <w:r>
+        <w:rPr>
+          <w:bCs/>
+          <w:sz w:val="24"/>
+        </w:rPr>
+        <w:t>, D. E., Hinton, G. E., &amp; Williams, R. J. (1986). Learning representations by back-propagating errors.</w:t>
+      </w:r>
+    </w:p>
+    <w:p>
+      <w:pPr>
+        <w:pStyle w:val="ListParagraph"/>
+        <w:numPr>
+          <w:ilvl w:val="0"/>
+          <w:numId w:val="12"/>
+        </w:numPr>
+        <w:rPr>
+          <w:bCs/>
+          <w:sz w:val="24"/>
+        </w:rPr>
+      </w:pPr>
+      <w:r>
+        <w:rPr>
+          <w:bCs/>
+          <w:sz w:val="24"/>
+        </w:rPr>
+        <w:t xml:space="preserve">Fernandez, A., &amp; Mali, A. (2024). </w:t>
+      </w:r>
+      <w:proofErr w:type="spellStart"/>
+      <w:r>
+        <w:rPr>
+          <w:bCs/>
+          <w:i/>
+          <w:iCs/>
+          <w:sz w:val="24"/>
+        </w:rPr>
+        <w:t>TeLU</w:t>
+      </w:r>
+      <w:proofErr w:type="spellEnd"/>
+      <w:r>
+        <w:rPr>
+          <w:bCs/>
+          <w:i/>
+          <w:iCs/>
+          <w:sz w:val="24"/>
+        </w:rPr>
+        <w:t xml:space="preserve"> Activation Function for Fast and Stable Deep Learning</w:t>
+      </w:r>
+      <w:r>
+        <w:rPr>
+          <w:bCs/>
+          <w:sz w:val="24"/>
+        </w:rPr>
+        <w:t xml:space="preserve">. </w:t>
+      </w:r>
+      <w:proofErr w:type="spellStart"/>
+      <w:r>
+        <w:rPr>
+          <w:bCs/>
+          <w:sz w:val="24"/>
+        </w:rPr>
+        <w:t>arXiv</w:t>
+      </w:r>
+      <w:proofErr w:type="spellEnd"/>
+      <w:r>
+        <w:rPr>
+          <w:bCs/>
+          <w:sz w:val="24"/>
+        </w:rPr>
+        <w:t xml:space="preserve"> preprint arXiv:2412.20269.</w:t>
+      </w:r>
+    </w:p>
+    <w:p>
+      <w:pPr>
+        <w:rPr>
+          <w:b/>
+          <w:sz w:val="24"/>
+        </w:rPr>
+      </w:pPr>
+    </w:p>
+    <w:p>
+      <w:pPr>
         <w:rPr>
           <w:b/>
           <w:sz w:val="24"/>
@@ -6838,22 +8471,6 @@
           <w:cols w:space="720"/>
         </w:sectPr>
       </w:pPr>
-      <w:proofErr w:type="gramStart"/>
-      <w:r>
-        <w:rPr>
-          <w:bCs/>
-          <w:sz w:val="24"/>
-        </w:rPr>
-        <w:t>  Rumelhart</w:t>
-      </w:r>
-      <w:proofErr w:type="gramEnd"/>
-      <w:r>
-        <w:rPr>
-          <w:bCs/>
-          <w:sz w:val="24"/>
-        </w:rPr>
-        <w:t>, D. E., Hinton, G. E., &amp; Williams, R. J. (1986). Learning representations by back-propagating errors.</w:t>
-      </w:r>
     </w:p>
     <w:p>
       <w:pPr>
@@ -8560,7 +10177,7 @@
 </file>
 
 <file path=word/endnotes.xml><?xml version="1.0" encoding="utf-8"?>
-<w:endnotes xmlns:wpc="http://schemas.microsoft.com/office/word/2010/wordprocessingCanvas" xmlns:cx="http://schemas.microsoft.com/office/drawing/2014/chartex" xmlns:cx1="http://schemas.microsoft.com/office/drawing/2015/9/8/chartex" xmlns:cx2="http://schemas.microsoft.com/office/drawing/2015/10/21/chartex" xmlns:cx3="http://schemas.microsoft.com/office/drawing/2016/5/9/chartex" xmlns:cx4="http://schemas.microsoft.com/office/drawing/2016/5/10/chartex" xmlns:cx5="http://schemas.microsoft.com/office/drawing/2016/5/11/chartex" xmlns:cx6="http://schemas.microsoft.com/office/drawing/2016/5/12/chartex" xmlns:cx7="http://schemas.microsoft.com/office/drawing/2016/5/13/chartex" xmlns:cx8="http://schemas.microsoft.com/office/drawing/2016/5/14/chartex" xmlns:mc="http://schemas.openxmlformats.org/markup-compatibility/2006" xmlns:aink="http://schemas.microsoft.com/office/drawing/2016/ink" xmlns:am3d="http://schemas.microsoft.com/office/drawing/2017/model3d" xmlns:o="urn:schemas-microsoft-com:office:office" xmlns:oel="http://schemas.microsoft.com/office/2019/extlst" xmlns:r="http://schemas.openxmlformats.org/officeDocument/2006/relationships" xmlns:m="http://schemas.openxmlformats.org/officeDocument/2006/math" xmlns:v="urn:schemas-microsoft-com:vml" xmlns:wp14="http://schemas.microsoft.com/office/word/2010/wordprocessingDrawing" xmlns:wp="http://schemas.openxmlformats.org/drawingml/2006/wordprocessingDrawing" xmlns:w10="urn:schemas-microsoft-com:office:word" xmlns:w="http://schemas.openxmlformats.org/wordprocessingml/2006/main" xmlns:w14="http://schemas.microsoft.com/office/word/2010/wordml" xmlns:w15="http://schemas.microsoft.com/office/word/2012/wordml" xmlns:w16cei="http://schemas.microsoft.com/office/word/2026/wordml/cei" xmlns:w16cex="http://schemas.microsoft.com/office/word/2018/wordml/cex" xmlns:w16cid="http://schemas.microsoft.com/office/word/2016/wordml/cid" xmlns:w16="http://schemas.microsoft.com/office/word/2018/wordml" xmlns:w16du="http://schemas.microsoft.com/office/word/2023/wordml/word16du" xmlns:w16sdtdh="http://schemas.microsoft.com/office/word/2020/wordml/sdtdatahash" xmlns:w16sdtfl="http://schemas.microsoft.com/office/word/2024/wordml/sdtformatlock" xmlns:w16se="http://schemas.microsoft.com/office/word/2015/wordml/symex" xmlns:wpg="http://schemas.microsoft.com/office/word/2010/wordprocessingGroup" xmlns:wpi="http://schemas.microsoft.com/office/word/2010/wordprocessingInk" xmlns:wne="http://schemas.microsoft.com/office/word/2006/wordml" xmlns:wps="http://schemas.microsoft.com/office/word/2010/wordprocessingShape" mc:Ignorable="w14 w15 w16se w16cid w16 w16cex w16sdtdh w16sdtfl w16du wp14">
+<w:endnotes xmlns:wpc="http://schemas.microsoft.com/office/word/2010/wordprocessingCanvas" xmlns:cx="http://schemas.microsoft.com/office/drawing/2014/chartex" xmlns:cx1="http://schemas.microsoft.com/office/drawing/2015/9/8/chartex" xmlns:cx2="http://schemas.microsoft.com/office/drawing/2015/10/21/chartex" xmlns:cx3="http://schemas.microsoft.com/office/drawing/2016/5/9/chartex" xmlns:cx4="http://schemas.microsoft.com/office/drawing/2016/5/10/chartex" xmlns:cx5="http://schemas.microsoft.com/office/drawing/2016/5/11/chartex" xmlns:cx6="http://schemas.microsoft.com/office/drawing/2016/5/12/chartex" xmlns:cx7="http://schemas.microsoft.com/office/drawing/2016/5/13/chartex" xmlns:cx8="http://schemas.microsoft.com/office/drawing/2016/5/14/chartex" xmlns:mc="http://schemas.openxmlformats.org/markup-compatibility/2006" xmlns:aink="http://schemas.microsoft.com/office/drawing/2016/ink" xmlns:am3d="http://schemas.microsoft.com/office/drawing/2017/model3d" xmlns:o="urn:schemas-microsoft-com:office:office" xmlns:oel="http://schemas.microsoft.com/office/2019/extlst" xmlns:r="http://schemas.openxmlformats.org/officeDocument/2006/relationships" xmlns:m="http://schemas.openxmlformats.org/officeDocument/2006/math" xmlns:v="urn:schemas-microsoft-com:vml" xmlns:wp14="http://schemas.microsoft.com/office/word/2010/wordprocessingDrawing" xmlns:wp="http://schemas.openxmlformats.org/drawingml/2006/wordprocessingDrawing" xmlns:w10="urn:schemas-microsoft-com:office:word" xmlns:w="http://schemas.openxmlformats.org/wordprocessingml/2006/main" xmlns:w14="http://schemas.microsoft.com/office/word/2010/wordml" xmlns:w15="http://schemas.microsoft.com/office/word/2012/wordml" xmlns:w16cex="http://schemas.microsoft.com/office/word/2018/wordml/cex" xmlns:w16cid="http://schemas.microsoft.com/office/word/2016/wordml/cid" xmlns:w16="http://schemas.microsoft.com/office/word/2018/wordml" xmlns:w16du="http://schemas.microsoft.com/office/word/2023/wordml/word16du" xmlns:w16sdtdh="http://schemas.microsoft.com/office/word/2020/wordml/sdtdatahash" xmlns:w16sdtfl="http://schemas.microsoft.com/office/word/2024/wordml/sdtformatlock" xmlns:w16se="http://schemas.microsoft.com/office/word/2015/wordml/symex" xmlns:wpg="http://schemas.microsoft.com/office/word/2010/wordprocessingGroup" xmlns:wpi="http://schemas.microsoft.com/office/word/2010/wordprocessingInk" xmlns:wne="http://schemas.microsoft.com/office/word/2006/wordml" xmlns:wps="http://schemas.microsoft.com/office/word/2010/wordprocessingShape" mc:Ignorable="w14 w15 w16se w16cid w16 w16cex w16sdtdh w16sdtfl w16du wp14">
   <w:endnote w:type="separator" w:id="-1">
     <w:p>
       <w:r>
@@ -8579,7 +10196,7 @@
 </file>
 
 <file path=word/footer1.xml><?xml version="1.0" encoding="utf-8"?>
-<w:ftr xmlns:wpc="http://schemas.microsoft.com/office/word/2010/wordprocessingCanvas" xmlns:cx="http://schemas.microsoft.com/office/drawing/2014/chartex" xmlns:cx1="http://schemas.microsoft.com/office/drawing/2015/9/8/chartex" xmlns:cx2="http://schemas.microsoft.com/office/drawing/2015/10/21/chartex" xmlns:cx3="http://schemas.microsoft.com/office/drawing/2016/5/9/chartex" xmlns:cx4="http://schemas.microsoft.com/office/drawing/2016/5/10/chartex" xmlns:cx5="http://schemas.microsoft.com/office/drawing/2016/5/11/chartex" xmlns:cx6="http://schemas.microsoft.com/office/drawing/2016/5/12/chartex" xmlns:cx7="http://schemas.microsoft.com/office/drawing/2016/5/13/chartex" xmlns:cx8="http://schemas.microsoft.com/office/drawing/2016/5/14/chartex" xmlns:mc="http://schemas.openxmlformats.org/markup-compatibility/2006" xmlns:aink="http://schemas.microsoft.com/office/drawing/2016/ink" xmlns:am3d="http://schemas.microsoft.com/office/drawing/2017/model3d" xmlns:o="urn:schemas-microsoft-com:office:office" xmlns:oel="http://schemas.microsoft.com/office/2019/extlst" xmlns:r="http://schemas.openxmlformats.org/officeDocument/2006/relationships" xmlns:m="http://schemas.openxmlformats.org/officeDocument/2006/math" xmlns:v="urn:schemas-microsoft-com:vml" xmlns:wp14="http://schemas.microsoft.com/office/word/2010/wordprocessingDrawing" xmlns:wp="http://schemas.openxmlformats.org/drawingml/2006/wordprocessingDrawing" xmlns:w10="urn:schemas-microsoft-com:office:word" xmlns:w="http://schemas.openxmlformats.org/wordprocessingml/2006/main" xmlns:w14="http://schemas.microsoft.com/office/word/2010/wordml" xmlns:w15="http://schemas.microsoft.com/office/word/2012/wordml" xmlns:w16cei="http://schemas.microsoft.com/office/word/2026/wordml/cei" xmlns:w16cex="http://schemas.microsoft.com/office/word/2018/wordml/cex" xmlns:w16cid="http://schemas.microsoft.com/office/word/2016/wordml/cid" xmlns:w16="http://schemas.microsoft.com/office/word/2018/wordml" xmlns:w16du="http://schemas.microsoft.com/office/word/2023/wordml/word16du" xmlns:w16sdtdh="http://schemas.microsoft.com/office/word/2020/wordml/sdtdatahash" xmlns:w16sdtfl="http://schemas.microsoft.com/office/word/2024/wordml/sdtformatlock" xmlns:w16se="http://schemas.microsoft.com/office/word/2015/wordml/symex" xmlns:wpg="http://schemas.microsoft.com/office/word/2010/wordprocessingGroup" xmlns:wpi="http://schemas.microsoft.com/office/word/2010/wordprocessingInk" xmlns:wne="http://schemas.microsoft.com/office/word/2006/wordml" xmlns:wps="http://schemas.microsoft.com/office/word/2010/wordprocessingShape" mc:Ignorable="w14 w15 w16se w16cid w16 w16cex w16sdtdh w16sdtfl w16du wp14">
+<w:ftr xmlns:wpc="http://schemas.microsoft.com/office/word/2010/wordprocessingCanvas" xmlns:cx="http://schemas.microsoft.com/office/drawing/2014/chartex" xmlns:cx1="http://schemas.microsoft.com/office/drawing/2015/9/8/chartex" xmlns:cx2="http://schemas.microsoft.com/office/drawing/2015/10/21/chartex" xmlns:cx3="http://schemas.microsoft.com/office/drawing/2016/5/9/chartex" xmlns:cx4="http://schemas.microsoft.com/office/drawing/2016/5/10/chartex" xmlns:cx5="http://schemas.microsoft.com/office/drawing/2016/5/11/chartex" xmlns:cx6="http://schemas.microsoft.com/office/drawing/2016/5/12/chartex" xmlns:cx7="http://schemas.microsoft.com/office/drawing/2016/5/13/chartex" xmlns:cx8="http://schemas.microsoft.com/office/drawing/2016/5/14/chartex" xmlns:mc="http://schemas.openxmlformats.org/markup-compatibility/2006" xmlns:aink="http://schemas.microsoft.com/office/drawing/2016/ink" xmlns:am3d="http://schemas.microsoft.com/office/drawing/2017/model3d" xmlns:o="urn:schemas-microsoft-com:office:office" xmlns:oel="http://schemas.microsoft.com/office/2019/extlst" xmlns:r="http://schemas.openxmlformats.org/officeDocument/2006/relationships" xmlns:m="http://schemas.openxmlformats.org/officeDocument/2006/math" xmlns:v="urn:schemas-microsoft-com:vml" xmlns:wp14="http://schemas.microsoft.com/office/word/2010/wordprocessingDrawing" xmlns:wp="http://schemas.openxmlformats.org/drawingml/2006/wordprocessingDrawing" xmlns:w10="urn:schemas-microsoft-com:office:word" xmlns:w="http://schemas.openxmlformats.org/wordprocessingml/2006/main" xmlns:w14="http://schemas.microsoft.com/office/word/2010/wordml" xmlns:w15="http://schemas.microsoft.com/office/word/2012/wordml" xmlns:w16cex="http://schemas.microsoft.com/office/word/2018/wordml/cex" xmlns:w16cid="http://schemas.microsoft.com/office/word/2016/wordml/cid" xmlns:w16="http://schemas.microsoft.com/office/word/2018/wordml" xmlns:w16du="http://schemas.microsoft.com/office/word/2023/wordml/word16du" xmlns:w16sdtdh="http://schemas.microsoft.com/office/word/2020/wordml/sdtdatahash" xmlns:w16sdtfl="http://schemas.microsoft.com/office/word/2024/wordml/sdtformatlock" xmlns:w16se="http://schemas.microsoft.com/office/word/2015/wordml/symex" xmlns:wpg="http://schemas.microsoft.com/office/word/2010/wordprocessingGroup" xmlns:wpi="http://schemas.microsoft.com/office/word/2010/wordprocessingInk" xmlns:wne="http://schemas.microsoft.com/office/word/2006/wordml" xmlns:wps="http://schemas.microsoft.com/office/word/2010/wordprocessingShape" mc:Ignorable="w14 w15 w16se w16cid w16 w16cex w16sdtdh w16sdtfl w16du wp14">
   <w:sdt>
     <w:sdtPr>
       <w:id w:val="-1045909160"/>
@@ -8631,7 +10248,7 @@
 </file>
 
 <file path=word/footnotes.xml><?xml version="1.0" encoding="utf-8"?>
-<w:footnotes xmlns:wpc="http://schemas.microsoft.com/office/word/2010/wordprocessingCanvas" xmlns:cx="http://schemas.microsoft.com/office/drawing/2014/chartex" xmlns:cx1="http://schemas.microsoft.com/office/drawing/2015/9/8/chartex" xmlns:cx2="http://schemas.microsoft.com/office/drawing/2015/10/21/chartex" xmlns:cx3="http://schemas.microsoft.com/office/drawing/2016/5/9/chartex" xmlns:cx4="http://schemas.microsoft.com/office/drawing/2016/5/10/chartex" xmlns:cx5="http://schemas.microsoft.com/office/drawing/2016/5/11/chartex" xmlns:cx6="http://schemas.microsoft.com/office/drawing/2016/5/12/chartex" xmlns:cx7="http://schemas.microsoft.com/office/drawing/2016/5/13/chartex" xmlns:cx8="http://schemas.microsoft.com/office/drawing/2016/5/14/chartex" xmlns:mc="http://schemas.openxmlformats.org/markup-compatibility/2006" xmlns:aink="http://schemas.microsoft.com/office/drawing/2016/ink" xmlns:am3d="http://schemas.microsoft.com/office/drawing/2017/model3d" xmlns:o="urn:schemas-microsoft-com:office:office" xmlns:oel="http://schemas.microsoft.com/office/2019/extlst" xmlns:r="http://schemas.openxmlformats.org/officeDocument/2006/relationships" xmlns:m="http://schemas.openxmlformats.org/officeDocument/2006/math" xmlns:v="urn:schemas-microsoft-com:vml" xmlns:wp14="http://schemas.microsoft.com/office/word/2010/wordprocessingDrawing" xmlns:wp="http://schemas.openxmlformats.org/drawingml/2006/wordprocessingDrawing" xmlns:w10="urn:schemas-microsoft-com:office:word" xmlns:w="http://schemas.openxmlformats.org/wordprocessingml/2006/main" xmlns:w14="http://schemas.microsoft.com/office/word/2010/wordml" xmlns:w15="http://schemas.microsoft.com/office/word/2012/wordml" xmlns:w16cei="http://schemas.microsoft.com/office/word/2026/wordml/cei" xmlns:w16cex="http://schemas.microsoft.com/office/word/2018/wordml/cex" xmlns:w16cid="http://schemas.microsoft.com/office/word/2016/wordml/cid" xmlns:w16="http://schemas.microsoft.com/office/word/2018/wordml" xmlns:w16du="http://schemas.microsoft.com/office/word/2023/wordml/word16du" xmlns:w16sdtdh="http://schemas.microsoft.com/office/word/2020/wordml/sdtdatahash" xmlns:w16sdtfl="http://schemas.microsoft.com/office/word/2024/wordml/sdtformatlock" xmlns:w16se="http://schemas.microsoft.com/office/word/2015/wordml/symex" xmlns:wpg="http://schemas.microsoft.com/office/word/2010/wordprocessingGroup" xmlns:wpi="http://schemas.microsoft.com/office/word/2010/wordprocessingInk" xmlns:wne="http://schemas.microsoft.com/office/word/2006/wordml" xmlns:wps="http://schemas.microsoft.com/office/word/2010/wordprocessingShape" mc:Ignorable="w14 w15 w16se w16cid w16 w16cex w16sdtdh w16sdtfl w16du wp14">
+<w:footnotes xmlns:wpc="http://schemas.microsoft.com/office/word/2010/wordprocessingCanvas" xmlns:cx="http://schemas.microsoft.com/office/drawing/2014/chartex" xmlns:cx1="http://schemas.microsoft.com/office/drawing/2015/9/8/chartex" xmlns:cx2="http://schemas.microsoft.com/office/drawing/2015/10/21/chartex" xmlns:cx3="http://schemas.microsoft.com/office/drawing/2016/5/9/chartex" xmlns:cx4="http://schemas.microsoft.com/office/drawing/2016/5/10/chartex" xmlns:cx5="http://schemas.microsoft.com/office/drawing/2016/5/11/chartex" xmlns:cx6="http://schemas.microsoft.com/office/drawing/2016/5/12/chartex" xmlns:cx7="http://schemas.microsoft.com/office/drawing/2016/5/13/chartex" xmlns:cx8="http://schemas.microsoft.com/office/drawing/2016/5/14/chartex" xmlns:mc="http://schemas.openxmlformats.org/markup-compatibility/2006" xmlns:aink="http://schemas.microsoft.com/office/drawing/2016/ink" xmlns:am3d="http://schemas.microsoft.com/office/drawing/2017/model3d" xmlns:o="urn:schemas-microsoft-com:office:office" xmlns:oel="http://schemas.microsoft.com/office/2019/extlst" xmlns:r="http://schemas.openxmlformats.org/officeDocument/2006/relationships" xmlns:m="http://schemas.openxmlformats.org/officeDocument/2006/math" xmlns:v="urn:schemas-microsoft-com:vml" xmlns:wp14="http://schemas.microsoft.com/office/word/2010/wordprocessingDrawing" xmlns:wp="http://schemas.openxmlformats.org/drawingml/2006/wordprocessingDrawing" xmlns:w10="urn:schemas-microsoft-com:office:word" xmlns:w="http://schemas.openxmlformats.org/wordprocessingml/2006/main" xmlns:w14="http://schemas.microsoft.com/office/word/2010/wordml" xmlns:w15="http://schemas.microsoft.com/office/word/2012/wordml" xmlns:w16cex="http://schemas.microsoft.com/office/word/2018/wordml/cex" xmlns:w16cid="http://schemas.microsoft.com/office/word/2016/wordml/cid" xmlns:w16="http://schemas.microsoft.com/office/word/2018/wordml" xmlns:w16du="http://schemas.microsoft.com/office/word/2023/wordml/word16du" xmlns:w16sdtdh="http://schemas.microsoft.com/office/word/2020/wordml/sdtdatahash" xmlns:w16sdtfl="http://schemas.microsoft.com/office/word/2024/wordml/sdtformatlock" xmlns:w16se="http://schemas.microsoft.com/office/word/2015/wordml/symex" xmlns:wpg="http://schemas.microsoft.com/office/word/2010/wordprocessingGroup" xmlns:wpi="http://schemas.microsoft.com/office/word/2010/wordprocessingInk" xmlns:wne="http://schemas.microsoft.com/office/word/2006/wordml" xmlns:wps="http://schemas.microsoft.com/office/word/2010/wordprocessingShape" mc:Ignorable="w14 w15 w16se w16cid w16 w16cex w16sdtdh w16sdtfl w16du wp14">
   <w:footnote w:type="separator" w:id="-1">
     <w:p>
       <w:r>
@@ -8650,7 +10267,7 @@
 </file>
 
 <file path=word/header1.xml><?xml version="1.0" encoding="utf-8"?>
-<w:hdr xmlns:wpc="http://schemas.microsoft.com/office/word/2010/wordprocessingCanvas" xmlns:cx="http://schemas.microsoft.com/office/drawing/2014/chartex" xmlns:cx1="http://schemas.microsoft.com/office/drawing/2015/9/8/chartex" xmlns:cx2="http://schemas.microsoft.com/office/drawing/2015/10/21/chartex" xmlns:cx3="http://schemas.microsoft.com/office/drawing/2016/5/9/chartex" xmlns:cx4="http://schemas.microsoft.com/office/drawing/2016/5/10/chartex" xmlns:cx5="http://schemas.microsoft.com/office/drawing/2016/5/11/chartex" xmlns:cx6="http://schemas.microsoft.com/office/drawing/2016/5/12/chartex" xmlns:cx7="http://schemas.microsoft.com/office/drawing/2016/5/13/chartex" xmlns:cx8="http://schemas.microsoft.com/office/drawing/2016/5/14/chartex" xmlns:mc="http://schemas.openxmlformats.org/markup-compatibility/2006" xmlns:aink="http://schemas.microsoft.com/office/drawing/2016/ink" xmlns:am3d="http://schemas.microsoft.com/office/drawing/2017/model3d" xmlns:o="urn:schemas-microsoft-com:office:office" xmlns:oel="http://schemas.microsoft.com/office/2019/extlst" xmlns:r="http://schemas.openxmlformats.org/officeDocument/2006/relationships" xmlns:m="http://schemas.openxmlformats.org/officeDocument/2006/math" xmlns:v="urn:schemas-microsoft-com:vml" xmlns:wp14="http://schemas.microsoft.com/office/word/2010/wordprocessingDrawing" xmlns:wp="http://schemas.openxmlformats.org/drawingml/2006/wordprocessingDrawing" xmlns:w10="urn:schemas-microsoft-com:office:word" xmlns:w="http://schemas.openxmlformats.org/wordprocessingml/2006/main" xmlns:w14="http://schemas.microsoft.com/office/word/2010/wordml" xmlns:w15="http://schemas.microsoft.com/office/word/2012/wordml" xmlns:w16cei="http://schemas.microsoft.com/office/word/2026/wordml/cei" xmlns:w16cex="http://schemas.microsoft.com/office/word/2018/wordml/cex" xmlns:w16cid="http://schemas.microsoft.com/office/word/2016/wordml/cid" xmlns:w16="http://schemas.microsoft.com/office/word/2018/wordml" xmlns:w16du="http://schemas.microsoft.com/office/word/2023/wordml/word16du" xmlns:w16sdtdh="http://schemas.microsoft.com/office/word/2020/wordml/sdtdatahash" xmlns:w16sdtfl="http://schemas.microsoft.com/office/word/2024/wordml/sdtformatlock" xmlns:w16se="http://schemas.microsoft.com/office/word/2015/wordml/symex" xmlns:wpg="http://schemas.microsoft.com/office/word/2010/wordprocessingGroup" xmlns:wpi="http://schemas.microsoft.com/office/word/2010/wordprocessingInk" xmlns:wne="http://schemas.microsoft.com/office/word/2006/wordml" xmlns:wps="http://schemas.microsoft.com/office/word/2010/wordprocessingShape" mc:Ignorable="w14 w15 w16se w16cid w16 w16cex w16sdtdh w16sdtfl w16du wp14">
+<w:hdr xmlns:wpc="http://schemas.microsoft.com/office/word/2010/wordprocessingCanvas" xmlns:cx="http://schemas.microsoft.com/office/drawing/2014/chartex" xmlns:cx1="http://schemas.microsoft.com/office/drawing/2015/9/8/chartex" xmlns:cx2="http://schemas.microsoft.com/office/drawing/2015/10/21/chartex" xmlns:cx3="http://schemas.microsoft.com/office/drawing/2016/5/9/chartex" xmlns:cx4="http://schemas.microsoft.com/office/drawing/2016/5/10/chartex" xmlns:cx5="http://schemas.microsoft.com/office/drawing/2016/5/11/chartex" xmlns:cx6="http://schemas.microsoft.com/office/drawing/2016/5/12/chartex" xmlns:cx7="http://schemas.microsoft.com/office/drawing/2016/5/13/chartex" xmlns:cx8="http://schemas.microsoft.com/office/drawing/2016/5/14/chartex" xmlns:mc="http://schemas.openxmlformats.org/markup-compatibility/2006" xmlns:aink="http://schemas.microsoft.com/office/drawing/2016/ink" xmlns:am3d="http://schemas.microsoft.com/office/drawing/2017/model3d" xmlns:o="urn:schemas-microsoft-com:office:office" xmlns:oel="http://schemas.microsoft.com/office/2019/extlst" xmlns:r="http://schemas.openxmlformats.org/officeDocument/2006/relationships" xmlns:m="http://schemas.openxmlformats.org/officeDocument/2006/math" xmlns:v="urn:schemas-microsoft-com:vml" xmlns:wp14="http://schemas.microsoft.com/office/word/2010/wordprocessingDrawing" xmlns:wp="http://schemas.openxmlformats.org/drawingml/2006/wordprocessingDrawing" xmlns:w10="urn:schemas-microsoft-com:office:word" xmlns:w="http://schemas.openxmlformats.org/wordprocessingml/2006/main" xmlns:w14="http://schemas.microsoft.com/office/word/2010/wordml" xmlns:w15="http://schemas.microsoft.com/office/word/2012/wordml" xmlns:w16cex="http://schemas.microsoft.com/office/word/2018/wordml/cex" xmlns:w16cid="http://schemas.microsoft.com/office/word/2016/wordml/cid" xmlns:w16="http://schemas.microsoft.com/office/word/2018/wordml" xmlns:w16du="http://schemas.microsoft.com/office/word/2023/wordml/word16du" xmlns:w16sdtdh="http://schemas.microsoft.com/office/word/2020/wordml/sdtdatahash" xmlns:w16sdtfl="http://schemas.microsoft.com/office/word/2024/wordml/sdtformatlock" xmlns:w16se="http://schemas.microsoft.com/office/word/2015/wordml/symex" xmlns:wpg="http://schemas.microsoft.com/office/word/2010/wordprocessingGroup" xmlns:wpi="http://schemas.microsoft.com/office/word/2010/wordprocessingInk" xmlns:wne="http://schemas.microsoft.com/office/word/2006/wordml" xmlns:wps="http://schemas.microsoft.com/office/word/2010/wordprocessingShape" mc:Ignorable="w14 w15 w16se w16cid w16 w16cex w16sdtdh w16sdtfl w16du wp14">
   <w:p>
     <w:pPr>
       <w:pStyle w:val="BodyText"/>
@@ -8713,7 +10330,7 @@
 </file>
 
 <file path=word/header2.xml><?xml version="1.0" encoding="utf-8"?>
-<w:hdr xmlns:wpc="http://schemas.microsoft.com/office/word/2010/wordprocessingCanvas" xmlns:cx="http://schemas.microsoft.com/office/drawing/2014/chartex" xmlns:cx1="http://schemas.microsoft.com/office/drawing/2015/9/8/chartex" xmlns:cx2="http://schemas.microsoft.com/office/drawing/2015/10/21/chartex" xmlns:cx3="http://schemas.microsoft.com/office/drawing/2016/5/9/chartex" xmlns:cx4="http://schemas.microsoft.com/office/drawing/2016/5/10/chartex" xmlns:cx5="http://schemas.microsoft.com/office/drawing/2016/5/11/chartex" xmlns:cx6="http://schemas.microsoft.com/office/drawing/2016/5/12/chartex" xmlns:cx7="http://schemas.microsoft.com/office/drawing/2016/5/13/chartex" xmlns:cx8="http://schemas.microsoft.com/office/drawing/2016/5/14/chartex" xmlns:mc="http://schemas.openxmlformats.org/markup-compatibility/2006" xmlns:aink="http://schemas.microsoft.com/office/drawing/2016/ink" xmlns:am3d="http://schemas.microsoft.com/office/drawing/2017/model3d" xmlns:o="urn:schemas-microsoft-com:office:office" xmlns:oel="http://schemas.microsoft.com/office/2019/extlst" xmlns:r="http://schemas.openxmlformats.org/officeDocument/2006/relationships" xmlns:m="http://schemas.openxmlformats.org/officeDocument/2006/math" xmlns:v="urn:schemas-microsoft-com:vml" xmlns:wp14="http://schemas.microsoft.com/office/word/2010/wordprocessingDrawing" xmlns:wp="http://schemas.openxmlformats.org/drawingml/2006/wordprocessingDrawing" xmlns:w10="urn:schemas-microsoft-com:office:word" xmlns:w="http://schemas.openxmlformats.org/wordprocessingml/2006/main" xmlns:w14="http://schemas.microsoft.com/office/word/2010/wordml" xmlns:w15="http://schemas.microsoft.com/office/word/2012/wordml" xmlns:w16cei="http://schemas.microsoft.com/office/word/2026/wordml/cei" xmlns:w16cex="http://schemas.microsoft.com/office/word/2018/wordml/cex" xmlns:w16cid="http://schemas.microsoft.com/office/word/2016/wordml/cid" xmlns:w16="http://schemas.microsoft.com/office/word/2018/wordml" xmlns:w16du="http://schemas.microsoft.com/office/word/2023/wordml/word16du" xmlns:w16sdtdh="http://schemas.microsoft.com/office/word/2020/wordml/sdtdatahash" xmlns:w16sdtfl="http://schemas.microsoft.com/office/word/2024/wordml/sdtformatlock" xmlns:w16se="http://schemas.microsoft.com/office/word/2015/wordml/symex" xmlns:wpg="http://schemas.microsoft.com/office/word/2010/wordprocessingGroup" xmlns:wpi="http://schemas.microsoft.com/office/word/2010/wordprocessingInk" xmlns:wne="http://schemas.microsoft.com/office/word/2006/wordml" xmlns:wps="http://schemas.microsoft.com/office/word/2010/wordprocessingShape" mc:Ignorable="w14 w15 w16se w16cid w16 w16cex w16sdtdh w16sdtfl w16du wp14">
+<w:hdr xmlns:wpc="http://schemas.microsoft.com/office/word/2010/wordprocessingCanvas" xmlns:cx="http://schemas.microsoft.com/office/drawing/2014/chartex" xmlns:cx1="http://schemas.microsoft.com/office/drawing/2015/9/8/chartex" xmlns:cx2="http://schemas.microsoft.com/office/drawing/2015/10/21/chartex" xmlns:cx3="http://schemas.microsoft.com/office/drawing/2016/5/9/chartex" xmlns:cx4="http://schemas.microsoft.com/office/drawing/2016/5/10/chartex" xmlns:cx5="http://schemas.microsoft.com/office/drawing/2016/5/11/chartex" xmlns:cx6="http://schemas.microsoft.com/office/drawing/2016/5/12/chartex" xmlns:cx7="http://schemas.microsoft.com/office/drawing/2016/5/13/chartex" xmlns:cx8="http://schemas.microsoft.com/office/drawing/2016/5/14/chartex" xmlns:mc="http://schemas.openxmlformats.org/markup-compatibility/2006" xmlns:aink="http://schemas.microsoft.com/office/drawing/2016/ink" xmlns:am3d="http://schemas.microsoft.com/office/drawing/2017/model3d" xmlns:o="urn:schemas-microsoft-com:office:office" xmlns:oel="http://schemas.microsoft.com/office/2019/extlst" xmlns:r="http://schemas.openxmlformats.org/officeDocument/2006/relationships" xmlns:m="http://schemas.openxmlformats.org/officeDocument/2006/math" xmlns:v="urn:schemas-microsoft-com:vml" xmlns:wp14="http://schemas.microsoft.com/office/word/2010/wordprocessingDrawing" xmlns:wp="http://schemas.openxmlformats.org/drawingml/2006/wordprocessingDrawing" xmlns:w10="urn:schemas-microsoft-com:office:word" xmlns:w="http://schemas.openxmlformats.org/wordprocessingml/2006/main" xmlns:w14="http://schemas.microsoft.com/office/word/2010/wordml" xmlns:w15="http://schemas.microsoft.com/office/word/2012/wordml" xmlns:w16cex="http://schemas.microsoft.com/office/word/2018/wordml/cex" xmlns:w16cid="http://schemas.microsoft.com/office/word/2016/wordml/cid" xmlns:w16="http://schemas.microsoft.com/office/word/2018/wordml" xmlns:w16du="http://schemas.microsoft.com/office/word/2023/wordml/word16du" xmlns:w16sdtdh="http://schemas.microsoft.com/office/word/2020/wordml/sdtdatahash" xmlns:w16sdtfl="http://schemas.microsoft.com/office/word/2024/wordml/sdtformatlock" xmlns:w16se="http://schemas.microsoft.com/office/word/2015/wordml/symex" xmlns:wpg="http://schemas.microsoft.com/office/word/2010/wordprocessingGroup" xmlns:wpi="http://schemas.microsoft.com/office/word/2010/wordprocessingInk" xmlns:wne="http://schemas.microsoft.com/office/word/2006/wordml" xmlns:wps="http://schemas.microsoft.com/office/word/2010/wordprocessingShape" mc:Ignorable="w14 w15 w16se w16cid w16 w16cex w16sdtdh w16sdtfl w16du wp14">
   <w:p>
     <w:pPr>
       <w:pStyle w:val="BodyText"/>
@@ -8727,7 +10344,7 @@
 </file>
 
 <file path=word/numbering.xml><?xml version="1.0" encoding="utf-8"?>
-<w:numbering xmlns:wpc="http://schemas.microsoft.com/office/word/2010/wordprocessingCanvas" xmlns:cx="http://schemas.microsoft.com/office/drawing/2014/chartex" xmlns:cx1="http://schemas.microsoft.com/office/drawing/2015/9/8/chartex" xmlns:cx2="http://schemas.microsoft.com/office/drawing/2015/10/21/chartex" xmlns:cx3="http://schemas.microsoft.com/office/drawing/2016/5/9/chartex" xmlns:cx4="http://schemas.microsoft.com/office/drawing/2016/5/10/chartex" xmlns:cx5="http://schemas.microsoft.com/office/drawing/2016/5/11/chartex" xmlns:cx6="http://schemas.microsoft.com/office/drawing/2016/5/12/chartex" xmlns:cx7="http://schemas.microsoft.com/office/drawing/2016/5/13/chartex" xmlns:cx8="http://schemas.microsoft.com/office/drawing/2016/5/14/chartex" xmlns:mc="http://schemas.openxmlformats.org/markup-compatibility/2006" xmlns:aink="http://schemas.microsoft.com/office/drawing/2016/ink" xmlns:am3d="http://schemas.microsoft.com/office/drawing/2017/model3d" xmlns:o="urn:schemas-microsoft-com:office:office" xmlns:oel="http://schemas.microsoft.com/office/2019/extlst" xmlns:r="http://schemas.openxmlformats.org/officeDocument/2006/relationships" xmlns:m="http://schemas.openxmlformats.org/officeDocument/2006/math" xmlns:v="urn:schemas-microsoft-com:vml" xmlns:wp14="http://schemas.microsoft.com/office/word/2010/wordprocessingDrawing" xmlns:wp="http://schemas.openxmlformats.org/drawingml/2006/wordprocessingDrawing" xmlns:w10="urn:schemas-microsoft-com:office:word" xmlns:w="http://schemas.openxmlformats.org/wordprocessingml/2006/main" xmlns:w14="http://schemas.microsoft.com/office/word/2010/wordml" xmlns:w15="http://schemas.microsoft.com/office/word/2012/wordml" xmlns:w16cei="http://schemas.microsoft.com/office/word/2026/wordml/cei" xmlns:w16cex="http://schemas.microsoft.com/office/word/2018/wordml/cex" xmlns:w16cid="http://schemas.microsoft.com/office/word/2016/wordml/cid" xmlns:w16="http://schemas.microsoft.com/office/word/2018/wordml" xmlns:w16du="http://schemas.microsoft.com/office/word/2023/wordml/word16du" xmlns:w16sdtdh="http://schemas.microsoft.com/office/word/2020/wordml/sdtdatahash" xmlns:w16sdtfl="http://schemas.microsoft.com/office/word/2024/wordml/sdtformatlock" xmlns:w16se="http://schemas.microsoft.com/office/word/2015/wordml/symex" xmlns:wpg="http://schemas.microsoft.com/office/word/2010/wordprocessingGroup" xmlns:wpi="http://schemas.microsoft.com/office/word/2010/wordprocessingInk" xmlns:wne="http://schemas.microsoft.com/office/word/2006/wordml" xmlns:wps="http://schemas.microsoft.com/office/word/2010/wordprocessingShape" mc:Ignorable="w14 w15 w16se w16cid w16 w16cex w16sdtdh w16sdtfl w16du wp14">
+<w:numbering xmlns:wpc="http://schemas.microsoft.com/office/word/2010/wordprocessingCanvas" xmlns:cx="http://schemas.microsoft.com/office/drawing/2014/chartex" xmlns:cx1="http://schemas.microsoft.com/office/drawing/2015/9/8/chartex" xmlns:cx2="http://schemas.microsoft.com/office/drawing/2015/10/21/chartex" xmlns:cx3="http://schemas.microsoft.com/office/drawing/2016/5/9/chartex" xmlns:cx4="http://schemas.microsoft.com/office/drawing/2016/5/10/chartex" xmlns:cx5="http://schemas.microsoft.com/office/drawing/2016/5/11/chartex" xmlns:cx6="http://schemas.microsoft.com/office/drawing/2016/5/12/chartex" xmlns:cx7="http://schemas.microsoft.com/office/drawing/2016/5/13/chartex" xmlns:cx8="http://schemas.microsoft.com/office/drawing/2016/5/14/chartex" xmlns:mc="http://schemas.openxmlformats.org/markup-compatibility/2006" xmlns:aink="http://schemas.microsoft.com/office/drawing/2016/ink" xmlns:am3d="http://schemas.microsoft.com/office/drawing/2017/model3d" xmlns:o="urn:schemas-microsoft-com:office:office" xmlns:oel="http://schemas.microsoft.com/office/2019/extlst" xmlns:r="http://schemas.openxmlformats.org/officeDocument/2006/relationships" xmlns:m="http://schemas.openxmlformats.org/officeDocument/2006/math" xmlns:v="urn:schemas-microsoft-com:vml" xmlns:wp14="http://schemas.microsoft.com/office/word/2010/wordprocessingDrawing" xmlns:wp="http://schemas.openxmlformats.org/drawingml/2006/wordprocessingDrawing" xmlns:w10="urn:schemas-microsoft-com:office:word" xmlns:w="http://schemas.openxmlformats.org/wordprocessingml/2006/main" xmlns:w14="http://schemas.microsoft.com/office/word/2010/wordml" xmlns:w15="http://schemas.microsoft.com/office/word/2012/wordml" xmlns:w16cex="http://schemas.microsoft.com/office/word/2018/wordml/cex" xmlns:w16cid="http://schemas.microsoft.com/office/word/2016/wordml/cid" xmlns:w16="http://schemas.microsoft.com/office/word/2018/wordml" xmlns:w16du="http://schemas.microsoft.com/office/word/2023/wordml/word16du" xmlns:w16sdtdh="http://schemas.microsoft.com/office/word/2020/wordml/sdtdatahash" xmlns:w16sdtfl="http://schemas.microsoft.com/office/word/2024/wordml/sdtformatlock" xmlns:w16se="http://schemas.microsoft.com/office/word/2015/wordml/symex" xmlns:wpg="http://schemas.microsoft.com/office/word/2010/wordprocessingGroup" xmlns:wpi="http://schemas.microsoft.com/office/word/2010/wordprocessingInk" xmlns:wne="http://schemas.microsoft.com/office/word/2006/wordml" xmlns:wps="http://schemas.microsoft.com/office/word/2010/wordprocessingShape" mc:Ignorable="w14 w15 w16se w16cid w16 w16cex w16sdtdh w16sdtfl w16du wp14">
   <w:abstractNum w:abstractNumId="0" w15:restartNumberingAfterBreak="0">
     <w:nsid w:val="08C80B00"/>
     <w:multiLevelType w:val="hybridMultilevel"/>
@@ -9650,6 +11267,118 @@
     </w:lvl>
   </w:abstractNum>
   <w:abstractNum w:abstractNumId="8" w15:restartNumberingAfterBreak="0">
+    <w:nsid w:val="240B61F1"/>
+    <w:multiLevelType w:val="hybridMultilevel"/>
+    <w:tmpl w:val="EA7AF1BA"/>
+    <w:lvl w:ilvl="0" w:tplc="CA5823FC">
+      <w:numFmt w:val="bullet"/>
+      <w:lvlText w:val="-"/>
+      <w:lvlJc w:val="left"/>
+      <w:pPr>
+        <w:ind w:left="1080" w:hanging="360"/>
+      </w:pPr>
+      <w:rPr>
+        <w:rFonts w:ascii="Times New Roman" w:eastAsia="Times New Roman" w:hAnsi="Times New Roman" w:cs="Times New Roman" w:hint="default"/>
+      </w:rPr>
+    </w:lvl>
+    <w:lvl w:ilvl="1" w:tplc="04090003" w:tentative="1">
+      <w:start w:val="1"/>
+      <w:numFmt w:val="bullet"/>
+      <w:lvlText w:val="o"/>
+      <w:lvlJc w:val="left"/>
+      <w:pPr>
+        <w:ind w:left="1800" w:hanging="360"/>
+      </w:pPr>
+      <w:rPr>
+        <w:rFonts w:ascii="Courier New" w:hAnsi="Courier New" w:cs="Courier New" w:hint="default"/>
+      </w:rPr>
+    </w:lvl>
+    <w:lvl w:ilvl="2" w:tplc="04090005" w:tentative="1">
+      <w:start w:val="1"/>
+      <w:numFmt w:val="bullet"/>
+      <w:lvlText w:val=""/>
+      <w:lvlJc w:val="left"/>
+      <w:pPr>
+        <w:ind w:left="2520" w:hanging="360"/>
+      </w:pPr>
+      <w:rPr>
+        <w:rFonts w:ascii="Wingdings" w:hAnsi="Wingdings" w:hint="default"/>
+      </w:rPr>
+    </w:lvl>
+    <w:lvl w:ilvl="3" w:tplc="04090001" w:tentative="1">
+      <w:start w:val="1"/>
+      <w:numFmt w:val="bullet"/>
+      <w:lvlText w:val=""/>
+      <w:lvlJc w:val="left"/>
+      <w:pPr>
+        <w:ind w:left="3240" w:hanging="360"/>
+      </w:pPr>
+      <w:rPr>
+        <w:rFonts w:ascii="Symbol" w:hAnsi="Symbol" w:hint="default"/>
+      </w:rPr>
+    </w:lvl>
+    <w:lvl w:ilvl="4" w:tplc="04090003" w:tentative="1">
+      <w:start w:val="1"/>
+      <w:numFmt w:val="bullet"/>
+      <w:lvlText w:val="o"/>
+      <w:lvlJc w:val="left"/>
+      <w:pPr>
+        <w:ind w:left="3960" w:hanging="360"/>
+      </w:pPr>
+      <w:rPr>
+        <w:rFonts w:ascii="Courier New" w:hAnsi="Courier New" w:cs="Courier New" w:hint="default"/>
+      </w:rPr>
+    </w:lvl>
+    <w:lvl w:ilvl="5" w:tplc="04090005" w:tentative="1">
+      <w:start w:val="1"/>
+      <w:numFmt w:val="bullet"/>
+      <w:lvlText w:val=""/>
+      <w:lvlJc w:val="left"/>
+      <w:pPr>
+        <w:ind w:left="4680" w:hanging="360"/>
+      </w:pPr>
+      <w:rPr>
+        <w:rFonts w:ascii="Wingdings" w:hAnsi="Wingdings" w:hint="default"/>
+      </w:rPr>
+    </w:lvl>
+    <w:lvl w:ilvl="6" w:tplc="04090001" w:tentative="1">
+      <w:start w:val="1"/>
+      <w:numFmt w:val="bullet"/>
+      <w:lvlText w:val=""/>
+      <w:lvlJc w:val="left"/>
+      <w:pPr>
+        <w:ind w:left="5400" w:hanging="360"/>
+      </w:pPr>
+      <w:rPr>
+        <w:rFonts w:ascii="Symbol" w:hAnsi="Symbol" w:hint="default"/>
+      </w:rPr>
+    </w:lvl>
+    <w:lvl w:ilvl="7" w:tplc="04090003" w:tentative="1">
+      <w:start w:val="1"/>
+      <w:numFmt w:val="bullet"/>
+      <w:lvlText w:val="o"/>
+      <w:lvlJc w:val="left"/>
+      <w:pPr>
+        <w:ind w:left="6120" w:hanging="360"/>
+      </w:pPr>
+      <w:rPr>
+        <w:rFonts w:ascii="Courier New" w:hAnsi="Courier New" w:cs="Courier New" w:hint="default"/>
+      </w:rPr>
+    </w:lvl>
+    <w:lvl w:ilvl="8" w:tplc="04090005" w:tentative="1">
+      <w:start w:val="1"/>
+      <w:numFmt w:val="bullet"/>
+      <w:lvlText w:val=""/>
+      <w:lvlJc w:val="left"/>
+      <w:pPr>
+        <w:ind w:left="6840" w:hanging="360"/>
+      </w:pPr>
+      <w:rPr>
+        <w:rFonts w:ascii="Wingdings" w:hAnsi="Wingdings" w:hint="default"/>
+      </w:rPr>
+    </w:lvl>
+  </w:abstractNum>
+  <w:abstractNum w:abstractNumId="9" w15:restartNumberingAfterBreak="0">
     <w:nsid w:val="279527C6"/>
     <w:multiLevelType w:val="multilevel"/>
     <w:tmpl w:val="440E621E"/>
@@ -9762,7 +11491,7 @@
       </w:pPr>
     </w:lvl>
   </w:abstractNum>
-  <w:abstractNum w:abstractNumId="9" w15:restartNumberingAfterBreak="0">
+  <w:abstractNum w:abstractNumId="10" w15:restartNumberingAfterBreak="0">
     <w:nsid w:val="289B6D26"/>
     <w:multiLevelType w:val="hybridMultilevel"/>
     <w:tmpl w:val="DA0C9CC8"/>
@@ -9851,7 +11580,119 @@
       </w:pPr>
     </w:lvl>
   </w:abstractNum>
-  <w:abstractNum w:abstractNumId="10" w15:restartNumberingAfterBreak="0">
+  <w:abstractNum w:abstractNumId="11" w15:restartNumberingAfterBreak="0">
+    <w:nsid w:val="2A146EDD"/>
+    <w:multiLevelType w:val="hybridMultilevel"/>
+    <w:tmpl w:val="CE80B326"/>
+    <w:lvl w:ilvl="0" w:tplc="CA5823FC">
+      <w:numFmt w:val="bullet"/>
+      <w:lvlText w:val="-"/>
+      <w:lvlJc w:val="left"/>
+      <w:pPr>
+        <w:ind w:left="1800" w:hanging="360"/>
+      </w:pPr>
+      <w:rPr>
+        <w:rFonts w:ascii="Times New Roman" w:eastAsia="Times New Roman" w:hAnsi="Times New Roman" w:cs="Times New Roman" w:hint="default"/>
+      </w:rPr>
+    </w:lvl>
+    <w:lvl w:ilvl="1" w:tplc="04090003" w:tentative="1">
+      <w:start w:val="1"/>
+      <w:numFmt w:val="bullet"/>
+      <w:lvlText w:val="o"/>
+      <w:lvlJc w:val="left"/>
+      <w:pPr>
+        <w:ind w:left="2160" w:hanging="360"/>
+      </w:pPr>
+      <w:rPr>
+        <w:rFonts w:ascii="Courier New" w:hAnsi="Courier New" w:cs="Courier New" w:hint="default"/>
+      </w:rPr>
+    </w:lvl>
+    <w:lvl w:ilvl="2" w:tplc="04090005" w:tentative="1">
+      <w:start w:val="1"/>
+      <w:numFmt w:val="bullet"/>
+      <w:lvlText w:val=""/>
+      <w:lvlJc w:val="left"/>
+      <w:pPr>
+        <w:ind w:left="2880" w:hanging="360"/>
+      </w:pPr>
+      <w:rPr>
+        <w:rFonts w:ascii="Wingdings" w:hAnsi="Wingdings" w:hint="default"/>
+      </w:rPr>
+    </w:lvl>
+    <w:lvl w:ilvl="3" w:tplc="04090001" w:tentative="1">
+      <w:start w:val="1"/>
+      <w:numFmt w:val="bullet"/>
+      <w:lvlText w:val=""/>
+      <w:lvlJc w:val="left"/>
+      <w:pPr>
+        <w:ind w:left="3600" w:hanging="360"/>
+      </w:pPr>
+      <w:rPr>
+        <w:rFonts w:ascii="Symbol" w:hAnsi="Symbol" w:hint="default"/>
+      </w:rPr>
+    </w:lvl>
+    <w:lvl w:ilvl="4" w:tplc="04090003" w:tentative="1">
+      <w:start w:val="1"/>
+      <w:numFmt w:val="bullet"/>
+      <w:lvlText w:val="o"/>
+      <w:lvlJc w:val="left"/>
+      <w:pPr>
+        <w:ind w:left="4320" w:hanging="360"/>
+      </w:pPr>
+      <w:rPr>
+        <w:rFonts w:ascii="Courier New" w:hAnsi="Courier New" w:cs="Courier New" w:hint="default"/>
+      </w:rPr>
+    </w:lvl>
+    <w:lvl w:ilvl="5" w:tplc="04090005" w:tentative="1">
+      <w:start w:val="1"/>
+      <w:numFmt w:val="bullet"/>
+      <w:lvlText w:val=""/>
+      <w:lvlJc w:val="left"/>
+      <w:pPr>
+        <w:ind w:left="5040" w:hanging="360"/>
+      </w:pPr>
+      <w:rPr>
+        <w:rFonts w:ascii="Wingdings" w:hAnsi="Wingdings" w:hint="default"/>
+      </w:rPr>
+    </w:lvl>
+    <w:lvl w:ilvl="6" w:tplc="04090001" w:tentative="1">
+      <w:start w:val="1"/>
+      <w:numFmt w:val="bullet"/>
+      <w:lvlText w:val=""/>
+      <w:lvlJc w:val="left"/>
+      <w:pPr>
+        <w:ind w:left="5760" w:hanging="360"/>
+      </w:pPr>
+      <w:rPr>
+        <w:rFonts w:ascii="Symbol" w:hAnsi="Symbol" w:hint="default"/>
+      </w:rPr>
+    </w:lvl>
+    <w:lvl w:ilvl="7" w:tplc="04090003" w:tentative="1">
+      <w:start w:val="1"/>
+      <w:numFmt w:val="bullet"/>
+      <w:lvlText w:val="o"/>
+      <w:lvlJc w:val="left"/>
+      <w:pPr>
+        <w:ind w:left="6480" w:hanging="360"/>
+      </w:pPr>
+      <w:rPr>
+        <w:rFonts w:ascii="Courier New" w:hAnsi="Courier New" w:cs="Courier New" w:hint="default"/>
+      </w:rPr>
+    </w:lvl>
+    <w:lvl w:ilvl="8" w:tplc="04090005" w:tentative="1">
+      <w:start w:val="1"/>
+      <w:numFmt w:val="bullet"/>
+      <w:lvlText w:val=""/>
+      <w:lvlJc w:val="left"/>
+      <w:pPr>
+        <w:ind w:left="7200" w:hanging="360"/>
+      </w:pPr>
+      <w:rPr>
+        <w:rFonts w:ascii="Wingdings" w:hAnsi="Wingdings" w:hint="default"/>
+      </w:rPr>
+    </w:lvl>
+  </w:abstractNum>
+  <w:abstractNum w:abstractNumId="12" w15:restartNumberingAfterBreak="0">
     <w:nsid w:val="2DE32612"/>
     <w:multiLevelType w:val="hybridMultilevel"/>
     <w:tmpl w:val="8424E194"/>
@@ -9964,10 +11805,10 @@
       </w:rPr>
     </w:lvl>
   </w:abstractNum>
-  <w:abstractNum w:abstractNumId="11" w15:restartNumberingAfterBreak="0">
+  <w:abstractNum w:abstractNumId="13" w15:restartNumberingAfterBreak="0">
     <w:nsid w:val="314A1A81"/>
     <w:multiLevelType w:val="multilevel"/>
-    <w:tmpl w:val="195ADA20"/>
+    <w:tmpl w:val="138A053C"/>
     <w:lvl w:ilvl="0">
       <w:start w:val="1"/>
       <w:numFmt w:val="bullet"/>
@@ -9984,10 +11825,701 @@
         <w:sz w:val="20"/>
       </w:rPr>
     </w:lvl>
-    <w:lvl w:ilvl="1" w:tentative="1">
+    <w:lvl w:ilvl="1">
+      <w:numFmt w:val="bullet"/>
+      <w:lvlText w:val="-"/>
+      <w:lvlJc w:val="left"/>
+      <w:pPr>
+        <w:ind w:left="1440" w:hanging="360"/>
+      </w:pPr>
+      <w:rPr>
+        <w:rFonts w:ascii="Times New Roman" w:eastAsia="Times New Roman" w:hAnsi="Times New Roman" w:cs="Times New Roman" w:hint="default"/>
+      </w:rPr>
+    </w:lvl>
+    <w:lvl w:ilvl="2" w:tentative="1">
+      <w:start w:val="1"/>
+      <w:numFmt w:val="bullet"/>
+      <w:lvlText w:val=""/>
+      <w:lvlJc w:val="left"/>
+      <w:pPr>
+        <w:tabs>
+          <w:tab w:val="num" w:pos="2160"/>
+        </w:tabs>
+        <w:ind w:left="2160" w:hanging="360"/>
+      </w:pPr>
+      <w:rPr>
+        <w:rFonts w:ascii="Wingdings" w:hAnsi="Wingdings" w:hint="default"/>
+        <w:sz w:val="20"/>
+      </w:rPr>
+    </w:lvl>
+    <w:lvl w:ilvl="3" w:tentative="1">
+      <w:start w:val="1"/>
+      <w:numFmt w:val="bullet"/>
+      <w:lvlText w:val=""/>
+      <w:lvlJc w:val="left"/>
+      <w:pPr>
+        <w:tabs>
+          <w:tab w:val="num" w:pos="2880"/>
+        </w:tabs>
+        <w:ind w:left="2880" w:hanging="360"/>
+      </w:pPr>
+      <w:rPr>
+        <w:rFonts w:ascii="Wingdings" w:hAnsi="Wingdings" w:hint="default"/>
+        <w:sz w:val="20"/>
+      </w:rPr>
+    </w:lvl>
+    <w:lvl w:ilvl="4" w:tentative="1">
+      <w:start w:val="1"/>
+      <w:numFmt w:val="bullet"/>
+      <w:lvlText w:val=""/>
+      <w:lvlJc w:val="left"/>
+      <w:pPr>
+        <w:tabs>
+          <w:tab w:val="num" w:pos="3600"/>
+        </w:tabs>
+        <w:ind w:left="3600" w:hanging="360"/>
+      </w:pPr>
+      <w:rPr>
+        <w:rFonts w:ascii="Wingdings" w:hAnsi="Wingdings" w:hint="default"/>
+        <w:sz w:val="20"/>
+      </w:rPr>
+    </w:lvl>
+    <w:lvl w:ilvl="5" w:tentative="1">
+      <w:start w:val="1"/>
+      <w:numFmt w:val="bullet"/>
+      <w:lvlText w:val=""/>
+      <w:lvlJc w:val="left"/>
+      <w:pPr>
+        <w:tabs>
+          <w:tab w:val="num" w:pos="4320"/>
+        </w:tabs>
+        <w:ind w:left="4320" w:hanging="360"/>
+      </w:pPr>
+      <w:rPr>
+        <w:rFonts w:ascii="Wingdings" w:hAnsi="Wingdings" w:hint="default"/>
+        <w:sz w:val="20"/>
+      </w:rPr>
+    </w:lvl>
+    <w:lvl w:ilvl="6" w:tentative="1">
+      <w:start w:val="1"/>
+      <w:numFmt w:val="bullet"/>
+      <w:lvlText w:val=""/>
+      <w:lvlJc w:val="left"/>
+      <w:pPr>
+        <w:tabs>
+          <w:tab w:val="num" w:pos="5040"/>
+        </w:tabs>
+        <w:ind w:left="5040" w:hanging="360"/>
+      </w:pPr>
+      <w:rPr>
+        <w:rFonts w:ascii="Wingdings" w:hAnsi="Wingdings" w:hint="default"/>
+        <w:sz w:val="20"/>
+      </w:rPr>
+    </w:lvl>
+    <w:lvl w:ilvl="7" w:tentative="1">
+      <w:start w:val="1"/>
+      <w:numFmt w:val="bullet"/>
+      <w:lvlText w:val=""/>
+      <w:lvlJc w:val="left"/>
+      <w:pPr>
+        <w:tabs>
+          <w:tab w:val="num" w:pos="5760"/>
+        </w:tabs>
+        <w:ind w:left="5760" w:hanging="360"/>
+      </w:pPr>
+      <w:rPr>
+        <w:rFonts w:ascii="Wingdings" w:hAnsi="Wingdings" w:hint="default"/>
+        <w:sz w:val="20"/>
+      </w:rPr>
+    </w:lvl>
+    <w:lvl w:ilvl="8" w:tentative="1">
+      <w:start w:val="1"/>
+      <w:numFmt w:val="bullet"/>
+      <w:lvlText w:val=""/>
+      <w:lvlJc w:val="left"/>
+      <w:pPr>
+        <w:tabs>
+          <w:tab w:val="num" w:pos="6480"/>
+        </w:tabs>
+        <w:ind w:left="6480" w:hanging="360"/>
+      </w:pPr>
+      <w:rPr>
+        <w:rFonts w:ascii="Wingdings" w:hAnsi="Wingdings" w:hint="default"/>
+        <w:sz w:val="20"/>
+      </w:rPr>
+    </w:lvl>
+  </w:abstractNum>
+  <w:abstractNum w:abstractNumId="14" w15:restartNumberingAfterBreak="0">
+    <w:nsid w:val="3F530C89"/>
+    <w:multiLevelType w:val="hybridMultilevel"/>
+    <w:tmpl w:val="3A44C714"/>
+    <w:lvl w:ilvl="0" w:tplc="04090001">
+      <w:start w:val="1"/>
+      <w:numFmt w:val="bullet"/>
+      <w:lvlText w:val=""/>
+      <w:lvlJc w:val="left"/>
+      <w:pPr>
+        <w:ind w:left="1440" w:hanging="360"/>
+      </w:pPr>
+      <w:rPr>
+        <w:rFonts w:ascii="Symbol" w:hAnsi="Symbol" w:hint="default"/>
+      </w:rPr>
+    </w:lvl>
+    <w:lvl w:ilvl="1" w:tplc="04090003" w:tentative="1">
       <w:start w:val="1"/>
       <w:numFmt w:val="bullet"/>
       <w:lvlText w:val="o"/>
+      <w:lvlJc w:val="left"/>
+      <w:pPr>
+        <w:ind w:left="2160" w:hanging="360"/>
+      </w:pPr>
+      <w:rPr>
+        <w:rFonts w:ascii="Courier New" w:hAnsi="Courier New" w:cs="Courier New" w:hint="default"/>
+      </w:rPr>
+    </w:lvl>
+    <w:lvl w:ilvl="2" w:tplc="04090005" w:tentative="1">
+      <w:start w:val="1"/>
+      <w:numFmt w:val="bullet"/>
+      <w:lvlText w:val=""/>
+      <w:lvlJc w:val="left"/>
+      <w:pPr>
+        <w:ind w:left="2880" w:hanging="360"/>
+      </w:pPr>
+      <w:rPr>
+        <w:rFonts w:ascii="Wingdings" w:hAnsi="Wingdings" w:hint="default"/>
+      </w:rPr>
+    </w:lvl>
+    <w:lvl w:ilvl="3" w:tplc="04090001" w:tentative="1">
+      <w:start w:val="1"/>
+      <w:numFmt w:val="bullet"/>
+      <w:lvlText w:val=""/>
+      <w:lvlJc w:val="left"/>
+      <w:pPr>
+        <w:ind w:left="3600" w:hanging="360"/>
+      </w:pPr>
+      <w:rPr>
+        <w:rFonts w:ascii="Symbol" w:hAnsi="Symbol" w:hint="default"/>
+      </w:rPr>
+    </w:lvl>
+    <w:lvl w:ilvl="4" w:tplc="04090003" w:tentative="1">
+      <w:start w:val="1"/>
+      <w:numFmt w:val="bullet"/>
+      <w:lvlText w:val="o"/>
+      <w:lvlJc w:val="left"/>
+      <w:pPr>
+        <w:ind w:left="4320" w:hanging="360"/>
+      </w:pPr>
+      <w:rPr>
+        <w:rFonts w:ascii="Courier New" w:hAnsi="Courier New" w:cs="Courier New" w:hint="default"/>
+      </w:rPr>
+    </w:lvl>
+    <w:lvl w:ilvl="5" w:tplc="04090005" w:tentative="1">
+      <w:start w:val="1"/>
+      <w:numFmt w:val="bullet"/>
+      <w:lvlText w:val=""/>
+      <w:lvlJc w:val="left"/>
+      <w:pPr>
+        <w:ind w:left="5040" w:hanging="360"/>
+      </w:pPr>
+      <w:rPr>
+        <w:rFonts w:ascii="Wingdings" w:hAnsi="Wingdings" w:hint="default"/>
+      </w:rPr>
+    </w:lvl>
+    <w:lvl w:ilvl="6" w:tplc="04090001" w:tentative="1">
+      <w:start w:val="1"/>
+      <w:numFmt w:val="bullet"/>
+      <w:lvlText w:val=""/>
+      <w:lvlJc w:val="left"/>
+      <w:pPr>
+        <w:ind w:left="5760" w:hanging="360"/>
+      </w:pPr>
+      <w:rPr>
+        <w:rFonts w:ascii="Symbol" w:hAnsi="Symbol" w:hint="default"/>
+      </w:rPr>
+    </w:lvl>
+    <w:lvl w:ilvl="7" w:tplc="04090003" w:tentative="1">
+      <w:start w:val="1"/>
+      <w:numFmt w:val="bullet"/>
+      <w:lvlText w:val="o"/>
+      <w:lvlJc w:val="left"/>
+      <w:pPr>
+        <w:ind w:left="6480" w:hanging="360"/>
+      </w:pPr>
+      <w:rPr>
+        <w:rFonts w:ascii="Courier New" w:hAnsi="Courier New" w:cs="Courier New" w:hint="default"/>
+      </w:rPr>
+    </w:lvl>
+    <w:lvl w:ilvl="8" w:tplc="04090005" w:tentative="1">
+      <w:start w:val="1"/>
+      <w:numFmt w:val="bullet"/>
+      <w:lvlText w:val=""/>
+      <w:lvlJc w:val="left"/>
+      <w:pPr>
+        <w:ind w:left="7200" w:hanging="360"/>
+      </w:pPr>
+      <w:rPr>
+        <w:rFonts w:ascii="Wingdings" w:hAnsi="Wingdings" w:hint="default"/>
+      </w:rPr>
+    </w:lvl>
+  </w:abstractNum>
+  <w:abstractNum w:abstractNumId="15" w15:restartNumberingAfterBreak="0">
+    <w:nsid w:val="407F16A7"/>
+    <w:multiLevelType w:val="multilevel"/>
+    <w:tmpl w:val="EE72104C"/>
+    <w:lvl w:ilvl="0">
+      <w:start w:val="1"/>
+      <w:numFmt w:val="decimal"/>
+      <w:lvlText w:val="%1."/>
+      <w:lvlJc w:val="left"/>
+      <w:pPr>
+        <w:ind w:left="720" w:hanging="360"/>
+      </w:pPr>
+    </w:lvl>
+    <w:lvl w:ilvl="1">
+      <w:start w:val="1"/>
+      <w:numFmt w:val="decimal"/>
+      <w:isLgl/>
+      <w:lvlText w:val="%1.%2"/>
+      <w:lvlJc w:val="left"/>
+      <w:pPr>
+        <w:ind w:left="1080" w:hanging="360"/>
+      </w:pPr>
+      <w:rPr>
+        <w:rFonts w:hint="default"/>
+      </w:rPr>
+    </w:lvl>
+    <w:lvl w:ilvl="2">
+      <w:start w:val="1"/>
+      <w:numFmt w:val="decimal"/>
+      <w:isLgl/>
+      <w:lvlText w:val="%1.%2.%3"/>
+      <w:lvlJc w:val="left"/>
+      <w:pPr>
+        <w:ind w:left="1800" w:hanging="720"/>
+      </w:pPr>
+      <w:rPr>
+        <w:rFonts w:hint="default"/>
+      </w:rPr>
+    </w:lvl>
+    <w:lvl w:ilvl="3">
+      <w:start w:val="1"/>
+      <w:numFmt w:val="decimal"/>
+      <w:isLgl/>
+      <w:lvlText w:val="%1.%2.%3.%4"/>
+      <w:lvlJc w:val="left"/>
+      <w:pPr>
+        <w:ind w:left="2160" w:hanging="720"/>
+      </w:pPr>
+      <w:rPr>
+        <w:rFonts w:hint="default"/>
+      </w:rPr>
+    </w:lvl>
+    <w:lvl w:ilvl="4">
+      <w:start w:val="1"/>
+      <w:numFmt w:val="decimal"/>
+      <w:isLgl/>
+      <w:lvlText w:val="%1.%2.%3.%4.%5"/>
+      <w:lvlJc w:val="left"/>
+      <w:pPr>
+        <w:ind w:left="2880" w:hanging="1080"/>
+      </w:pPr>
+      <w:rPr>
+        <w:rFonts w:hint="default"/>
+      </w:rPr>
+    </w:lvl>
+    <w:lvl w:ilvl="5">
+      <w:start w:val="1"/>
+      <w:numFmt w:val="decimal"/>
+      <w:isLgl/>
+      <w:lvlText w:val="%1.%2.%3.%4.%5.%6"/>
+      <w:lvlJc w:val="left"/>
+      <w:pPr>
+        <w:ind w:left="3240" w:hanging="1080"/>
+      </w:pPr>
+      <w:rPr>
+        <w:rFonts w:hint="default"/>
+      </w:rPr>
+    </w:lvl>
+    <w:lvl w:ilvl="6">
+      <w:start w:val="1"/>
+      <w:numFmt w:val="decimal"/>
+      <w:isLgl/>
+      <w:lvlText w:val="%1.%2.%3.%4.%5.%6.%7"/>
+      <w:lvlJc w:val="left"/>
+      <w:pPr>
+        <w:ind w:left="3960" w:hanging="1440"/>
+      </w:pPr>
+      <w:rPr>
+        <w:rFonts w:hint="default"/>
+      </w:rPr>
+    </w:lvl>
+    <w:lvl w:ilvl="7">
+      <w:start w:val="1"/>
+      <w:numFmt w:val="decimal"/>
+      <w:isLgl/>
+      <w:lvlText w:val="%1.%2.%3.%4.%5.%6.%7.%8"/>
+      <w:lvlJc w:val="left"/>
+      <w:pPr>
+        <w:ind w:left="4320" w:hanging="1440"/>
+      </w:pPr>
+      <w:rPr>
+        <w:rFonts w:hint="default"/>
+      </w:rPr>
+    </w:lvl>
+    <w:lvl w:ilvl="8">
+      <w:start w:val="1"/>
+      <w:numFmt w:val="decimal"/>
+      <w:isLgl/>
+      <w:lvlText w:val="%1.%2.%3.%4.%5.%6.%7.%8.%9"/>
+      <w:lvlJc w:val="left"/>
+      <w:pPr>
+        <w:ind w:left="5040" w:hanging="1800"/>
+      </w:pPr>
+      <w:rPr>
+        <w:rFonts w:hint="default"/>
+      </w:rPr>
+    </w:lvl>
+  </w:abstractNum>
+  <w:abstractNum w:abstractNumId="16" w15:restartNumberingAfterBreak="0">
+    <w:nsid w:val="465571C9"/>
+    <w:multiLevelType w:val="hybridMultilevel"/>
+    <w:tmpl w:val="147C4FB0"/>
+    <w:lvl w:ilvl="0" w:tplc="04090001">
+      <w:start w:val="1"/>
+      <w:numFmt w:val="bullet"/>
+      <w:lvlText w:val=""/>
+      <w:lvlJc w:val="left"/>
+      <w:pPr>
+        <w:ind w:left="1440" w:hanging="360"/>
+      </w:pPr>
+      <w:rPr>
+        <w:rFonts w:ascii="Symbol" w:hAnsi="Symbol" w:hint="default"/>
+      </w:rPr>
+    </w:lvl>
+    <w:lvl w:ilvl="1" w:tplc="04090003" w:tentative="1">
+      <w:start w:val="1"/>
+      <w:numFmt w:val="bullet"/>
+      <w:lvlText w:val="o"/>
+      <w:lvlJc w:val="left"/>
+      <w:pPr>
+        <w:ind w:left="2160" w:hanging="360"/>
+      </w:pPr>
+      <w:rPr>
+        <w:rFonts w:ascii="Courier New" w:hAnsi="Courier New" w:cs="Courier New" w:hint="default"/>
+      </w:rPr>
+    </w:lvl>
+    <w:lvl w:ilvl="2" w:tplc="04090005" w:tentative="1">
+      <w:start w:val="1"/>
+      <w:numFmt w:val="bullet"/>
+      <w:lvlText w:val=""/>
+      <w:lvlJc w:val="left"/>
+      <w:pPr>
+        <w:ind w:left="2880" w:hanging="360"/>
+      </w:pPr>
+      <w:rPr>
+        <w:rFonts w:ascii="Wingdings" w:hAnsi="Wingdings" w:hint="default"/>
+      </w:rPr>
+    </w:lvl>
+    <w:lvl w:ilvl="3" w:tplc="04090001" w:tentative="1">
+      <w:start w:val="1"/>
+      <w:numFmt w:val="bullet"/>
+      <w:lvlText w:val=""/>
+      <w:lvlJc w:val="left"/>
+      <w:pPr>
+        <w:ind w:left="3600" w:hanging="360"/>
+      </w:pPr>
+      <w:rPr>
+        <w:rFonts w:ascii="Symbol" w:hAnsi="Symbol" w:hint="default"/>
+      </w:rPr>
+    </w:lvl>
+    <w:lvl w:ilvl="4" w:tplc="04090003" w:tentative="1">
+      <w:start w:val="1"/>
+      <w:numFmt w:val="bullet"/>
+      <w:lvlText w:val="o"/>
+      <w:lvlJc w:val="left"/>
+      <w:pPr>
+        <w:ind w:left="4320" w:hanging="360"/>
+      </w:pPr>
+      <w:rPr>
+        <w:rFonts w:ascii="Courier New" w:hAnsi="Courier New" w:cs="Courier New" w:hint="default"/>
+      </w:rPr>
+    </w:lvl>
+    <w:lvl w:ilvl="5" w:tplc="04090005" w:tentative="1">
+      <w:start w:val="1"/>
+      <w:numFmt w:val="bullet"/>
+      <w:lvlText w:val=""/>
+      <w:lvlJc w:val="left"/>
+      <w:pPr>
+        <w:ind w:left="5040" w:hanging="360"/>
+      </w:pPr>
+      <w:rPr>
+        <w:rFonts w:ascii="Wingdings" w:hAnsi="Wingdings" w:hint="default"/>
+      </w:rPr>
+    </w:lvl>
+    <w:lvl w:ilvl="6" w:tplc="04090001" w:tentative="1">
+      <w:start w:val="1"/>
+      <w:numFmt w:val="bullet"/>
+      <w:lvlText w:val=""/>
+      <w:lvlJc w:val="left"/>
+      <w:pPr>
+        <w:ind w:left="5760" w:hanging="360"/>
+      </w:pPr>
+      <w:rPr>
+        <w:rFonts w:ascii="Symbol" w:hAnsi="Symbol" w:hint="default"/>
+      </w:rPr>
+    </w:lvl>
+    <w:lvl w:ilvl="7" w:tplc="04090003" w:tentative="1">
+      <w:start w:val="1"/>
+      <w:numFmt w:val="bullet"/>
+      <w:lvlText w:val="o"/>
+      <w:lvlJc w:val="left"/>
+      <w:pPr>
+        <w:ind w:left="6480" w:hanging="360"/>
+      </w:pPr>
+      <w:rPr>
+        <w:rFonts w:ascii="Courier New" w:hAnsi="Courier New" w:cs="Courier New" w:hint="default"/>
+      </w:rPr>
+    </w:lvl>
+    <w:lvl w:ilvl="8" w:tplc="04090005" w:tentative="1">
+      <w:start w:val="1"/>
+      <w:numFmt w:val="bullet"/>
+      <w:lvlText w:val=""/>
+      <w:lvlJc w:val="left"/>
+      <w:pPr>
+        <w:ind w:left="7200" w:hanging="360"/>
+      </w:pPr>
+      <w:rPr>
+        <w:rFonts w:ascii="Wingdings" w:hAnsi="Wingdings" w:hint="default"/>
+      </w:rPr>
+    </w:lvl>
+  </w:abstractNum>
+  <w:abstractNum w:abstractNumId="17" w15:restartNumberingAfterBreak="0">
+    <w:nsid w:val="4EB66BA3"/>
+    <w:multiLevelType w:val="hybridMultilevel"/>
+    <w:tmpl w:val="27683122"/>
+    <w:lvl w:ilvl="0" w:tplc="2000000F">
+      <w:start w:val="1"/>
+      <w:numFmt w:val="decimal"/>
+      <w:lvlText w:val="%1."/>
+      <w:lvlJc w:val="left"/>
+      <w:pPr>
+        <w:ind w:left="720" w:hanging="360"/>
+      </w:pPr>
+    </w:lvl>
+    <w:lvl w:ilvl="1" w:tplc="20000019" w:tentative="1">
+      <w:start w:val="1"/>
+      <w:numFmt w:val="lowerLetter"/>
+      <w:lvlText w:val="%2."/>
+      <w:lvlJc w:val="left"/>
+      <w:pPr>
+        <w:ind w:left="1440" w:hanging="360"/>
+      </w:pPr>
+    </w:lvl>
+    <w:lvl w:ilvl="2" w:tplc="2000001B" w:tentative="1">
+      <w:start w:val="1"/>
+      <w:numFmt w:val="lowerRoman"/>
+      <w:lvlText w:val="%3."/>
+      <w:lvlJc w:val="right"/>
+      <w:pPr>
+        <w:ind w:left="2160" w:hanging="180"/>
+      </w:pPr>
+    </w:lvl>
+    <w:lvl w:ilvl="3" w:tplc="2000000F" w:tentative="1">
+      <w:start w:val="1"/>
+      <w:numFmt w:val="decimal"/>
+      <w:lvlText w:val="%4."/>
+      <w:lvlJc w:val="left"/>
+      <w:pPr>
+        <w:ind w:left="2880" w:hanging="360"/>
+      </w:pPr>
+    </w:lvl>
+    <w:lvl w:ilvl="4" w:tplc="20000019" w:tentative="1">
+      <w:start w:val="1"/>
+      <w:numFmt w:val="lowerLetter"/>
+      <w:lvlText w:val="%5."/>
+      <w:lvlJc w:val="left"/>
+      <w:pPr>
+        <w:ind w:left="3600" w:hanging="360"/>
+      </w:pPr>
+    </w:lvl>
+    <w:lvl w:ilvl="5" w:tplc="2000001B" w:tentative="1">
+      <w:start w:val="1"/>
+      <w:numFmt w:val="lowerRoman"/>
+      <w:lvlText w:val="%6."/>
+      <w:lvlJc w:val="right"/>
+      <w:pPr>
+        <w:ind w:left="4320" w:hanging="180"/>
+      </w:pPr>
+    </w:lvl>
+    <w:lvl w:ilvl="6" w:tplc="2000000F" w:tentative="1">
+      <w:start w:val="1"/>
+      <w:numFmt w:val="decimal"/>
+      <w:lvlText w:val="%7."/>
+      <w:lvlJc w:val="left"/>
+      <w:pPr>
+        <w:ind w:left="5040" w:hanging="360"/>
+      </w:pPr>
+    </w:lvl>
+    <w:lvl w:ilvl="7" w:tplc="20000019" w:tentative="1">
+      <w:start w:val="1"/>
+      <w:numFmt w:val="lowerLetter"/>
+      <w:lvlText w:val="%8."/>
+      <w:lvlJc w:val="left"/>
+      <w:pPr>
+        <w:ind w:left="5760" w:hanging="360"/>
+      </w:pPr>
+    </w:lvl>
+    <w:lvl w:ilvl="8" w:tplc="2000001B" w:tentative="1">
+      <w:start w:val="1"/>
+      <w:numFmt w:val="lowerRoman"/>
+      <w:lvlText w:val="%9."/>
+      <w:lvlJc w:val="right"/>
+      <w:pPr>
+        <w:ind w:left="6480" w:hanging="180"/>
+      </w:pPr>
+    </w:lvl>
+  </w:abstractNum>
+  <w:abstractNum w:abstractNumId="18" w15:restartNumberingAfterBreak="0">
+    <w:nsid w:val="4FB47E09"/>
+    <w:multiLevelType w:val="multilevel"/>
+    <w:tmpl w:val="BD1E9D66"/>
+    <w:lvl w:ilvl="0">
+      <w:start w:val="1"/>
+      <w:numFmt w:val="bullet"/>
+      <w:lvlText w:val=""/>
+      <w:lvlJc w:val="left"/>
+      <w:pPr>
+        <w:ind w:left="720" w:hanging="360"/>
+      </w:pPr>
+      <w:rPr>
+        <w:rFonts w:ascii="Symbol" w:hAnsi="Symbol" w:hint="default"/>
+      </w:rPr>
+    </w:lvl>
+    <w:lvl w:ilvl="1">
+      <w:start w:val="1"/>
+      <w:numFmt w:val="decimal"/>
+      <w:isLgl/>
+      <w:lvlText w:val="%1.%2"/>
+      <w:lvlJc w:val="left"/>
+      <w:pPr>
+        <w:ind w:left="1080" w:hanging="360"/>
+      </w:pPr>
+      <w:rPr>
+        <w:rFonts w:hint="default"/>
+      </w:rPr>
+    </w:lvl>
+    <w:lvl w:ilvl="2">
+      <w:start w:val="1"/>
+      <w:numFmt w:val="decimal"/>
+      <w:isLgl/>
+      <w:lvlText w:val="%1.%2.%3"/>
+      <w:lvlJc w:val="left"/>
+      <w:pPr>
+        <w:ind w:left="1800" w:hanging="720"/>
+      </w:pPr>
+      <w:rPr>
+        <w:rFonts w:hint="default"/>
+      </w:rPr>
+    </w:lvl>
+    <w:lvl w:ilvl="3">
+      <w:start w:val="1"/>
+      <w:numFmt w:val="decimal"/>
+      <w:isLgl/>
+      <w:lvlText w:val="%1.%2.%3.%4"/>
+      <w:lvlJc w:val="left"/>
+      <w:pPr>
+        <w:ind w:left="2160" w:hanging="720"/>
+      </w:pPr>
+      <w:rPr>
+        <w:rFonts w:hint="default"/>
+      </w:rPr>
+    </w:lvl>
+    <w:lvl w:ilvl="4">
+      <w:start w:val="1"/>
+      <w:numFmt w:val="decimal"/>
+      <w:isLgl/>
+      <w:lvlText w:val="%1.%2.%3.%4.%5"/>
+      <w:lvlJc w:val="left"/>
+      <w:pPr>
+        <w:ind w:left="2880" w:hanging="1080"/>
+      </w:pPr>
+      <w:rPr>
+        <w:rFonts w:hint="default"/>
+      </w:rPr>
+    </w:lvl>
+    <w:lvl w:ilvl="5">
+      <w:start w:val="1"/>
+      <w:numFmt w:val="decimal"/>
+      <w:isLgl/>
+      <w:lvlText w:val="%1.%2.%3.%4.%5.%6"/>
+      <w:lvlJc w:val="left"/>
+      <w:pPr>
+        <w:ind w:left="3240" w:hanging="1080"/>
+      </w:pPr>
+      <w:rPr>
+        <w:rFonts w:hint="default"/>
+      </w:rPr>
+    </w:lvl>
+    <w:lvl w:ilvl="6">
+      <w:start w:val="1"/>
+      <w:numFmt w:val="decimal"/>
+      <w:isLgl/>
+      <w:lvlText w:val="%1.%2.%3.%4.%5.%6.%7"/>
+      <w:lvlJc w:val="left"/>
+      <w:pPr>
+        <w:ind w:left="3960" w:hanging="1440"/>
+      </w:pPr>
+      <w:rPr>
+        <w:rFonts w:hint="default"/>
+      </w:rPr>
+    </w:lvl>
+    <w:lvl w:ilvl="7">
+      <w:start w:val="1"/>
+      <w:numFmt w:val="decimal"/>
+      <w:isLgl/>
+      <w:lvlText w:val="%1.%2.%3.%4.%5.%6.%7.%8"/>
+      <w:lvlJc w:val="left"/>
+      <w:pPr>
+        <w:ind w:left="4320" w:hanging="1440"/>
+      </w:pPr>
+      <w:rPr>
+        <w:rFonts w:hint="default"/>
+      </w:rPr>
+    </w:lvl>
+    <w:lvl w:ilvl="8">
+      <w:start w:val="1"/>
+      <w:numFmt w:val="decimal"/>
+      <w:isLgl/>
+      <w:lvlText w:val="%1.%2.%3.%4.%5.%6.%7.%8.%9"/>
+      <w:lvlJc w:val="left"/>
+      <w:pPr>
+        <w:ind w:left="5040" w:hanging="1800"/>
+      </w:pPr>
+      <w:rPr>
+        <w:rFonts w:hint="default"/>
+      </w:rPr>
+    </w:lvl>
+  </w:abstractNum>
+  <w:abstractNum w:abstractNumId="19" w15:restartNumberingAfterBreak="0">
+    <w:nsid w:val="595E3CD1"/>
+    <w:multiLevelType w:val="multilevel"/>
+    <w:tmpl w:val="DE2E08AC"/>
+    <w:lvl w:ilvl="0">
+      <w:start w:val="1"/>
+      <w:numFmt w:val="decimal"/>
+      <w:lvlText w:val="%1."/>
+      <w:lvlJc w:val="left"/>
+      <w:pPr>
+        <w:tabs>
+          <w:tab w:val="num" w:pos="720"/>
+        </w:tabs>
+        <w:ind w:left="720" w:hanging="360"/>
+      </w:pPr>
+    </w:lvl>
+    <w:lvl w:ilvl="1" w:tentative="1">
+      <w:start w:val="1"/>
+      <w:numFmt w:val="decimal"/>
+      <w:lvlText w:val="%2."/>
       <w:lvlJc w:val="left"/>
       <w:pPr>
         <w:tabs>
@@ -9995,15 +12527,11 @@
         </w:tabs>
         <w:ind w:left="1440" w:hanging="360"/>
       </w:pPr>
-      <w:rPr>
-        <w:rFonts w:ascii="Courier New" w:hAnsi="Courier New" w:hint="default"/>
-        <w:sz w:val="20"/>
-      </w:rPr>
     </w:lvl>
     <w:lvl w:ilvl="2" w:tentative="1">
       <w:start w:val="1"/>
-      <w:numFmt w:val="bullet"/>
-      <w:lvlText w:val=""/>
+      <w:numFmt w:val="decimal"/>
+      <w:lvlText w:val="%3."/>
       <w:lvlJc w:val="left"/>
       <w:pPr>
         <w:tabs>
@@ -10011,15 +12539,11 @@
         </w:tabs>
         <w:ind w:left="2160" w:hanging="360"/>
       </w:pPr>
-      <w:rPr>
-        <w:rFonts w:ascii="Wingdings" w:hAnsi="Wingdings" w:hint="default"/>
-        <w:sz w:val="20"/>
-      </w:rPr>
     </w:lvl>
     <w:lvl w:ilvl="3" w:tentative="1">
       <w:start w:val="1"/>
-      <w:numFmt w:val="bullet"/>
-      <w:lvlText w:val=""/>
+      <w:numFmt w:val="decimal"/>
+      <w:lvlText w:val="%4."/>
       <w:lvlJc w:val="left"/>
       <w:pPr>
         <w:tabs>
@@ -10027,15 +12551,11 @@
         </w:tabs>
         <w:ind w:left="2880" w:hanging="360"/>
       </w:pPr>
-      <w:rPr>
-        <w:rFonts w:ascii="Wingdings" w:hAnsi="Wingdings" w:hint="default"/>
-        <w:sz w:val="20"/>
-      </w:rPr>
     </w:lvl>
     <w:lvl w:ilvl="4" w:tentative="1">
       <w:start w:val="1"/>
-      <w:numFmt w:val="bullet"/>
-      <w:lvlText w:val=""/>
+      <w:numFmt w:val="decimal"/>
+      <w:lvlText w:val="%5."/>
       <w:lvlJc w:val="left"/>
       <w:pPr>
         <w:tabs>
@@ -10043,15 +12563,11 @@
         </w:tabs>
         <w:ind w:left="3600" w:hanging="360"/>
       </w:pPr>
-      <w:rPr>
-        <w:rFonts w:ascii="Wingdings" w:hAnsi="Wingdings" w:hint="default"/>
-        <w:sz w:val="20"/>
-      </w:rPr>
     </w:lvl>
     <w:lvl w:ilvl="5" w:tentative="1">
       <w:start w:val="1"/>
-      <w:numFmt w:val="bullet"/>
-      <w:lvlText w:val=""/>
+      <w:numFmt w:val="decimal"/>
+      <w:lvlText w:val="%6."/>
       <w:lvlJc w:val="left"/>
       <w:pPr>
         <w:tabs>
@@ -10059,15 +12575,11 @@
         </w:tabs>
         <w:ind w:left="4320" w:hanging="360"/>
       </w:pPr>
-      <w:rPr>
-        <w:rFonts w:ascii="Wingdings" w:hAnsi="Wingdings" w:hint="default"/>
-        <w:sz w:val="20"/>
-      </w:rPr>
     </w:lvl>
     <w:lvl w:ilvl="6" w:tentative="1">
       <w:start w:val="1"/>
-      <w:numFmt w:val="bullet"/>
-      <w:lvlText w:val=""/>
+      <w:numFmt w:val="decimal"/>
+      <w:lvlText w:val="%7."/>
       <w:lvlJc w:val="left"/>
       <w:pPr>
         <w:tabs>
@@ -10075,15 +12587,11 @@
         </w:tabs>
         <w:ind w:left="5040" w:hanging="360"/>
       </w:pPr>
-      <w:rPr>
-        <w:rFonts w:ascii="Wingdings" w:hAnsi="Wingdings" w:hint="default"/>
-        <w:sz w:val="20"/>
-      </w:rPr>
     </w:lvl>
     <w:lvl w:ilvl="7" w:tentative="1">
       <w:start w:val="1"/>
-      <w:numFmt w:val="bullet"/>
-      <w:lvlText w:val=""/>
+      <w:numFmt w:val="decimal"/>
+      <w:lvlText w:val="%8."/>
       <w:lvlJc w:val="left"/>
       <w:pPr>
         <w:tabs>
@@ -10091,15 +12599,11 @@
         </w:tabs>
         <w:ind w:left="5760" w:hanging="360"/>
       </w:pPr>
-      <w:rPr>
-        <w:rFonts w:ascii="Wingdings" w:hAnsi="Wingdings" w:hint="default"/>
-        <w:sz w:val="20"/>
-      </w:rPr>
     </w:lvl>
     <w:lvl w:ilvl="8" w:tentative="1">
       <w:start w:val="1"/>
-      <w:numFmt w:val="bullet"/>
-      <w:lvlText w:val=""/>
+      <w:numFmt w:val="decimal"/>
+      <w:lvlText w:val="%9."/>
       <w:lvlJc w:val="left"/>
       <w:pPr>
         <w:tabs>
@@ -10107,677 +12611,9 @@
         </w:tabs>
         <w:ind w:left="6480" w:hanging="360"/>
       </w:pPr>
-      <w:rPr>
-        <w:rFonts w:ascii="Wingdings" w:hAnsi="Wingdings" w:hint="default"/>
-        <w:sz w:val="20"/>
-      </w:rPr>
     </w:lvl>
   </w:abstractNum>
-  <w:abstractNum w:abstractNumId="12" w15:restartNumberingAfterBreak="0">
-    <w:nsid w:val="3F530C89"/>
-    <w:multiLevelType w:val="hybridMultilevel"/>
-    <w:tmpl w:val="3A44C714"/>
-    <w:lvl w:ilvl="0" w:tplc="04090001">
-      <w:start w:val="1"/>
-      <w:numFmt w:val="bullet"/>
-      <w:lvlText w:val=""/>
-      <w:lvlJc w:val="left"/>
-      <w:pPr>
-        <w:ind w:left="1440" w:hanging="360"/>
-      </w:pPr>
-      <w:rPr>
-        <w:rFonts w:ascii="Symbol" w:hAnsi="Symbol" w:hint="default"/>
-      </w:rPr>
-    </w:lvl>
-    <w:lvl w:ilvl="1" w:tplc="04090003" w:tentative="1">
-      <w:start w:val="1"/>
-      <w:numFmt w:val="bullet"/>
-      <w:lvlText w:val="o"/>
-      <w:lvlJc w:val="left"/>
-      <w:pPr>
-        <w:ind w:left="2160" w:hanging="360"/>
-      </w:pPr>
-      <w:rPr>
-        <w:rFonts w:ascii="Courier New" w:hAnsi="Courier New" w:cs="Courier New" w:hint="default"/>
-      </w:rPr>
-    </w:lvl>
-    <w:lvl w:ilvl="2" w:tplc="04090005" w:tentative="1">
-      <w:start w:val="1"/>
-      <w:numFmt w:val="bullet"/>
-      <w:lvlText w:val=""/>
-      <w:lvlJc w:val="left"/>
-      <w:pPr>
-        <w:ind w:left="2880" w:hanging="360"/>
-      </w:pPr>
-      <w:rPr>
-        <w:rFonts w:ascii="Wingdings" w:hAnsi="Wingdings" w:hint="default"/>
-      </w:rPr>
-    </w:lvl>
-    <w:lvl w:ilvl="3" w:tplc="04090001" w:tentative="1">
-      <w:start w:val="1"/>
-      <w:numFmt w:val="bullet"/>
-      <w:lvlText w:val=""/>
-      <w:lvlJc w:val="left"/>
-      <w:pPr>
-        <w:ind w:left="3600" w:hanging="360"/>
-      </w:pPr>
-      <w:rPr>
-        <w:rFonts w:ascii="Symbol" w:hAnsi="Symbol" w:hint="default"/>
-      </w:rPr>
-    </w:lvl>
-    <w:lvl w:ilvl="4" w:tplc="04090003" w:tentative="1">
-      <w:start w:val="1"/>
-      <w:numFmt w:val="bullet"/>
-      <w:lvlText w:val="o"/>
-      <w:lvlJc w:val="left"/>
-      <w:pPr>
-        <w:ind w:left="4320" w:hanging="360"/>
-      </w:pPr>
-      <w:rPr>
-        <w:rFonts w:ascii="Courier New" w:hAnsi="Courier New" w:cs="Courier New" w:hint="default"/>
-      </w:rPr>
-    </w:lvl>
-    <w:lvl w:ilvl="5" w:tplc="04090005" w:tentative="1">
-      <w:start w:val="1"/>
-      <w:numFmt w:val="bullet"/>
-      <w:lvlText w:val=""/>
-      <w:lvlJc w:val="left"/>
-      <w:pPr>
-        <w:ind w:left="5040" w:hanging="360"/>
-      </w:pPr>
-      <w:rPr>
-        <w:rFonts w:ascii="Wingdings" w:hAnsi="Wingdings" w:hint="default"/>
-      </w:rPr>
-    </w:lvl>
-    <w:lvl w:ilvl="6" w:tplc="04090001" w:tentative="1">
-      <w:start w:val="1"/>
-      <w:numFmt w:val="bullet"/>
-      <w:lvlText w:val=""/>
-      <w:lvlJc w:val="left"/>
-      <w:pPr>
-        <w:ind w:left="5760" w:hanging="360"/>
-      </w:pPr>
-      <w:rPr>
-        <w:rFonts w:ascii="Symbol" w:hAnsi="Symbol" w:hint="default"/>
-      </w:rPr>
-    </w:lvl>
-    <w:lvl w:ilvl="7" w:tplc="04090003" w:tentative="1">
-      <w:start w:val="1"/>
-      <w:numFmt w:val="bullet"/>
-      <w:lvlText w:val="o"/>
-      <w:lvlJc w:val="left"/>
-      <w:pPr>
-        <w:ind w:left="6480" w:hanging="360"/>
-      </w:pPr>
-      <w:rPr>
-        <w:rFonts w:ascii="Courier New" w:hAnsi="Courier New" w:cs="Courier New" w:hint="default"/>
-      </w:rPr>
-    </w:lvl>
-    <w:lvl w:ilvl="8" w:tplc="04090005" w:tentative="1">
-      <w:start w:val="1"/>
-      <w:numFmt w:val="bullet"/>
-      <w:lvlText w:val=""/>
-      <w:lvlJc w:val="left"/>
-      <w:pPr>
-        <w:ind w:left="7200" w:hanging="360"/>
-      </w:pPr>
-      <w:rPr>
-        <w:rFonts w:ascii="Wingdings" w:hAnsi="Wingdings" w:hint="default"/>
-      </w:rPr>
-    </w:lvl>
-  </w:abstractNum>
-  <w:abstractNum w:abstractNumId="13" w15:restartNumberingAfterBreak="0">
-    <w:nsid w:val="407F16A7"/>
-    <w:multiLevelType w:val="multilevel"/>
-    <w:tmpl w:val="EE72104C"/>
-    <w:lvl w:ilvl="0">
-      <w:start w:val="1"/>
-      <w:numFmt w:val="decimal"/>
-      <w:lvlText w:val="%1."/>
-      <w:lvlJc w:val="left"/>
-      <w:pPr>
-        <w:ind w:left="720" w:hanging="360"/>
-      </w:pPr>
-    </w:lvl>
-    <w:lvl w:ilvl="1">
-      <w:start w:val="1"/>
-      <w:numFmt w:val="decimal"/>
-      <w:isLgl/>
-      <w:lvlText w:val="%1.%2"/>
-      <w:lvlJc w:val="left"/>
-      <w:pPr>
-        <w:ind w:left="1080" w:hanging="360"/>
-      </w:pPr>
-      <w:rPr>
-        <w:rFonts w:hint="default"/>
-      </w:rPr>
-    </w:lvl>
-    <w:lvl w:ilvl="2">
-      <w:start w:val="1"/>
-      <w:numFmt w:val="decimal"/>
-      <w:isLgl/>
-      <w:lvlText w:val="%1.%2.%3"/>
-      <w:lvlJc w:val="left"/>
-      <w:pPr>
-        <w:ind w:left="1800" w:hanging="720"/>
-      </w:pPr>
-      <w:rPr>
-        <w:rFonts w:hint="default"/>
-      </w:rPr>
-    </w:lvl>
-    <w:lvl w:ilvl="3">
-      <w:start w:val="1"/>
-      <w:numFmt w:val="decimal"/>
-      <w:isLgl/>
-      <w:lvlText w:val="%1.%2.%3.%4"/>
-      <w:lvlJc w:val="left"/>
-      <w:pPr>
-        <w:ind w:left="2160" w:hanging="720"/>
-      </w:pPr>
-      <w:rPr>
-        <w:rFonts w:hint="default"/>
-      </w:rPr>
-    </w:lvl>
-    <w:lvl w:ilvl="4">
-      <w:start w:val="1"/>
-      <w:numFmt w:val="decimal"/>
-      <w:isLgl/>
-      <w:lvlText w:val="%1.%2.%3.%4.%5"/>
-      <w:lvlJc w:val="left"/>
-      <w:pPr>
-        <w:ind w:left="2880" w:hanging="1080"/>
-      </w:pPr>
-      <w:rPr>
-        <w:rFonts w:hint="default"/>
-      </w:rPr>
-    </w:lvl>
-    <w:lvl w:ilvl="5">
-      <w:start w:val="1"/>
-      <w:numFmt w:val="decimal"/>
-      <w:isLgl/>
-      <w:lvlText w:val="%1.%2.%3.%4.%5.%6"/>
-      <w:lvlJc w:val="left"/>
-      <w:pPr>
-        <w:ind w:left="3240" w:hanging="1080"/>
-      </w:pPr>
-      <w:rPr>
-        <w:rFonts w:hint="default"/>
-      </w:rPr>
-    </w:lvl>
-    <w:lvl w:ilvl="6">
-      <w:start w:val="1"/>
-      <w:numFmt w:val="decimal"/>
-      <w:isLgl/>
-      <w:lvlText w:val="%1.%2.%3.%4.%5.%6.%7"/>
-      <w:lvlJc w:val="left"/>
-      <w:pPr>
-        <w:ind w:left="3960" w:hanging="1440"/>
-      </w:pPr>
-      <w:rPr>
-        <w:rFonts w:hint="default"/>
-      </w:rPr>
-    </w:lvl>
-    <w:lvl w:ilvl="7">
-      <w:start w:val="1"/>
-      <w:numFmt w:val="decimal"/>
-      <w:isLgl/>
-      <w:lvlText w:val="%1.%2.%3.%4.%5.%6.%7.%8"/>
-      <w:lvlJc w:val="left"/>
-      <w:pPr>
-        <w:ind w:left="4320" w:hanging="1440"/>
-      </w:pPr>
-      <w:rPr>
-        <w:rFonts w:hint="default"/>
-      </w:rPr>
-    </w:lvl>
-    <w:lvl w:ilvl="8">
-      <w:start w:val="1"/>
-      <w:numFmt w:val="decimal"/>
-      <w:isLgl/>
-      <w:lvlText w:val="%1.%2.%3.%4.%5.%6.%7.%8.%9"/>
-      <w:lvlJc w:val="left"/>
-      <w:pPr>
-        <w:ind w:left="5040" w:hanging="1800"/>
-      </w:pPr>
-      <w:rPr>
-        <w:rFonts w:hint="default"/>
-      </w:rPr>
-    </w:lvl>
-  </w:abstractNum>
-  <w:abstractNum w:abstractNumId="14" w15:restartNumberingAfterBreak="0">
-    <w:nsid w:val="465571C9"/>
-    <w:multiLevelType w:val="hybridMultilevel"/>
-    <w:tmpl w:val="147C4FB0"/>
-    <w:lvl w:ilvl="0" w:tplc="04090001">
-      <w:start w:val="1"/>
-      <w:numFmt w:val="bullet"/>
-      <w:lvlText w:val=""/>
-      <w:lvlJc w:val="left"/>
-      <w:pPr>
-        <w:ind w:left="1440" w:hanging="360"/>
-      </w:pPr>
-      <w:rPr>
-        <w:rFonts w:ascii="Symbol" w:hAnsi="Symbol" w:hint="default"/>
-      </w:rPr>
-    </w:lvl>
-    <w:lvl w:ilvl="1" w:tplc="04090003" w:tentative="1">
-      <w:start w:val="1"/>
-      <w:numFmt w:val="bullet"/>
-      <w:lvlText w:val="o"/>
-      <w:lvlJc w:val="left"/>
-      <w:pPr>
-        <w:ind w:left="2160" w:hanging="360"/>
-      </w:pPr>
-      <w:rPr>
-        <w:rFonts w:ascii="Courier New" w:hAnsi="Courier New" w:cs="Courier New" w:hint="default"/>
-      </w:rPr>
-    </w:lvl>
-    <w:lvl w:ilvl="2" w:tplc="04090005" w:tentative="1">
-      <w:start w:val="1"/>
-      <w:numFmt w:val="bullet"/>
-      <w:lvlText w:val=""/>
-      <w:lvlJc w:val="left"/>
-      <w:pPr>
-        <w:ind w:left="2880" w:hanging="360"/>
-      </w:pPr>
-      <w:rPr>
-        <w:rFonts w:ascii="Wingdings" w:hAnsi="Wingdings" w:hint="default"/>
-      </w:rPr>
-    </w:lvl>
-    <w:lvl w:ilvl="3" w:tplc="04090001" w:tentative="1">
-      <w:start w:val="1"/>
-      <w:numFmt w:val="bullet"/>
-      <w:lvlText w:val=""/>
-      <w:lvlJc w:val="left"/>
-      <w:pPr>
-        <w:ind w:left="3600" w:hanging="360"/>
-      </w:pPr>
-      <w:rPr>
-        <w:rFonts w:ascii="Symbol" w:hAnsi="Symbol" w:hint="default"/>
-      </w:rPr>
-    </w:lvl>
-    <w:lvl w:ilvl="4" w:tplc="04090003" w:tentative="1">
-      <w:start w:val="1"/>
-      <w:numFmt w:val="bullet"/>
-      <w:lvlText w:val="o"/>
-      <w:lvlJc w:val="left"/>
-      <w:pPr>
-        <w:ind w:left="4320" w:hanging="360"/>
-      </w:pPr>
-      <w:rPr>
-        <w:rFonts w:ascii="Courier New" w:hAnsi="Courier New" w:cs="Courier New" w:hint="default"/>
-      </w:rPr>
-    </w:lvl>
-    <w:lvl w:ilvl="5" w:tplc="04090005" w:tentative="1">
-      <w:start w:val="1"/>
-      <w:numFmt w:val="bullet"/>
-      <w:lvlText w:val=""/>
-      <w:lvlJc w:val="left"/>
-      <w:pPr>
-        <w:ind w:left="5040" w:hanging="360"/>
-      </w:pPr>
-      <w:rPr>
-        <w:rFonts w:ascii="Wingdings" w:hAnsi="Wingdings" w:hint="default"/>
-      </w:rPr>
-    </w:lvl>
-    <w:lvl w:ilvl="6" w:tplc="04090001" w:tentative="1">
-      <w:start w:val="1"/>
-      <w:numFmt w:val="bullet"/>
-      <w:lvlText w:val=""/>
-      <w:lvlJc w:val="left"/>
-      <w:pPr>
-        <w:ind w:left="5760" w:hanging="360"/>
-      </w:pPr>
-      <w:rPr>
-        <w:rFonts w:ascii="Symbol" w:hAnsi="Symbol" w:hint="default"/>
-      </w:rPr>
-    </w:lvl>
-    <w:lvl w:ilvl="7" w:tplc="04090003" w:tentative="1">
-      <w:start w:val="1"/>
-      <w:numFmt w:val="bullet"/>
-      <w:lvlText w:val="o"/>
-      <w:lvlJc w:val="left"/>
-      <w:pPr>
-        <w:ind w:left="6480" w:hanging="360"/>
-      </w:pPr>
-      <w:rPr>
-        <w:rFonts w:ascii="Courier New" w:hAnsi="Courier New" w:cs="Courier New" w:hint="default"/>
-      </w:rPr>
-    </w:lvl>
-    <w:lvl w:ilvl="8" w:tplc="04090005" w:tentative="1">
-      <w:start w:val="1"/>
-      <w:numFmt w:val="bullet"/>
-      <w:lvlText w:val=""/>
-      <w:lvlJc w:val="left"/>
-      <w:pPr>
-        <w:ind w:left="7200" w:hanging="360"/>
-      </w:pPr>
-      <w:rPr>
-        <w:rFonts w:ascii="Wingdings" w:hAnsi="Wingdings" w:hint="default"/>
-      </w:rPr>
-    </w:lvl>
-  </w:abstractNum>
-  <w:abstractNum w:abstractNumId="15" w15:restartNumberingAfterBreak="0">
-    <w:nsid w:val="4EB66BA3"/>
-    <w:multiLevelType w:val="hybridMultilevel"/>
-    <w:tmpl w:val="27683122"/>
-    <w:lvl w:ilvl="0" w:tplc="2000000F">
-      <w:start w:val="1"/>
-      <w:numFmt w:val="decimal"/>
-      <w:lvlText w:val="%1."/>
-      <w:lvlJc w:val="left"/>
-      <w:pPr>
-        <w:ind w:left="720" w:hanging="360"/>
-      </w:pPr>
-    </w:lvl>
-    <w:lvl w:ilvl="1" w:tplc="20000019" w:tentative="1">
-      <w:start w:val="1"/>
-      <w:numFmt w:val="lowerLetter"/>
-      <w:lvlText w:val="%2."/>
-      <w:lvlJc w:val="left"/>
-      <w:pPr>
-        <w:ind w:left="1440" w:hanging="360"/>
-      </w:pPr>
-    </w:lvl>
-    <w:lvl w:ilvl="2" w:tplc="2000001B" w:tentative="1">
-      <w:start w:val="1"/>
-      <w:numFmt w:val="lowerRoman"/>
-      <w:lvlText w:val="%3."/>
-      <w:lvlJc w:val="right"/>
-      <w:pPr>
-        <w:ind w:left="2160" w:hanging="180"/>
-      </w:pPr>
-    </w:lvl>
-    <w:lvl w:ilvl="3" w:tplc="2000000F" w:tentative="1">
-      <w:start w:val="1"/>
-      <w:numFmt w:val="decimal"/>
-      <w:lvlText w:val="%4."/>
-      <w:lvlJc w:val="left"/>
-      <w:pPr>
-        <w:ind w:left="2880" w:hanging="360"/>
-      </w:pPr>
-    </w:lvl>
-    <w:lvl w:ilvl="4" w:tplc="20000019" w:tentative="1">
-      <w:start w:val="1"/>
-      <w:numFmt w:val="lowerLetter"/>
-      <w:lvlText w:val="%5."/>
-      <w:lvlJc w:val="left"/>
-      <w:pPr>
-        <w:ind w:left="3600" w:hanging="360"/>
-      </w:pPr>
-    </w:lvl>
-    <w:lvl w:ilvl="5" w:tplc="2000001B" w:tentative="1">
-      <w:start w:val="1"/>
-      <w:numFmt w:val="lowerRoman"/>
-      <w:lvlText w:val="%6."/>
-      <w:lvlJc w:val="right"/>
-      <w:pPr>
-        <w:ind w:left="4320" w:hanging="180"/>
-      </w:pPr>
-    </w:lvl>
-    <w:lvl w:ilvl="6" w:tplc="2000000F" w:tentative="1">
-      <w:start w:val="1"/>
-      <w:numFmt w:val="decimal"/>
-      <w:lvlText w:val="%7."/>
-      <w:lvlJc w:val="left"/>
-      <w:pPr>
-        <w:ind w:left="5040" w:hanging="360"/>
-      </w:pPr>
-    </w:lvl>
-    <w:lvl w:ilvl="7" w:tplc="20000019" w:tentative="1">
-      <w:start w:val="1"/>
-      <w:numFmt w:val="lowerLetter"/>
-      <w:lvlText w:val="%8."/>
-      <w:lvlJc w:val="left"/>
-      <w:pPr>
-        <w:ind w:left="5760" w:hanging="360"/>
-      </w:pPr>
-    </w:lvl>
-    <w:lvl w:ilvl="8" w:tplc="2000001B" w:tentative="1">
-      <w:start w:val="1"/>
-      <w:numFmt w:val="lowerRoman"/>
-      <w:lvlText w:val="%9."/>
-      <w:lvlJc w:val="right"/>
-      <w:pPr>
-        <w:ind w:left="6480" w:hanging="180"/>
-      </w:pPr>
-    </w:lvl>
-  </w:abstractNum>
-  <w:abstractNum w:abstractNumId="16" w15:restartNumberingAfterBreak="0">
-    <w:nsid w:val="4FB47E09"/>
-    <w:multiLevelType w:val="multilevel"/>
-    <w:tmpl w:val="BD1E9D66"/>
-    <w:lvl w:ilvl="0">
-      <w:start w:val="1"/>
-      <w:numFmt w:val="bullet"/>
-      <w:lvlText w:val=""/>
-      <w:lvlJc w:val="left"/>
-      <w:pPr>
-        <w:ind w:left="720" w:hanging="360"/>
-      </w:pPr>
-      <w:rPr>
-        <w:rFonts w:ascii="Symbol" w:hAnsi="Symbol" w:hint="default"/>
-      </w:rPr>
-    </w:lvl>
-    <w:lvl w:ilvl="1">
-      <w:start w:val="1"/>
-      <w:numFmt w:val="decimal"/>
-      <w:isLgl/>
-      <w:lvlText w:val="%1.%2"/>
-      <w:lvlJc w:val="left"/>
-      <w:pPr>
-        <w:ind w:left="1080" w:hanging="360"/>
-      </w:pPr>
-      <w:rPr>
-        <w:rFonts w:hint="default"/>
-      </w:rPr>
-    </w:lvl>
-    <w:lvl w:ilvl="2">
-      <w:start w:val="1"/>
-      <w:numFmt w:val="decimal"/>
-      <w:isLgl/>
-      <w:lvlText w:val="%1.%2.%3"/>
-      <w:lvlJc w:val="left"/>
-      <w:pPr>
-        <w:ind w:left="1800" w:hanging="720"/>
-      </w:pPr>
-      <w:rPr>
-        <w:rFonts w:hint="default"/>
-      </w:rPr>
-    </w:lvl>
-    <w:lvl w:ilvl="3">
-      <w:start w:val="1"/>
-      <w:numFmt w:val="decimal"/>
-      <w:isLgl/>
-      <w:lvlText w:val="%1.%2.%3.%4"/>
-      <w:lvlJc w:val="left"/>
-      <w:pPr>
-        <w:ind w:left="2160" w:hanging="720"/>
-      </w:pPr>
-      <w:rPr>
-        <w:rFonts w:hint="default"/>
-      </w:rPr>
-    </w:lvl>
-    <w:lvl w:ilvl="4">
-      <w:start w:val="1"/>
-      <w:numFmt w:val="decimal"/>
-      <w:isLgl/>
-      <w:lvlText w:val="%1.%2.%3.%4.%5"/>
-      <w:lvlJc w:val="left"/>
-      <w:pPr>
-        <w:ind w:left="2880" w:hanging="1080"/>
-      </w:pPr>
-      <w:rPr>
-        <w:rFonts w:hint="default"/>
-      </w:rPr>
-    </w:lvl>
-    <w:lvl w:ilvl="5">
-      <w:start w:val="1"/>
-      <w:numFmt w:val="decimal"/>
-      <w:isLgl/>
-      <w:lvlText w:val="%1.%2.%3.%4.%5.%6"/>
-      <w:lvlJc w:val="left"/>
-      <w:pPr>
-        <w:ind w:left="3240" w:hanging="1080"/>
-      </w:pPr>
-      <w:rPr>
-        <w:rFonts w:hint="default"/>
-      </w:rPr>
-    </w:lvl>
-    <w:lvl w:ilvl="6">
-      <w:start w:val="1"/>
-      <w:numFmt w:val="decimal"/>
-      <w:isLgl/>
-      <w:lvlText w:val="%1.%2.%3.%4.%5.%6.%7"/>
-      <w:lvlJc w:val="left"/>
-      <w:pPr>
-        <w:ind w:left="3960" w:hanging="1440"/>
-      </w:pPr>
-      <w:rPr>
-        <w:rFonts w:hint="default"/>
-      </w:rPr>
-    </w:lvl>
-    <w:lvl w:ilvl="7">
-      <w:start w:val="1"/>
-      <w:numFmt w:val="decimal"/>
-      <w:isLgl/>
-      <w:lvlText w:val="%1.%2.%3.%4.%5.%6.%7.%8"/>
-      <w:lvlJc w:val="left"/>
-      <w:pPr>
-        <w:ind w:left="4320" w:hanging="1440"/>
-      </w:pPr>
-      <w:rPr>
-        <w:rFonts w:hint="default"/>
-      </w:rPr>
-    </w:lvl>
-    <w:lvl w:ilvl="8">
-      <w:start w:val="1"/>
-      <w:numFmt w:val="decimal"/>
-      <w:isLgl/>
-      <w:lvlText w:val="%1.%2.%3.%4.%5.%6.%7.%8.%9"/>
-      <w:lvlJc w:val="left"/>
-      <w:pPr>
-        <w:ind w:left="5040" w:hanging="1800"/>
-      </w:pPr>
-      <w:rPr>
-        <w:rFonts w:hint="default"/>
-      </w:rPr>
-    </w:lvl>
-  </w:abstractNum>
-  <w:abstractNum w:abstractNumId="17" w15:restartNumberingAfterBreak="0">
-    <w:nsid w:val="595E3CD1"/>
-    <w:multiLevelType w:val="multilevel"/>
-    <w:tmpl w:val="DE2E08AC"/>
-    <w:lvl w:ilvl="0">
-      <w:start w:val="1"/>
-      <w:numFmt w:val="decimal"/>
-      <w:lvlText w:val="%1."/>
-      <w:lvlJc w:val="left"/>
-      <w:pPr>
-        <w:tabs>
-          <w:tab w:val="num" w:pos="720"/>
-        </w:tabs>
-        <w:ind w:left="720" w:hanging="360"/>
-      </w:pPr>
-    </w:lvl>
-    <w:lvl w:ilvl="1" w:tentative="1">
-      <w:start w:val="1"/>
-      <w:numFmt w:val="decimal"/>
-      <w:lvlText w:val="%2."/>
-      <w:lvlJc w:val="left"/>
-      <w:pPr>
-        <w:tabs>
-          <w:tab w:val="num" w:pos="1440"/>
-        </w:tabs>
-        <w:ind w:left="1440" w:hanging="360"/>
-      </w:pPr>
-    </w:lvl>
-    <w:lvl w:ilvl="2" w:tentative="1">
-      <w:start w:val="1"/>
-      <w:numFmt w:val="decimal"/>
-      <w:lvlText w:val="%3."/>
-      <w:lvlJc w:val="left"/>
-      <w:pPr>
-        <w:tabs>
-          <w:tab w:val="num" w:pos="2160"/>
-        </w:tabs>
-        <w:ind w:left="2160" w:hanging="360"/>
-      </w:pPr>
-    </w:lvl>
-    <w:lvl w:ilvl="3" w:tentative="1">
-      <w:start w:val="1"/>
-      <w:numFmt w:val="decimal"/>
-      <w:lvlText w:val="%4."/>
-      <w:lvlJc w:val="left"/>
-      <w:pPr>
-        <w:tabs>
-          <w:tab w:val="num" w:pos="2880"/>
-        </w:tabs>
-        <w:ind w:left="2880" w:hanging="360"/>
-      </w:pPr>
-    </w:lvl>
-    <w:lvl w:ilvl="4" w:tentative="1">
-      <w:start w:val="1"/>
-      <w:numFmt w:val="decimal"/>
-      <w:lvlText w:val="%5."/>
-      <w:lvlJc w:val="left"/>
-      <w:pPr>
-        <w:tabs>
-          <w:tab w:val="num" w:pos="3600"/>
-        </w:tabs>
-        <w:ind w:left="3600" w:hanging="360"/>
-      </w:pPr>
-    </w:lvl>
-    <w:lvl w:ilvl="5" w:tentative="1">
-      <w:start w:val="1"/>
-      <w:numFmt w:val="decimal"/>
-      <w:lvlText w:val="%6."/>
-      <w:lvlJc w:val="left"/>
-      <w:pPr>
-        <w:tabs>
-          <w:tab w:val="num" w:pos="4320"/>
-        </w:tabs>
-        <w:ind w:left="4320" w:hanging="360"/>
-      </w:pPr>
-    </w:lvl>
-    <w:lvl w:ilvl="6" w:tentative="1">
-      <w:start w:val="1"/>
-      <w:numFmt w:val="decimal"/>
-      <w:lvlText w:val="%7."/>
-      <w:lvlJc w:val="left"/>
-      <w:pPr>
-        <w:tabs>
-          <w:tab w:val="num" w:pos="5040"/>
-        </w:tabs>
-        <w:ind w:left="5040" w:hanging="360"/>
-      </w:pPr>
-    </w:lvl>
-    <w:lvl w:ilvl="7" w:tentative="1">
-      <w:start w:val="1"/>
-      <w:numFmt w:val="decimal"/>
-      <w:lvlText w:val="%8."/>
-      <w:lvlJc w:val="left"/>
-      <w:pPr>
-        <w:tabs>
-          <w:tab w:val="num" w:pos="5760"/>
-        </w:tabs>
-        <w:ind w:left="5760" w:hanging="360"/>
-      </w:pPr>
-    </w:lvl>
-    <w:lvl w:ilvl="8" w:tentative="1">
-      <w:start w:val="1"/>
-      <w:numFmt w:val="decimal"/>
-      <w:lvlText w:val="%9."/>
-      <w:lvlJc w:val="left"/>
-      <w:pPr>
-        <w:tabs>
-          <w:tab w:val="num" w:pos="6480"/>
-        </w:tabs>
-        <w:ind w:left="6480" w:hanging="360"/>
-      </w:pPr>
-    </w:lvl>
-  </w:abstractNum>
-  <w:abstractNum w:abstractNumId="18" w15:restartNumberingAfterBreak="0">
+  <w:abstractNum w:abstractNumId="20" w15:restartNumberingAfterBreak="0">
     <w:nsid w:val="649C0C40"/>
     <w:multiLevelType w:val="hybridMultilevel"/>
     <w:tmpl w:val="D22217A8"/>
@@ -10866,7 +12702,7 @@
       </w:pPr>
     </w:lvl>
   </w:abstractNum>
-  <w:abstractNum w:abstractNumId="19" w15:restartNumberingAfterBreak="0">
+  <w:abstractNum w:abstractNumId="21" w15:restartNumberingAfterBreak="0">
     <w:nsid w:val="687357E2"/>
     <w:multiLevelType w:val="multilevel"/>
     <w:tmpl w:val="EE72104C"/>
@@ -10984,7 +12820,7 @@
       </w:rPr>
     </w:lvl>
   </w:abstractNum>
-  <w:abstractNum w:abstractNumId="20" w15:restartNumberingAfterBreak="0">
+  <w:abstractNum w:abstractNumId="22" w15:restartNumberingAfterBreak="0">
     <w:nsid w:val="70245A78"/>
     <w:multiLevelType w:val="hybridMultilevel"/>
     <w:tmpl w:val="CE10AFE6"/>
@@ -11105,7 +12941,7 @@
       </w:rPr>
     </w:lvl>
   </w:abstractNum>
-  <w:abstractNum w:abstractNumId="21" w15:restartNumberingAfterBreak="0">
+  <w:abstractNum w:abstractNumId="23" w15:restartNumberingAfterBreak="0">
     <w:nsid w:val="76155D29"/>
     <w:multiLevelType w:val="multilevel"/>
     <w:tmpl w:val="6BE0CAE4"/>
@@ -11218,7 +13054,7 @@
       </w:pPr>
     </w:lvl>
   </w:abstractNum>
-  <w:abstractNum w:abstractNumId="22" w15:restartNumberingAfterBreak="0">
+  <w:abstractNum w:abstractNumId="24" w15:restartNumberingAfterBreak="0">
     <w:nsid w:val="761F4910"/>
     <w:multiLevelType w:val="hybridMultilevel"/>
     <w:tmpl w:val="5ED8F9E0"/>
@@ -11331,7 +13167,7 @@
       </w:rPr>
     </w:lvl>
   </w:abstractNum>
-  <w:abstractNum w:abstractNumId="23" w15:restartNumberingAfterBreak="0">
+  <w:abstractNum w:abstractNumId="25" w15:restartNumberingAfterBreak="0">
     <w:nsid w:val="79795F90"/>
     <w:multiLevelType w:val="hybridMultilevel"/>
     <w:tmpl w:val="3F3C62F8"/>
@@ -11420,7 +13256,7 @@
       </w:pPr>
     </w:lvl>
   </w:abstractNum>
-  <w:abstractNum w:abstractNumId="24" w15:restartNumberingAfterBreak="0">
+  <w:abstractNum w:abstractNumId="26" w15:restartNumberingAfterBreak="0">
     <w:nsid w:val="7D23794C"/>
     <w:multiLevelType w:val="hybridMultilevel"/>
     <w:tmpl w:val="94A626BC"/>
@@ -11509,7 +13345,7 @@
       </w:pPr>
     </w:lvl>
   </w:abstractNum>
-  <w:abstractNum w:abstractNumId="25" w15:restartNumberingAfterBreak="0">
+  <w:abstractNum w:abstractNumId="27" w15:restartNumberingAfterBreak="0">
     <w:nsid w:val="7D3F242A"/>
     <w:multiLevelType w:val="hybridMultilevel"/>
     <w:tmpl w:val="1D907C60"/>
@@ -11623,52 +13459,52 @@
     </w:lvl>
   </w:abstractNum>
   <w:num w:numId="1" w16cid:durableId="146094417">
+    <w:abstractNumId w:val="22"/>
+  </w:num>
+  <w:num w:numId="2" w16cid:durableId="172886592">
     <w:abstractNumId w:val="20"/>
   </w:num>
-  <w:num w:numId="2" w16cid:durableId="172886592">
-    <w:abstractNumId w:val="18"/>
-  </w:num>
   <w:num w:numId="3" w16cid:durableId="403600342">
-    <w:abstractNumId w:val="24"/>
+    <w:abstractNumId w:val="26"/>
   </w:num>
   <w:num w:numId="4" w16cid:durableId="24064874">
-    <w:abstractNumId w:val="15"/>
+    <w:abstractNumId w:val="17"/>
   </w:num>
   <w:num w:numId="5" w16cid:durableId="389577878">
-    <w:abstractNumId w:val="9"/>
+    <w:abstractNumId w:val="10"/>
   </w:num>
   <w:num w:numId="6" w16cid:durableId="1215191701">
     <w:abstractNumId w:val="1"/>
   </w:num>
   <w:num w:numId="7" w16cid:durableId="150297225">
-    <w:abstractNumId w:val="21"/>
+    <w:abstractNumId w:val="23"/>
   </w:num>
   <w:num w:numId="8" w16cid:durableId="1817602105">
-    <w:abstractNumId w:val="23"/>
+    <w:abstractNumId w:val="25"/>
   </w:num>
   <w:num w:numId="9" w16cid:durableId="1970816416">
-    <w:abstractNumId w:val="12"/>
+    <w:abstractNumId w:val="14"/>
   </w:num>
   <w:num w:numId="10" w16cid:durableId="530412091">
     <w:abstractNumId w:val="6"/>
   </w:num>
   <w:num w:numId="11" w16cid:durableId="1356611053">
-    <w:abstractNumId w:val="25"/>
+    <w:abstractNumId w:val="27"/>
   </w:num>
   <w:num w:numId="12" w16cid:durableId="110781597">
     <w:abstractNumId w:val="7"/>
   </w:num>
   <w:num w:numId="13" w16cid:durableId="1055201347">
-    <w:abstractNumId w:val="8"/>
+    <w:abstractNumId w:val="9"/>
   </w:num>
   <w:num w:numId="14" w16cid:durableId="591355733">
     <w:abstractNumId w:val="4"/>
   </w:num>
   <w:num w:numId="15" w16cid:durableId="1386178746">
-    <w:abstractNumId w:val="11"/>
+    <w:abstractNumId w:val="13"/>
   </w:num>
   <w:num w:numId="16" w16cid:durableId="1904295892">
-    <w:abstractNumId w:val="16"/>
+    <w:abstractNumId w:val="18"/>
   </w:num>
   <w:num w:numId="17" w16cid:durableId="1186020668">
     <w:abstractNumId w:val="0"/>
@@ -11677,28 +13513,34 @@
     <w:abstractNumId w:val="3"/>
   </w:num>
   <w:num w:numId="19" w16cid:durableId="1028332277">
-    <w:abstractNumId w:val="13"/>
+    <w:abstractNumId w:val="15"/>
   </w:num>
   <w:num w:numId="20" w16cid:durableId="324627823">
     <w:abstractNumId w:val="5"/>
   </w:num>
   <w:num w:numId="21" w16cid:durableId="980425779">
+    <w:abstractNumId w:val="21"/>
+  </w:num>
+  <w:num w:numId="22" w16cid:durableId="1711762263">
+    <w:abstractNumId w:val="16"/>
+  </w:num>
+  <w:num w:numId="23" w16cid:durableId="113210969">
     <w:abstractNumId w:val="19"/>
   </w:num>
-  <w:num w:numId="22" w16cid:durableId="1711762263">
-    <w:abstractNumId w:val="14"/>
-  </w:num>
-  <w:num w:numId="23" w16cid:durableId="113210969">
-    <w:abstractNumId w:val="17"/>
-  </w:num>
   <w:num w:numId="24" w16cid:durableId="1693342063">
-    <w:abstractNumId w:val="10"/>
+    <w:abstractNumId w:val="12"/>
   </w:num>
   <w:num w:numId="25" w16cid:durableId="2120949727">
-    <w:abstractNumId w:val="22"/>
+    <w:abstractNumId w:val="24"/>
   </w:num>
   <w:num w:numId="26" w16cid:durableId="1925186046">
     <w:abstractNumId w:val="2"/>
+  </w:num>
+  <w:num w:numId="27" w16cid:durableId="1223370763">
+    <w:abstractNumId w:val="8"/>
+  </w:num>
+  <w:num w:numId="28" w16cid:durableId="1518958437">
+    <w:abstractNumId w:val="11"/>
   </w:num>
 </w:numbering>
 </file>
@@ -12110,6 +13952,7 @@
   <w:style w:type="character" w:default="1" w:styleId="DefaultParagraphFont">
     <w:name w:val="Default Paragraph Font"/>
     <w:uiPriority w:val="1"/>
+    <w:semiHidden/>
     <w:unhideWhenUsed/>
   </w:style>
   <w:style w:type="table" w:default="1" w:styleId="TableNormal">
